--- a/pr-preview/pr-263/algebra-tracked-changes.docx
+++ b/pr-preview/pr-263/algebra-tracked-changes.docx
@@ -16,7 +16,7 @@
       </w:pPr>
       <w:del w:id="1" w:author="PR Preview" w:date="2026-01-01T00:00:00Z">
         <w:r>
-          <w:delText xml:space="preserve">Last modified: 2026-10-13 11:22:25 (PDT)</w:delText>
+          <w:delText xml:space="preserve">Last modified: 2026-10-13 17:46:07 (PDT)</w:delText>
         </w:r>
       </w:del>
     </w:p>
@@ -26,7 +26,7 @@
       </w:pPr>
       <w:ins w:id="2" w:author="PR Preview" w:date="2026-01-01T00:00:00Z">
         <w:r>
-          <w:t xml:space="preserve">Last modified: 2026-10-13 13:40:26 (PDT)</w:t>
+          <w:t xml:space="preserve">Last modified: 2026-10-13 17:44:25 (PDT)</w:t>
         </w:r>
       </w:ins>
     </w:p>
@@ -1981,7 +1981,7 @@
     </w:p>
     <w:bookmarkEnd w:id="24"/>
     <w:bookmarkEnd w:id="25"/>
-    <w:bookmarkStart w:id="34" w:name="sec-powers-roots-abs"/>
+    <w:bookmarkStart w:id="37" w:name="sec-powers-roots-abs"/>
     <w:p>
       <w:pPr>
         <w:pStyle w:val="Heading2"/>
@@ -1990,7 +1990,7 @@
         <w:t xml:space="preserve">3 Powers, square roots, and absolute values</w:t>
       </w:r>
     </w:p>
-    <w:bookmarkStart w:id="28" w:name="def-power"/>
+    <w:bookmarkStart w:id="27" w:name="def-power"/>
     <w:p>
       <w:pPr>
         <w:pStyle w:val="FirstParagraph"/>
@@ -2367,240 +2367,9 @@
       <w:r>
         <w:t xml:space="preserve">.</w:t>
       </w:r>
-      <w:r>
-        <w:t xml:space="preserve"> </w:t>
-      </w:r>
-      <w:r>
-        <w:t xml:space="preserve">For the exponent</w:t>
-      </w:r>
-      <w:r>
-        <w:t xml:space="preserve"> </w:t>
-      </w:r>
-      <m:oMath>
-        <m:r>
-          <m:t>0</m:t>
-        </m:r>
-      </m:oMath>
-      <w:r>
-        <w:t xml:space="preserve"> </w:t>
-      </w:r>
-      <w:r>
-        <w:t xml:space="preserve">and negative</w:t>
-      </w:r>
-      <w:r>
-        <w:t xml:space="preserve"> </w:t>
-      </w:r>
-      <w:hyperlink r:id="rId27">
-        <w:r>
-          <w:rPr>
-            <w:rStyle w:val="Hyperlink"/>
-          </w:rPr>
-          <w:t xml:space="preserve">integer</w:t>
-        </w:r>
-      </w:hyperlink>
-      <w:r>
-        <w:t xml:space="preserve"> </w:t>
-      </w:r>
-      <w:r>
-        <w:t xml:space="preserve">exponents:</w:t>
-      </w:r>
     </w:p>
-    <w:p>
-      <w:pPr>
-        <w:pStyle w:val="Compact"/>
-        <w:numPr>
-          <w:ilvl w:val="0"/>
-          <w:numId w:val="1005"/>
-        </w:numPr>
-      </w:pPr>
-      <m:oMath>
-        <m:sSup>
-          <m:e>
-            <m:r>
-              <m:t>a</m:t>
-            </m:r>
-          </m:e>
-          <m:sup>
-            <m:r>
-              <m:t>0</m:t>
-            </m:r>
-          </m:sup>
-        </m:sSup>
-        <m:limUpp>
-          <m:e>
-            <m:r>
-              <m:rPr>
-                <m:sty m:val="p"/>
-              </m:rPr>
-              <m:t>=</m:t>
-            </m:r>
-          </m:e>
-          <m:lim>
-            <m:r>
-              <m:rPr>
-                <m:nor/>
-                <m:sty m:val="p"/>
-              </m:rPr>
-              <m:t>def</m:t>
-            </m:r>
-          </m:lim>
-        </m:limUpp>
-        <m:r>
-          <m:t>1</m:t>
-        </m:r>
-      </m:oMath>
-      <w:r>
-        <w:t xml:space="preserve">, including</w:t>
-      </w:r>
-      <w:r>
-        <w:t xml:space="preserve"> </w:t>
-      </w:r>
-      <m:oMath>
-        <m:sSup>
-          <m:e>
-            <m:r>
-              <m:t>0</m:t>
-            </m:r>
-          </m:e>
-          <m:sup>
-            <m:r>
-              <m:t>0</m:t>
-            </m:r>
-          </m:sup>
-        </m:sSup>
-        <m:r>
-          <m:rPr>
-            <m:sty m:val="p"/>
-          </m:rPr>
-          <m:t>=</m:t>
-        </m:r>
-        <m:r>
-          <m:t>1</m:t>
-        </m:r>
-      </m:oMath>
-      <w:r>
-        <w:t xml:space="preserve"> </w:t>
-      </w:r>
-      <w:r>
-        <w:t xml:space="preserve">by convention;</w:t>
-      </w:r>
-    </w:p>
-    <w:p>
-      <w:pPr>
-        <w:pStyle w:val="Compact"/>
-        <w:numPr>
-          <w:ilvl w:val="0"/>
-          <w:numId w:val="1005"/>
-        </w:numPr>
-      </w:pPr>
-      <m:oMath>
-        <m:sSup>
-          <m:e>
-            <m:r>
-              <m:t>a</m:t>
-            </m:r>
-          </m:e>
-          <m:sup>
-            <m:r>
-              <m:rPr>
-                <m:sty m:val="p"/>
-              </m:rPr>
-              <m:t>−</m:t>
-            </m:r>
-            <m:r>
-              <m:t>n</m:t>
-            </m:r>
-          </m:sup>
-        </m:sSup>
-        <m:limUpp>
-          <m:e>
-            <m:r>
-              <m:rPr>
-                <m:sty m:val="p"/>
-              </m:rPr>
-              <m:t>=</m:t>
-            </m:r>
-          </m:e>
-          <m:lim>
-            <m:r>
-              <m:rPr>
-                <m:nor/>
-                <m:sty m:val="p"/>
-              </m:rPr>
-              <m:t>def</m:t>
-            </m:r>
-          </m:lim>
-        </m:limUpp>
-        <m:f>
-          <m:fPr>
-            <m:type m:val="bar"/>
-          </m:fPr>
-          <m:num>
-            <m:r>
-              <m:t>1</m:t>
-            </m:r>
-          </m:num>
-          <m:den>
-            <m:sSup>
-              <m:e>
-                <m:r>
-                  <m:t>a</m:t>
-                </m:r>
-              </m:e>
-              <m:sup>
-                <m:r>
-                  <m:t>n</m:t>
-                </m:r>
-              </m:sup>
-            </m:sSup>
-          </m:den>
-        </m:f>
-      </m:oMath>
-      <w:r>
-        <w:t xml:space="preserve">, when</w:t>
-      </w:r>
-      <w:r>
-        <w:t xml:space="preserve"> </w:t>
-      </w:r>
-      <m:oMath>
-        <m:r>
-          <m:t>a</m:t>
-        </m:r>
-        <m:r>
-          <m:rPr>
-            <m:sty m:val="p"/>
-          </m:rPr>
-          <m:t>≠</m:t>
-        </m:r>
-        <m:r>
-          <m:t>0</m:t>
-        </m:r>
-      </m:oMath>
-      <w:r>
-        <w:t xml:space="preserve">.</w:t>
-      </w:r>
-    </w:p>
-    <w:p>
-      <w:pPr>
-        <w:pStyle w:val="FirstParagraph"/>
-      </w:pPr>
-      <w:hyperlink w:anchor="def-real-power">
-        <w:r>
-          <w:rPr>
-            <w:rStyle w:val="Hyperlink"/>
-          </w:rPr>
-          <w:t xml:space="preserve">Definition 48</w:t>
-        </w:r>
-      </w:hyperlink>
-      <w:r>
-        <w:t xml:space="preserve"> </w:t>
-      </w:r>
-      <w:r>
-        <w:t xml:space="preserve">extends powers to real exponents when the base is positive.</w:t>
-      </w:r>
-    </w:p>
-    <w:bookmarkEnd w:id="28"/>
-    <w:bookmarkStart w:id="29" w:name="exm-power"/>
+    <w:bookmarkEnd w:id="27"/>
+    <w:bookmarkStart w:id="28" w:name="exm-power"/>
     <w:p>
       <w:pPr>
         <w:pStyle w:val="BodyText"/>
@@ -2992,7 +2761,7 @@
       <w:pPr>
         <w:numPr>
           <w:ilvl w:val="0"/>
-          <w:numId w:val="1006"/>
+          <w:numId w:val="1005"/>
         </w:numPr>
       </w:pPr>
       <m:oMath>
@@ -3121,8 +2890,8 @@
         </m:oMath>
       </m:oMathPara>
     </w:p>
-    <w:bookmarkEnd w:id="29"/>
-    <w:bookmarkStart w:id="30" w:name="def-square-root"/>
+    <w:bookmarkEnd w:id="28"/>
+    <w:bookmarkStart w:id="30" w:name="def-power-integer"/>
     <w:p>
       <w:pPr>
         <w:pStyle w:val="FirstParagraph"/>
@@ -3132,7 +2901,264 @@
           <w:b/>
           <w:bCs/>
         </w:rPr>
-        <w:t xml:space="preserve">Definition 5 (Square root)</w:t>
+        <w:t xml:space="preserve">Definition 5 (Powers with exponent zero or a negative integer)</w:t>
+      </w:r>
+      <w:r>
+        <w:t xml:space="preserve"> </w:t>
+      </w:r>
+      <w:r>
+        <w:t xml:space="preserve">For the exponent</w:t>
+      </w:r>
+      <w:r>
+        <w:t xml:space="preserve"> </w:t>
+      </w:r>
+      <m:oMath>
+        <m:r>
+          <m:t>0</m:t>
+        </m:r>
+      </m:oMath>
+      <w:r>
+        <w:t xml:space="preserve"> </w:t>
+      </w:r>
+      <w:r>
+        <w:t xml:space="preserve">and negative</w:t>
+      </w:r>
+      <w:r>
+        <w:t xml:space="preserve"> </w:t>
+      </w:r>
+      <w:hyperlink r:id="rId29">
+        <w:r>
+          <w:rPr>
+            <w:rStyle w:val="Hyperlink"/>
+          </w:rPr>
+          <w:t xml:space="preserve">integer</w:t>
+        </w:r>
+      </w:hyperlink>
+      <w:r>
+        <w:t xml:space="preserve"> </w:t>
+      </w:r>
+      <w:r>
+        <w:t xml:space="preserve">exponents:</w:t>
+      </w:r>
+    </w:p>
+    <w:p>
+      <w:pPr>
+        <w:pStyle w:val="Compact"/>
+        <w:numPr>
+          <w:ilvl w:val="0"/>
+          <w:numId w:val="1006"/>
+        </w:numPr>
+      </w:pPr>
+      <m:oMath>
+        <m:sSup>
+          <m:e>
+            <m:r>
+              <m:t>a</m:t>
+            </m:r>
+          </m:e>
+          <m:sup>
+            <m:r>
+              <m:t>0</m:t>
+            </m:r>
+          </m:sup>
+        </m:sSup>
+        <m:limUpp>
+          <m:e>
+            <m:r>
+              <m:rPr>
+                <m:sty m:val="p"/>
+              </m:rPr>
+              <m:t>=</m:t>
+            </m:r>
+          </m:e>
+          <m:lim>
+            <m:r>
+              <m:rPr>
+                <m:nor/>
+                <m:sty m:val="p"/>
+              </m:rPr>
+              <m:t>def</m:t>
+            </m:r>
+          </m:lim>
+        </m:limUpp>
+        <m:r>
+          <m:t>1</m:t>
+        </m:r>
+      </m:oMath>
+      <w:r>
+        <w:t xml:space="preserve">, including</w:t>
+      </w:r>
+      <w:r>
+        <w:t xml:space="preserve"> </w:t>
+      </w:r>
+      <m:oMath>
+        <m:sSup>
+          <m:e>
+            <m:r>
+              <m:t>0</m:t>
+            </m:r>
+          </m:e>
+          <m:sup>
+            <m:r>
+              <m:t>0</m:t>
+            </m:r>
+          </m:sup>
+        </m:sSup>
+        <m:r>
+          <m:rPr>
+            <m:sty m:val="p"/>
+          </m:rPr>
+          <m:t>=</m:t>
+        </m:r>
+        <m:r>
+          <m:t>1</m:t>
+        </m:r>
+      </m:oMath>
+      <w:r>
+        <w:t xml:space="preserve"> </w:t>
+      </w:r>
+      <w:r>
+        <w:t xml:space="preserve">by convention;</w:t>
+      </w:r>
+    </w:p>
+    <w:p>
+      <w:pPr>
+        <w:pStyle w:val="Compact"/>
+        <w:numPr>
+          <w:ilvl w:val="0"/>
+          <w:numId w:val="1006"/>
+        </w:numPr>
+      </w:pPr>
+      <m:oMath>
+        <m:sSup>
+          <m:e>
+            <m:r>
+              <m:t>a</m:t>
+            </m:r>
+          </m:e>
+          <m:sup>
+            <m:r>
+              <m:rPr>
+                <m:sty m:val="p"/>
+              </m:rPr>
+              <m:t>−</m:t>
+            </m:r>
+            <m:r>
+              <m:t>n</m:t>
+            </m:r>
+          </m:sup>
+        </m:sSup>
+        <m:limUpp>
+          <m:e>
+            <m:r>
+              <m:rPr>
+                <m:sty m:val="p"/>
+              </m:rPr>
+              <m:t>=</m:t>
+            </m:r>
+          </m:e>
+          <m:lim>
+            <m:r>
+              <m:rPr>
+                <m:nor/>
+                <m:sty m:val="p"/>
+              </m:rPr>
+              <m:t>def</m:t>
+            </m:r>
+          </m:lim>
+        </m:limUpp>
+        <m:f>
+          <m:fPr>
+            <m:type m:val="bar"/>
+          </m:fPr>
+          <m:num>
+            <m:r>
+              <m:t>1</m:t>
+            </m:r>
+          </m:num>
+          <m:den>
+            <m:sSup>
+              <m:e>
+                <m:r>
+                  <m:t>a</m:t>
+                </m:r>
+              </m:e>
+              <m:sup>
+                <m:r>
+                  <m:t>n</m:t>
+                </m:r>
+              </m:sup>
+            </m:sSup>
+          </m:den>
+        </m:f>
+      </m:oMath>
+      <w:r>
+        <w:t xml:space="preserve">, when</w:t>
+      </w:r>
+      <w:r>
+        <w:t xml:space="preserve"> </w:t>
+      </w:r>
+      <m:oMath>
+        <m:r>
+          <m:t>a</m:t>
+        </m:r>
+        <m:r>
+          <m:rPr>
+            <m:sty m:val="p"/>
+          </m:rPr>
+          <m:t>≠</m:t>
+        </m:r>
+        <m:r>
+          <m:t>0</m:t>
+        </m:r>
+      </m:oMath>
+      <w:r>
+        <w:t xml:space="preserve">.</w:t>
+      </w:r>
+    </w:p>
+    <w:bookmarkEnd w:id="30"/>
+    <w:bookmarkStart w:id="31" w:name="rem-power-real-exponents"/>
+    <w:p>
+      <w:pPr>
+        <w:pStyle w:val="FirstParagraph"/>
+      </w:pPr>
+      <w:r>
+        <w:rPr>
+          <w:i/>
+          <w:iCs/>
+        </w:rPr>
+        <w:t xml:space="preserve">Remark 1</w:t>
+      </w:r>
+      <w:r>
+        <w:t xml:space="preserve"> (Powers with real exponents). </w:t>
+      </w:r>
+      <w:hyperlink w:anchor="def-real-power">
+        <w:r>
+          <w:rPr>
+            <w:rStyle w:val="Hyperlink"/>
+          </w:rPr>
+          <w:t xml:space="preserve">Definition 50</w:t>
+        </w:r>
+      </w:hyperlink>
+      <w:r>
+        <w:t xml:space="preserve"> </w:t>
+      </w:r>
+      <w:r>
+        <w:t xml:space="preserve">extends powers to real exponents when the base is positive.</w:t>
+      </w:r>
+    </w:p>
+    <w:bookmarkEnd w:id="31"/>
+    <w:bookmarkStart w:id="32" w:name="def-square-root"/>
+    <w:p>
+      <w:pPr>
+        <w:pStyle w:val="BodyText"/>
+      </w:pPr>
+      <w:r>
+        <w:rPr>
+          <w:b/>
+          <w:bCs/>
+        </w:rPr>
+        <w:t xml:space="preserve">Definition 6 (Square root)</w:t>
       </w:r>
       <w:r>
         <w:t xml:space="preserve"> </w:t>
@@ -3241,8 +3267,8 @@
         <w:t xml:space="preserve">.</w:t>
       </w:r>
     </w:p>
-    <w:bookmarkEnd w:id="30"/>
-    <w:bookmarkStart w:id="31" w:name="exm-square-root"/>
+    <w:bookmarkEnd w:id="32"/>
+    <w:bookmarkStart w:id="33" w:name="exm-square-root"/>
     <w:p>
       <w:pPr>
         <w:pStyle w:val="BodyText"/>
@@ -3558,8 +3584,8 @@
         <w:t xml:space="preserve">).</w:t>
       </w:r>
     </w:p>
-    <w:bookmarkEnd w:id="31"/>
-    <w:bookmarkStart w:id="32" w:name="def-absolute-value"/>
+    <w:bookmarkEnd w:id="33"/>
+    <w:bookmarkStart w:id="34" w:name="def-absolute-value"/>
     <w:p>
       <w:pPr>
         <w:pStyle w:val="FirstParagraph"/>
@@ -3569,7 +3595,7 @@
           <w:b/>
           <w:bCs/>
         </w:rPr>
-        <w:t xml:space="preserve">Definition 6 (Absolute value of a real number)</w:t>
+        <w:t xml:space="preserve">Definition 7 (Absolute value of a real number)</w:t>
       </w:r>
       <w:r>
         <w:t xml:space="preserve"> </w:t>
@@ -3748,111 +3774,11 @@
         </m:oMath>
       </m:oMathPara>
     </w:p>
+    <w:bookmarkEnd w:id="34"/>
+    <w:bookmarkStart w:id="35" w:name="exm-absolute-value"/>
     <w:p>
       <w:pPr>
         <w:pStyle w:val="FirstParagraph"/>
-      </w:pPr>
-      <w:r>
-        <w:t xml:space="preserve">For real numbers</w:t>
-      </w:r>
-      <w:r>
-        <w:t xml:space="preserve"> </w:t>
-      </w:r>
-      <m:oMath>
-        <m:r>
-          <m:t>a</m:t>
-        </m:r>
-      </m:oMath>
-      <w:r>
-        <w:t xml:space="preserve"> </w:t>
-      </w:r>
-      <w:r>
-        <w:t xml:space="preserve">and</w:t>
-      </w:r>
-      <w:r>
-        <w:t xml:space="preserve"> </w:t>
-      </w:r>
-      <m:oMath>
-        <m:r>
-          <m:t>b</m:t>
-        </m:r>
-      </m:oMath>
-      <w:r>
-        <w:t xml:space="preserve">,</w:t>
-      </w:r>
-      <w:r>
-        <w:t xml:space="preserve"> </w:t>
-      </w:r>
-      <m:oMath>
-        <m:r>
-          <m:t>​</m:t>
-        </m:r>
-        <m:d>
-          <m:dPr>
-            <m:begChr m:val="|"/>
-            <m:sepChr m:val=""/>
-            <m:endChr m:val="|"/>
-            <m:grow/>
-          </m:dPr>
-          <m:e>
-            <m:r>
-              <m:t>a</m:t>
-            </m:r>
-            <m:r>
-              <m:rPr>
-                <m:sty m:val="p"/>
-              </m:rPr>
-              <m:t>−</m:t>
-            </m:r>
-            <m:r>
-              <m:t>b</m:t>
-            </m:r>
-          </m:e>
-        </m:d>
-        <m:r>
-          <m:t>​</m:t>
-        </m:r>
-      </m:oMath>
-      <w:r>
-        <w:t xml:space="preserve"> </w:t>
-      </w:r>
-      <w:r>
-        <w:t xml:space="preserve">is the distance between</w:t>
-      </w:r>
-      <w:r>
-        <w:t xml:space="preserve"> </w:t>
-      </w:r>
-      <m:oMath>
-        <m:r>
-          <m:t>a</m:t>
-        </m:r>
-      </m:oMath>
-      <w:r>
-        <w:t xml:space="preserve"> </w:t>
-      </w:r>
-      <w:r>
-        <w:t xml:space="preserve">and</w:t>
-      </w:r>
-      <w:r>
-        <w:t xml:space="preserve"> </w:t>
-      </w:r>
-      <m:oMath>
-        <m:r>
-          <m:t>b</m:t>
-        </m:r>
-      </m:oMath>
-      <w:r>
-        <w:t xml:space="preserve"> </w:t>
-      </w:r>
-      <w:r>
-        <w:t xml:space="preserve">on the number line.</w:t>
-      </w:r>
-    </w:p>
-    <w:bookmarkEnd w:id="32"/>
-    <w:bookmarkStart w:id="33" w:name="exm-absolute-value"/>
-    <w:p>
-      <w:pPr>
-        <w:pStyle w:val="BodyText"/>
       </w:pPr>
       <w:r>
         <w:rPr>
@@ -4316,7 +4242,7 @@
           <w:rPr>
             <w:rStyle w:val="Hyperlink"/>
           </w:rPr>
-          <w:t xml:space="preserve">Definition 5</w:t>
+          <w:t xml:space="preserve">Definition 6</w:t>
         </w:r>
       </w:hyperlink>
       <w:r>
@@ -4450,9 +4376,121 @@
         <w:t xml:space="preserve">.</w:t>
       </w:r>
     </w:p>
-    <w:bookmarkEnd w:id="33"/>
-    <w:bookmarkEnd w:id="34"/>
-    <w:bookmarkStart w:id="49" w:name="sec-min-max"/>
+    <w:bookmarkEnd w:id="35"/>
+    <w:bookmarkStart w:id="36" w:name="rem-absolute-value-distance"/>
+    <w:p>
+      <w:pPr>
+        <w:pStyle w:val="FirstParagraph"/>
+      </w:pPr>
+      <w:r>
+        <w:rPr>
+          <w:i/>
+          <w:iCs/>
+        </w:rPr>
+        <w:t xml:space="preserve">Remark 2</w:t>
+      </w:r>
+      <w:r>
+        <w:t xml:space="preserve"> (Absolute value as distance). </w:t>
+      </w:r>
+      <w:r>
+        <w:t xml:space="preserve">For real numbers</w:t>
+      </w:r>
+      <w:r>
+        <w:t xml:space="preserve"> </w:t>
+      </w:r>
+      <m:oMath>
+        <m:r>
+          <m:t>a</m:t>
+        </m:r>
+      </m:oMath>
+      <w:r>
+        <w:t xml:space="preserve"> </w:t>
+      </w:r>
+      <w:r>
+        <w:t xml:space="preserve">and</w:t>
+      </w:r>
+      <w:r>
+        <w:t xml:space="preserve"> </w:t>
+      </w:r>
+      <m:oMath>
+        <m:r>
+          <m:t>b</m:t>
+        </m:r>
+      </m:oMath>
+      <w:r>
+        <w:t xml:space="preserve">,</w:t>
+      </w:r>
+      <w:r>
+        <w:t xml:space="preserve"> </w:t>
+      </w:r>
+      <m:oMath>
+        <m:r>
+          <m:t>​</m:t>
+        </m:r>
+        <m:d>
+          <m:dPr>
+            <m:begChr m:val="|"/>
+            <m:sepChr m:val=""/>
+            <m:endChr m:val="|"/>
+            <m:grow/>
+          </m:dPr>
+          <m:e>
+            <m:r>
+              <m:t>a</m:t>
+            </m:r>
+            <m:r>
+              <m:rPr>
+                <m:sty m:val="p"/>
+              </m:rPr>
+              <m:t>−</m:t>
+            </m:r>
+            <m:r>
+              <m:t>b</m:t>
+            </m:r>
+          </m:e>
+        </m:d>
+        <m:r>
+          <m:t>​</m:t>
+        </m:r>
+      </m:oMath>
+      <w:r>
+        <w:t xml:space="preserve"> </w:t>
+      </w:r>
+      <w:r>
+        <w:t xml:space="preserve">is the distance between</w:t>
+      </w:r>
+      <w:r>
+        <w:t xml:space="preserve"> </w:t>
+      </w:r>
+      <m:oMath>
+        <m:r>
+          <m:t>a</m:t>
+        </m:r>
+      </m:oMath>
+      <w:r>
+        <w:t xml:space="preserve"> </w:t>
+      </w:r>
+      <w:r>
+        <w:t xml:space="preserve">and</w:t>
+      </w:r>
+      <w:r>
+        <w:t xml:space="preserve"> </w:t>
+      </w:r>
+      <m:oMath>
+        <m:r>
+          <m:t>b</m:t>
+        </m:r>
+      </m:oMath>
+      <w:r>
+        <w:t xml:space="preserve"> </w:t>
+      </w:r>
+      <w:r>
+        <w:t xml:space="preserve">on the number line.</w:t>
+      </w:r>
+    </w:p>
+    <w:bookmarkEnd w:id="36"/>
+    <w:bookmarkEnd w:id="37"/>
+    <w:bookmarkStart w:id="52" w:name="sec-min-max"/>
     <w:p>
       <w:pPr>
         <w:pStyle w:val="Heading2"/>
@@ -4461,7 +4499,7 @@
         <w:t xml:space="preserve">4 Minimum, maximum, argmin and argmax</w:t>
       </w:r>
     </w:p>
-    <w:bookmarkStart w:id="35" w:name="exr-min-and-argmin"/>
+    <w:bookmarkStart w:id="38" w:name="exr-min-and-argmin"/>
     <w:p>
       <w:pPr>
         <w:pStyle w:val="FirstParagraph"/>
@@ -4825,8 +4863,8 @@
         <w:t xml:space="preserve">does it take that value?</w:t>
       </w:r>
     </w:p>
-    <w:bookmarkEnd w:id="35"/>
-    <w:bookmarkStart w:id="36" w:name="sol-min-and-argmin"/>
+    <w:bookmarkEnd w:id="38"/>
+    <w:bookmarkStart w:id="39" w:name="sol-min-and-argmin"/>
     <w:p>
       <w:pPr>
         <w:pStyle w:val="FirstParagraph"/>
@@ -5554,8 +5592,8 @@
         <w:t xml:space="preserve">not a single number.</w:t>
       </w:r>
     </w:p>
-    <w:bookmarkEnd w:id="36"/>
-    <w:bookmarkStart w:id="37" w:name="def-minimum"/>
+    <w:bookmarkEnd w:id="39"/>
+    <w:bookmarkStart w:id="40" w:name="def-minimum"/>
     <w:p>
       <w:pPr>
         <w:pStyle w:val="FirstParagraph"/>
@@ -5565,7 +5603,7 @@
           <w:b/>
           <w:bCs/>
         </w:rPr>
-        <w:t xml:space="preserve">Definition 7 (Minimum)</w:t>
+        <w:t xml:space="preserve">Definition 8 (Minimum)</w:t>
       </w:r>
       <w:r>
         <w:t xml:space="preserve"> </w:t>
@@ -5740,8 +5778,8 @@
         <w:t xml:space="preserve">.</w:t>
       </w:r>
     </w:p>
-    <w:bookmarkEnd w:id="37"/>
-    <w:bookmarkStart w:id="39" w:name="rem-minimum-may-not-exist"/>
+    <w:bookmarkEnd w:id="40"/>
+    <w:bookmarkStart w:id="42" w:name="rem-minimum-may-not-exist"/>
     <w:p>
       <w:pPr>
         <w:pStyle w:val="BodyText"/>
@@ -5751,7 +5789,7 @@
           <w:i/>
           <w:iCs/>
         </w:rPr>
-        <w:t xml:space="preserve">Remark 1</w:t>
+        <w:t xml:space="preserve">Remark 3</w:t>
       </w:r>
       <w:r>
         <w:t xml:space="preserve"> (Not every set has a minimum). </w:t>
@@ -5827,7 +5865,7 @@
       <w:r>
         <w:t xml:space="preserve"> </w:t>
       </w:r>
-      <w:hyperlink r:id="rId38">
+      <w:hyperlink r:id="rId41">
         <w:r>
           <w:rPr>
             <w:rStyle w:val="Hyperlink"/>
@@ -5963,8 +6001,8 @@
         <w:t xml:space="preserve">, also in it.</w:t>
       </w:r>
     </w:p>
-    <w:bookmarkEnd w:id="39"/>
-    <w:bookmarkStart w:id="40" w:name="def-maximum"/>
+    <w:bookmarkEnd w:id="42"/>
+    <w:bookmarkStart w:id="43" w:name="def-maximum"/>
     <w:p>
       <w:pPr>
         <w:pStyle w:val="BodyText"/>
@@ -5974,7 +6012,7 @@
           <w:b/>
           <w:bCs/>
         </w:rPr>
-        <w:t xml:space="preserve">Definition 8 (Maximum)</w:t>
+        <w:t xml:space="preserve">Definition 9 (Maximum)</w:t>
       </w:r>
       <w:r>
         <w:t xml:space="preserve"> </w:t>
@@ -6149,8 +6187,8 @@
         <w:t xml:space="preserve">.</w:t>
       </w:r>
     </w:p>
-    <w:bookmarkEnd w:id="40"/>
-    <w:bookmarkStart w:id="41" w:name="exm-maximum"/>
+    <w:bookmarkEnd w:id="43"/>
+    <w:bookmarkStart w:id="44" w:name="exm-maximum"/>
     <w:p>
       <w:pPr>
         <w:pStyle w:val="BodyText"/>
@@ -6604,8 +6642,8 @@
         <w:t xml:space="preserve">is at least as large as every element.</w:t>
       </w:r>
     </w:p>
-    <w:bookmarkEnd w:id="41"/>
-    <w:bookmarkStart w:id="43" w:name="def-argmin"/>
+    <w:bookmarkEnd w:id="44"/>
+    <w:bookmarkStart w:id="46" w:name="def-argmin"/>
     <w:p>
       <w:pPr>
         <w:pStyle w:val="FirstParagraph"/>
@@ -6615,7 +6653,7 @@
           <w:b/>
           <w:bCs/>
         </w:rPr>
-        <w:t xml:space="preserve">Definition 9 (Argmin)</w:t>
+        <w:t xml:space="preserve">Definition 10 (Argmin)</w:t>
       </w:r>
       <w:r>
         <w:t xml:space="preserve"> </w:t>
@@ -6662,7 +6700,7 @@
       <w:r>
         <w:t xml:space="preserve"> </w:t>
       </w:r>
-      <w:hyperlink r:id="rId42">
+      <w:hyperlink r:id="rId45">
         <w:r>
           <w:rPr>
             <w:rStyle w:val="Hyperlink"/>
@@ -7024,8 +7062,8 @@
         <w:t xml:space="preserve">.</w:t>
       </w:r>
     </w:p>
-    <w:bookmarkEnd w:id="43"/>
-    <w:bookmarkStart w:id="45" w:name="rem-argmin-vs-minimum"/>
+    <w:bookmarkEnd w:id="46"/>
+    <w:bookmarkStart w:id="48" w:name="rem-argmin-vs-minimum"/>
     <w:p>
       <w:pPr>
         <w:pStyle w:val="BodyText"/>
@@ -7035,7 +7073,7 @@
           <w:i/>
           <w:iCs/>
         </w:rPr>
-        <w:t xml:space="preserve">Remark 2</w:t>
+        <w:t xml:space="preserve">Remark 4</w:t>
       </w:r>
       <w:r>
         <w:t xml:space="preserve"> (Smallest value versus where it occurs). </w:t>
@@ -7086,7 +7124,7 @@
           <w:rPr>
             <w:rStyle w:val="Hyperlink"/>
           </w:rPr>
-          <w:t xml:space="preserve">Definition 7</w:t>
+          <w:t xml:space="preserve">Definition 8</w:t>
         </w:r>
       </w:hyperlink>
       <w:r>
@@ -7101,7 +7139,7 @@
       <w:r>
         <w:t xml:space="preserve"> </w:t>
       </w:r>
-      <w:hyperlink r:id="rId44">
+      <w:hyperlink r:id="rId47">
         <w:r>
           <w:rPr>
             <w:rStyle w:val="Hyperlink"/>
@@ -7553,8 +7591,8 @@
         <w:t xml:space="preserve">.</w:t>
       </w:r>
     </w:p>
-    <w:bookmarkEnd w:id="45"/>
-    <w:bookmarkStart w:id="46" w:name="def-argmax"/>
+    <w:bookmarkEnd w:id="48"/>
+    <w:bookmarkStart w:id="49" w:name="def-argmax"/>
     <w:p>
       <w:pPr>
         <w:pStyle w:val="BodyText"/>
@@ -7564,7 +7602,7 @@
           <w:b/>
           <w:bCs/>
         </w:rPr>
-        <w:t xml:space="preserve">Definition 10 (Argmax)</w:t>
+        <w:t xml:space="preserve">Definition 11 (Argmax)</w:t>
       </w:r>
       <w:r>
         <w:t xml:space="preserve"> </w:t>
@@ -7611,7 +7649,7 @@
       <w:r>
         <w:t xml:space="preserve"> </w:t>
       </w:r>
-      <w:hyperlink r:id="rId42">
+      <w:hyperlink r:id="rId45">
         <w:r>
           <w:rPr>
             <w:rStyle w:val="Hyperlink"/>
@@ -7973,8 +8011,8 @@
         <w:t xml:space="preserve">.</w:t>
       </w:r>
     </w:p>
-    <w:bookmarkEnd w:id="46"/>
-    <w:bookmarkStart w:id="48" w:name="exm-argmax"/>
+    <w:bookmarkEnd w:id="49"/>
+    <w:bookmarkStart w:id="51" w:name="exm-argmax"/>
     <w:p>
       <w:pPr>
         <w:pStyle w:val="BodyText"/>
@@ -8655,7 +8693,7 @@
       <w:r>
         <w:t xml:space="preserve"> </w:t>
       </w:r>
-      <w:hyperlink r:id="rId47">
+      <w:hyperlink r:id="rId50">
         <w:r>
           <w:rPr>
             <w:rStyle w:val="Hyperlink"/>
@@ -8667,9 +8705,9 @@
         <w:t xml:space="preserve">.</w:t>
       </w:r>
     </w:p>
-    <w:bookmarkEnd w:id="48"/>
-    <w:bookmarkEnd w:id="49"/>
-    <w:bookmarkStart w:id="59" w:name="sec-minimizers"/>
+    <w:bookmarkEnd w:id="51"/>
+    <w:bookmarkEnd w:id="52"/>
+    <w:bookmarkStart w:id="62" w:name="sec-minimizers"/>
     <w:p>
       <w:pPr>
         <w:pStyle w:val="Heading2"/>
@@ -8678,7 +8716,7 @@
         <w:t xml:space="preserve">5 Global and local minimizers</w:t>
       </w:r>
     </w:p>
-    <w:bookmarkStart w:id="50" w:name="exr-local-vs-global-min"/>
+    <w:bookmarkStart w:id="53" w:name="exr-local-vs-global-min"/>
     <w:p>
       <w:pPr>
         <w:pStyle w:val="FirstParagraph"/>
@@ -9165,8 +9203,8 @@
         <w:t xml:space="preserve">?</w:t>
       </w:r>
     </w:p>
-    <w:bookmarkEnd w:id="50"/>
-    <w:bookmarkStart w:id="51" w:name="sol-local-vs-global-min"/>
+    <w:bookmarkEnd w:id="53"/>
+    <w:bookmarkStart w:id="54" w:name="sol-local-vs-global-min"/>
     <w:p>
       <w:pPr>
         <w:pStyle w:val="FirstParagraph"/>
@@ -10469,8 +10507,8 @@
         <w:t xml:space="preserve">.</w:t>
       </w:r>
     </w:p>
-    <w:bookmarkEnd w:id="51"/>
-    <w:bookmarkStart w:id="52" w:name="def-global-minimizer"/>
+    <w:bookmarkEnd w:id="54"/>
+    <w:bookmarkStart w:id="55" w:name="def-global-minimizer"/>
     <w:p>
       <w:pPr>
         <w:pStyle w:val="FirstParagraph"/>
@@ -10480,7 +10518,7 @@
           <w:b/>
           <w:bCs/>
         </w:rPr>
-        <w:t xml:space="preserve">Definition 11 (Global minimizer)</w:t>
+        <w:t xml:space="preserve">Definition 12 (Global minimizer)</w:t>
       </w:r>
       <w:r>
         <w:t xml:space="preserve"> </w:t>
@@ -10563,7 +10601,7 @@
       <w:r>
         <w:t xml:space="preserve"> </w:t>
       </w:r>
-      <w:hyperlink r:id="rId42">
+      <w:hyperlink r:id="rId45">
         <w:r>
           <w:rPr>
             <w:rStyle w:val="Hyperlink"/>
@@ -10745,8 +10783,8 @@
         <w:t xml:space="preserve">.</w:t>
       </w:r>
     </w:p>
-    <w:bookmarkEnd w:id="52"/>
-    <w:bookmarkStart w:id="53" w:name="rem-global-minimizer-argmin"/>
+    <w:bookmarkEnd w:id="55"/>
+    <w:bookmarkStart w:id="56" w:name="rem-global-minimizer-argmin"/>
     <w:p>
       <w:pPr>
         <w:pStyle w:val="BodyText"/>
@@ -10756,7 +10794,7 @@
           <w:i/>
           <w:iCs/>
         </w:rPr>
-        <w:t xml:space="preserve">Remark 3</w:t>
+        <w:t xml:space="preserve">Remark 5</w:t>
       </w:r>
       <w:r>
         <w:t xml:space="preserve"> (Global minimizers form the argmin). </w:t>
@@ -10842,7 +10880,7 @@
           <w:rPr>
             <w:rStyle w:val="Hyperlink"/>
           </w:rPr>
-          <w:t xml:space="preserve">Definition 9</w:t>
+          <w:t xml:space="preserve">Definition 10</w:t>
         </w:r>
       </w:hyperlink>
       <w:r>
@@ -11241,8 +11279,8 @@
         <w:t xml:space="preserve">.</w:t>
       </w:r>
     </w:p>
-    <w:bookmarkEnd w:id="53"/>
-    <w:bookmarkStart w:id="55" w:name="def-local-minimizer"/>
+    <w:bookmarkEnd w:id="56"/>
+    <w:bookmarkStart w:id="58" w:name="def-local-minimizer"/>
     <w:p>
       <w:pPr>
         <w:pStyle w:val="BodyText"/>
@@ -11252,7 +11290,7 @@
           <w:b/>
           <w:bCs/>
         </w:rPr>
-        <w:t xml:space="preserve">Definition 12 (Local minimizer)</w:t>
+        <w:t xml:space="preserve">Definition 13 (Local minimizer)</w:t>
       </w:r>
       <w:r>
         <w:t xml:space="preserve"> </w:t>
@@ -11335,7 +11373,7 @@
       <w:r>
         <w:t xml:space="preserve"> </w:t>
       </w:r>
-      <w:hyperlink r:id="rId42">
+      <w:hyperlink r:id="rId45">
         <w:r>
           <w:rPr>
             <w:rStyle w:val="Hyperlink"/>
@@ -11627,7 +11665,7 @@
       <w:r>
         <w:t xml:space="preserve"> </w:t>
       </w:r>
-      <w:hyperlink r:id="rId54">
+      <w:hyperlink r:id="rId57">
         <w:r>
           <w:rPr>
             <w:rStyle w:val="Hyperlink"/>
@@ -11639,8 +11677,8 @@
         <w:t xml:space="preserve">.</w:t>
       </w:r>
     </w:p>
-    <w:bookmarkEnd w:id="55"/>
-    <w:bookmarkStart w:id="57" w:name="rem-local-minimizer"/>
+    <w:bookmarkEnd w:id="58"/>
+    <w:bookmarkStart w:id="60" w:name="rem-local-minimizer"/>
     <w:p>
       <w:pPr>
         <w:pStyle w:val="BodyText"/>
@@ -11650,7 +11688,7 @@
           <w:i/>
           <w:iCs/>
         </w:rPr>
-        <w:t xml:space="preserve">Remark 4</w:t>
+        <w:t xml:space="preserve">Remark 6</w:t>
       </w:r>
       <w:r>
         <w:t xml:space="preserve"> (Local and global minimizers). </w:t>
@@ -11929,7 +11967,7 @@
           <w:rPr>
             <w:rStyle w:val="Hyperlink"/>
           </w:rPr>
-          <w:t xml:space="preserve">Definition 11</w:t>
+          <w:t xml:space="preserve">Definition 12</w:t>
         </w:r>
       </w:hyperlink>
       <w:r>
@@ -12081,7 +12119,7 @@
       <w:r>
         <w:t xml:space="preserve"> </w:t>
       </w:r>
-      <w:hyperlink r:id="rId56">
+      <w:hyperlink r:id="rId59">
         <w:r>
           <w:rPr>
             <w:rStyle w:val="Hyperlink"/>
@@ -12236,8 +12274,8 @@
         <w:t xml:space="preserve">but not a global one.</w:t>
       </w:r>
     </w:p>
-    <w:bookmarkEnd w:id="57"/>
-    <w:bookmarkStart w:id="58" w:name="exm-not-local-minimizer"/>
+    <w:bookmarkEnd w:id="60"/>
+    <w:bookmarkStart w:id="61" w:name="exm-not-local-minimizer"/>
     <w:p>
       <w:pPr>
         <w:pStyle w:val="BodyText"/>
@@ -13660,9 +13698,9 @@
         </m:oMath>
       </m:oMathPara>
     </w:p>
-    <w:bookmarkEnd w:id="58"/>
-    <w:bookmarkEnd w:id="59"/>
-    <w:bookmarkStart w:id="77" w:name="sec-convexity"/>
+    <w:bookmarkEnd w:id="61"/>
+    <w:bookmarkEnd w:id="62"/>
+    <w:bookmarkStart w:id="80" w:name="sec-convexity"/>
     <w:p>
       <w:pPr>
         <w:pStyle w:val="Heading2"/>
@@ -13671,7 +13709,7 @@
         <w:t xml:space="preserve">6 Convex functions</w:t>
       </w:r>
     </w:p>
-    <w:bookmarkStart w:id="60" w:name="exr-convex-chord"/>
+    <w:bookmarkStart w:id="63" w:name="exr-convex-chord"/>
     <w:p>
       <w:pPr>
         <w:pStyle w:val="FirstParagraph"/>
@@ -14151,8 +14189,8 @@
         <w:t xml:space="preserve">?</w:t>
       </w:r>
     </w:p>
-    <w:bookmarkEnd w:id="60"/>
-    <w:bookmarkStart w:id="61" w:name="sol-convex-chord"/>
+    <w:bookmarkEnd w:id="63"/>
+    <w:bookmarkStart w:id="64" w:name="sol-convex-chord"/>
     <w:p>
       <w:pPr>
         <w:pStyle w:val="FirstParagraph"/>
@@ -14814,8 +14852,8 @@
         <w:t xml:space="preserve">is below the average of its values at the two endpoints.</w:t>
       </w:r>
     </w:p>
-    <w:bookmarkEnd w:id="61"/>
-    <w:bookmarkStart w:id="62" w:name="def-line-segment"/>
+    <w:bookmarkEnd w:id="64"/>
+    <w:bookmarkStart w:id="65" w:name="def-line-segment"/>
     <w:p>
       <w:pPr>
         <w:pStyle w:val="FirstParagraph"/>
@@ -14825,7 +14863,7 @@
           <w:b/>
           <w:bCs/>
         </w:rPr>
-        <w:t xml:space="preserve">Definition 13 (Line segment)</w:t>
+        <w:t xml:space="preserve">Definition 14 (Line segment)</w:t>
       </w:r>
       <w:r>
         <w:t xml:space="preserve"> </w:t>
@@ -15202,8 +15240,8 @@
         <w:t xml:space="preserve">.</w:t>
       </w:r>
     </w:p>
-    <w:bookmarkEnd w:id="62"/>
-    <w:bookmarkStart w:id="63" w:name="exm-line-segment"/>
+    <w:bookmarkEnd w:id="65"/>
+    <w:bookmarkStart w:id="66" w:name="exm-line-segment"/>
     <w:p>
       <w:pPr>
         <w:pStyle w:val="BodyText"/>
@@ -15344,7 +15382,7 @@
       <w:r>
         <w:t xml:space="preserve"> </w:t>
       </w:r>
-      <w:hyperlink r:id="rId38">
+      <w:hyperlink r:id="rId41">
         <w:r>
           <w:rPr>
             <w:rStyle w:val="Hyperlink"/>
@@ -15497,8 +15535,8 @@
         <w:t xml:space="preserve">.</w:t>
       </w:r>
     </w:p>
-    <w:bookmarkEnd w:id="63"/>
-    <w:bookmarkStart w:id="65" w:name="def-chord"/>
+    <w:bookmarkEnd w:id="66"/>
+    <w:bookmarkStart w:id="68" w:name="def-chord"/>
     <w:p>
       <w:pPr>
         <w:pStyle w:val="BodyText"/>
@@ -15508,7 +15546,7 @@
           <w:b/>
           <w:bCs/>
         </w:rPr>
-        <w:t xml:space="preserve">Definition 14 (Chord)</w:t>
+        <w:t xml:space="preserve">Definition 15 (Chord)</w:t>
       </w:r>
       <w:r>
         <w:t xml:space="preserve"> </w:t>
@@ -15568,7 +15606,7 @@
       <w:r>
         <w:t xml:space="preserve"> </w:t>
       </w:r>
-      <w:hyperlink r:id="rId42">
+      <w:hyperlink r:id="rId45">
         <w:r>
           <w:rPr>
             <w:rStyle w:val="Hyperlink"/>
@@ -15696,7 +15734,7 @@
           <w:rPr>
             <w:rStyle w:val="Hyperlink"/>
           </w:rPr>
-          <w:t xml:space="preserve">Definition 13</w:t>
+          <w:t xml:space="preserve">Definition 14</w:t>
         </w:r>
       </w:hyperlink>
       <w:r>
@@ -15841,7 +15879,7 @@
       <w:r>
         <w:t xml:space="preserve"> </w:t>
       </w:r>
-      <w:hyperlink r:id="rId64">
+      <w:hyperlink r:id="rId67">
         <w:r>
           <w:rPr>
             <w:rStyle w:val="Hyperlink"/>
@@ -16211,8 +16249,8 @@
         <w:t xml:space="preserve">.</w:t>
       </w:r>
     </w:p>
-    <w:bookmarkEnd w:id="65"/>
-    <w:bookmarkStart w:id="66" w:name="exm-chord"/>
+    <w:bookmarkEnd w:id="68"/>
+    <w:bookmarkStart w:id="69" w:name="exm-chord"/>
     <w:p>
       <w:pPr>
         <w:pStyle w:val="BodyText"/>
@@ -16791,8 +16829,8 @@
         <w:t xml:space="preserve">.</w:t>
       </w:r>
     </w:p>
-    <w:bookmarkEnd w:id="66"/>
-    <w:bookmarkStart w:id="67" w:name="def-convex-function"/>
+    <w:bookmarkEnd w:id="69"/>
+    <w:bookmarkStart w:id="70" w:name="def-convex-function"/>
     <w:p>
       <w:pPr>
         <w:pStyle w:val="BodyText"/>
@@ -16802,7 +16840,7 @@
           <w:b/>
           <w:bCs/>
         </w:rPr>
-        <w:t xml:space="preserve">Definition 15 (Convex function)</w:t>
+        <w:t xml:space="preserve">Definition 16 (Convex function)</w:t>
       </w:r>
       <w:r>
         <w:t xml:space="preserve"> </w:t>
@@ -16862,7 +16900,7 @@
       <w:r>
         <w:t xml:space="preserve"> </w:t>
       </w:r>
-      <w:hyperlink r:id="rId42">
+      <w:hyperlink r:id="rId45">
         <w:r>
           <w:rPr>
             <w:rStyle w:val="Hyperlink"/>
@@ -17139,8 +17177,8 @@
         <w:t xml:space="preserve">.</w:t>
       </w:r>
     </w:p>
-    <w:bookmarkEnd w:id="67"/>
-    <w:bookmarkStart w:id="68" w:name="rem-convex-chord-above-graph"/>
+    <w:bookmarkEnd w:id="70"/>
+    <w:bookmarkStart w:id="71" w:name="rem-convex-chord-above-graph"/>
     <w:p>
       <w:pPr>
         <w:pStyle w:val="BodyText"/>
@@ -17150,7 +17188,7 @@
           <w:i/>
           <w:iCs/>
         </w:rPr>
-        <w:t xml:space="preserve">Remark 5</w:t>
+        <w:t xml:space="preserve">Remark 7</w:t>
       </w:r>
       <w:r>
         <w:t xml:space="preserve"> (Chords lie on or above the graph). </w:t>
@@ -17341,7 +17379,7 @@
       <w:r>
         <w:t xml:space="preserve"> </w:t>
       </w:r>
-      <w:hyperlink r:id="rId64">
+      <w:hyperlink r:id="rId67">
         <w:r>
           <w:rPr>
             <w:rStyle w:val="Hyperlink"/>
@@ -17827,8 +17865,8 @@
         <w:t xml:space="preserve">.</w:t>
       </w:r>
     </w:p>
-    <w:bookmarkEnd w:id="68"/>
-    <w:bookmarkStart w:id="69" w:name="exm-cubic-not-convex"/>
+    <w:bookmarkEnd w:id="71"/>
+    <w:bookmarkStart w:id="72" w:name="exm-cubic-not-convex"/>
     <w:p>
       <w:pPr>
         <w:pStyle w:val="BodyText"/>
@@ -18444,8 +18482,8 @@
         <w:t xml:space="preserve">is false.</w:t>
       </w:r>
     </w:p>
-    <w:bookmarkEnd w:id="69"/>
-    <w:bookmarkStart w:id="70" w:name="exm-convex-local-global"/>
+    <w:bookmarkEnd w:id="72"/>
+    <w:bookmarkStart w:id="73" w:name="exm-convex-local-global"/>
     <w:p>
       <w:pPr>
         <w:pStyle w:val="BodyText"/>
@@ -18530,7 +18568,7 @@
           <w:rPr>
             <w:rStyle w:val="Hyperlink"/>
           </w:rPr>
-          <w:t xml:space="preserve">Definition 15</w:t>
+          <w:t xml:space="preserve">Definition 16</w:t>
         </w:r>
       </w:hyperlink>
       <w:r>
@@ -19076,8 +19114,8 @@
         <w:t xml:space="preserve">).</w:t>
       </w:r>
     </w:p>
-    <w:bookmarkEnd w:id="70"/>
-    <w:bookmarkStart w:id="71" w:name="thm-convex-local-global"/>
+    <w:bookmarkEnd w:id="73"/>
+    <w:bookmarkStart w:id="74" w:name="thm-convex-local-global"/>
     <w:p>
       <w:pPr>
         <w:pStyle w:val="BodyText"/>
@@ -19251,7 +19289,7 @@
         <w:t xml:space="preserve">.</w:t>
       </w:r>
     </w:p>
-    <w:bookmarkEnd w:id="71"/>
+    <w:bookmarkEnd w:id="74"/>
     <w:p>
       <w:pPr>
         <w:pStyle w:val="BodyText"/>
@@ -19465,7 +19503,7 @@
           <w:rPr>
             <w:rStyle w:val="Hyperlink"/>
           </w:rPr>
-          <w:t xml:space="preserve">Definition 12</w:t>
+          <w:t xml:space="preserve">Definition 13</w:t>
         </w:r>
       </w:hyperlink>
       <w:r>
@@ -19508,7 +19546,7 @@
           <w:rPr>
             <w:rStyle w:val="Hyperlink"/>
           </w:rPr>
-          <w:t xml:space="preserve">Definition 11</w:t>
+          <w:t xml:space="preserve">Definition 12</w:t>
         </w:r>
       </w:hyperlink>
       <w:r>
@@ -20665,7 +20703,7 @@
         <w:t xml:space="preserve">is a global minimizer.</w:t>
       </w:r>
     </w:p>
-    <w:bookmarkStart w:id="72" w:name="thm-jensen"/>
+    <w:bookmarkStart w:id="75" w:name="thm-jensen"/>
     <w:p>
       <w:pPr>
         <w:pStyle w:val="BodyText"/>
@@ -21121,7 +21159,7 @@
         </m:oMath>
       </m:oMathPara>
     </w:p>
-    <w:bookmarkEnd w:id="72"/>
+    <w:bookmarkEnd w:id="75"/>
     <w:p>
       <w:pPr>
         <w:pStyle w:val="FirstParagraph"/>
@@ -21994,7 +22032,7 @@
           <w:rPr>
             <w:rStyle w:val="Hyperlink"/>
           </w:rPr>
-          <w:t xml:space="preserve">Definition 15</w:t>
+          <w:t xml:space="preserve">Definition 16</w:t>
         </w:r>
       </w:hyperlink>
       <w:r>
@@ -22614,7 +22652,7 @@
         </m:oMath>
       </m:oMathPara>
     </w:p>
-    <w:bookmarkStart w:id="74" w:name="exm-jensen"/>
+    <w:bookmarkStart w:id="77" w:name="exm-jensen"/>
     <w:p>
       <w:pPr>
         <w:pStyle w:val="FirstParagraph"/>
@@ -22690,7 +22728,7 @@
           <w:rPr>
             <w:rStyle w:val="Hyperlink"/>
           </w:rPr>
-          <w:t xml:space="preserve">Definition 15</w:t>
+          <w:t xml:space="preserve">Definition 16</w:t>
         </w:r>
       </w:hyperlink>
       <w:r>
@@ -23673,7 +23711,7 @@
       <w:r>
         <w:t xml:space="preserve"> </w:t>
       </w:r>
-      <w:hyperlink r:id="rId73">
+      <w:hyperlink r:id="rId76">
         <w:r>
           <w:rPr>
             <w:rStyle w:val="Hyperlink"/>
@@ -23735,8 +23773,8 @@
         <w:t xml:space="preserve">, Jensen’s inequality says this average squared distance is never negative.</w:t>
       </w:r>
     </w:p>
-    <w:bookmarkEnd w:id="74"/>
-    <w:bookmarkStart w:id="76" w:name="rem-jensen-concave"/>
+    <w:bookmarkEnd w:id="77"/>
+    <w:bookmarkStart w:id="79" w:name="rem-jensen-concave"/>
     <w:p>
       <w:pPr>
         <w:pStyle w:val="BodyText"/>
@@ -23746,7 +23784,7 @@
           <w:i/>
           <w:iCs/>
         </w:rPr>
-        <w:t xml:space="preserve">Remark 6</w:t>
+        <w:t xml:space="preserve">Remark 8</w:t>
       </w:r>
       <w:r>
         <w:t xml:space="preserve"> (The inequality reverses for concave functions). </w:t>
@@ -23771,7 +23809,7 @@
       <w:r>
         <w:t xml:space="preserve"> </w:t>
       </w:r>
-      <w:hyperlink r:id="rId75">
+      <w:hyperlink r:id="rId78">
         <w:r>
           <w:rPr>
             <w:rStyle w:val="Hyperlink"/>
@@ -24123,9 +24161,9 @@
         <w:t xml:space="preserve">.</w:t>
       </w:r>
     </w:p>
-    <w:bookmarkEnd w:id="76"/>
-    <w:bookmarkEnd w:id="77"/>
-    <w:bookmarkStart w:id="88" w:name="infimum-and-supremum"/>
+    <w:bookmarkEnd w:id="79"/>
+    <w:bookmarkEnd w:id="80"/>
+    <w:bookmarkStart w:id="91" w:name="infimum-and-supremum"/>
     <w:p>
       <w:pPr>
         <w:pStyle w:val="Heading2"/>
@@ -24134,7 +24172,7 @@
         <w:t xml:space="preserve">7 Infimum and supremum</w:t>
       </w:r>
     </w:p>
-    <w:bookmarkStart w:id="78" w:name="def-bounded"/>
+    <w:bookmarkStart w:id="81" w:name="def-bounded"/>
     <w:p>
       <w:pPr>
         <w:pStyle w:val="FirstParagraph"/>
@@ -24144,7 +24182,7 @@
           <w:b/>
           <w:bCs/>
         </w:rPr>
-        <w:t xml:space="preserve">Definition 16 (Upper and lower bounds)</w:t>
+        <w:t xml:space="preserve">Definition 17 (Upper and lower bounds)</w:t>
       </w:r>
       <w:r>
         <w:t xml:space="preserve"> </w:t>
@@ -24453,7 +24491,7 @@
       <w:r>
         <w:t xml:space="preserve"> </w:t>
       </w:r>
-      <w:hyperlink r:id="rId42">
+      <w:hyperlink r:id="rId45">
         <w:r>
           <w:rPr>
             <w:rStyle w:val="Hyperlink"/>
@@ -24482,7 +24520,7 @@
       <w:r>
         <w:t xml:space="preserve"> </w:t>
       </w:r>
-      <w:hyperlink r:id="rId44">
+      <w:hyperlink r:id="rId47">
         <w:r>
           <w:rPr>
             <w:rStyle w:val="Hyperlink"/>
@@ -24497,8 +24535,8 @@
         <w:t xml:space="preserve">is.</w:t>
       </w:r>
     </w:p>
-    <w:bookmarkEnd w:id="78"/>
-    <w:bookmarkStart w:id="79" w:name="exm-bounded"/>
+    <w:bookmarkEnd w:id="81"/>
+    <w:bookmarkStart w:id="82" w:name="exm-bounded"/>
     <w:p>
       <w:pPr>
         <w:pStyle w:val="BodyText"/>
@@ -24876,8 +24914,8 @@
         <w:t xml:space="preserve">.</w:t>
       </w:r>
     </w:p>
-    <w:bookmarkEnd w:id="79"/>
-    <w:bookmarkStart w:id="80" w:name="thm-completeness"/>
+    <w:bookmarkEnd w:id="82"/>
+    <w:bookmarkStart w:id="83" w:name="thm-completeness"/>
     <w:p>
       <w:pPr>
         <w:pStyle w:val="FirstParagraph"/>
@@ -25057,7 +25095,7 @@
         <w:t xml:space="preserve">.</w:t>
       </w:r>
     </w:p>
-    <w:bookmarkEnd w:id="80"/>
+    <w:bookmarkEnd w:id="83"/>
     <w:p>
       <w:pPr>
         <w:pStyle w:val="FirstParagraph"/>
@@ -25337,7 +25375,7 @@
         <w:t xml:space="preserve">.</w:t>
       </w:r>
     </w:p>
-    <w:bookmarkStart w:id="81" w:name="exm-completeness"/>
+    <w:bookmarkStart w:id="84" w:name="exm-completeness"/>
     <w:p>
       <w:pPr>
         <w:pStyle w:val="BodyText"/>
@@ -25511,8 +25549,8 @@
         <w:t xml:space="preserve">.</w:t>
       </w:r>
     </w:p>
-    <w:bookmarkEnd w:id="81"/>
-    <w:bookmarkStart w:id="82" w:name="def-infimum"/>
+    <w:bookmarkEnd w:id="84"/>
+    <w:bookmarkStart w:id="85" w:name="def-infimum"/>
     <w:p>
       <w:pPr>
         <w:pStyle w:val="BodyText"/>
@@ -25522,7 +25560,7 @@
           <w:b/>
           <w:bCs/>
         </w:rPr>
-        <w:t xml:space="preserve">Definition 17 (Infimum (greatest lower bound))</w:t>
+        <w:t xml:space="preserve">Definition 18 (Infimum (greatest lower bound))</w:t>
       </w:r>
       <w:r>
         <w:t xml:space="preserve"> </w:t>
@@ -25568,7 +25606,7 @@
           <w:rPr>
             <w:rStyle w:val="Hyperlink"/>
           </w:rPr>
-          <w:t xml:space="preserve">Definition 16</w:t>
+          <w:t xml:space="preserve">Definition 17</w:t>
         </w:r>
       </w:hyperlink>
       <w:r>
@@ -25883,8 +25921,8 @@
         <w:t xml:space="preserve">by convention.</w:t>
       </w:r>
     </w:p>
-    <w:bookmarkEnd w:id="82"/>
-    <w:bookmarkStart w:id="83" w:name="rem-infimum-exists"/>
+    <w:bookmarkEnd w:id="85"/>
+    <w:bookmarkStart w:id="86" w:name="rem-infimum-exists"/>
     <w:p>
       <w:pPr>
         <w:pStyle w:val="BodyText"/>
@@ -25894,7 +25932,7 @@
           <w:i/>
           <w:iCs/>
         </w:rPr>
-        <w:t xml:space="preserve">Remark 7</w:t>
+        <w:t xml:space="preserve">Remark 9</w:t>
       </w:r>
       <w:r>
         <w:t xml:space="preserve"> (Existence of the infimum, and when it is a minimum). </w:t>
@@ -25910,7 +25948,7 @@
           <w:rPr>
             <w:rStyle w:val="Hyperlink"/>
           </w:rPr>
-          <w:t xml:space="preserve">Definition 17</w:t>
+          <w:t xml:space="preserve">Definition 18</w:t>
         </w:r>
       </w:hyperlink>
       <w:r>
@@ -26375,8 +26413,8 @@
         <w:t xml:space="preserve">has no minimum.</w:t>
       </w:r>
     </w:p>
-    <w:bookmarkEnd w:id="83"/>
-    <w:bookmarkStart w:id="84" w:name="exm-infimum"/>
+    <w:bookmarkEnd w:id="86"/>
+    <w:bookmarkStart w:id="87" w:name="exm-infimum"/>
     <w:p>
       <w:pPr>
         <w:pStyle w:val="BodyText"/>
@@ -26965,8 +27003,8 @@
         <w:t xml:space="preserve">because no real number is less than or equal to every element of that set.</w:t>
       </w:r>
     </w:p>
-    <w:bookmarkEnd w:id="84"/>
-    <w:bookmarkStart w:id="85" w:name="def-supremum"/>
+    <w:bookmarkEnd w:id="87"/>
+    <w:bookmarkStart w:id="88" w:name="def-supremum"/>
     <w:p>
       <w:pPr>
         <w:pStyle w:val="FirstParagraph"/>
@@ -26976,7 +27014,7 @@
           <w:b/>
           <w:bCs/>
         </w:rPr>
-        <w:t xml:space="preserve">Definition 18 (Supremum (least upper bound))</w:t>
+        <w:t xml:space="preserve">Definition 19 (Supremum (least upper bound))</w:t>
       </w:r>
       <w:r>
         <w:t xml:space="preserve"> </w:t>
@@ -27022,7 +27060,7 @@
           <w:rPr>
             <w:rStyle w:val="Hyperlink"/>
           </w:rPr>
-          <w:t xml:space="preserve">Definition 16</w:t>
+          <w:t xml:space="preserve">Definition 17</w:t>
         </w:r>
       </w:hyperlink>
       <w:r>
@@ -27337,8 +27375,8 @@
         <w:t xml:space="preserve">by convention.</w:t>
       </w:r>
     </w:p>
-    <w:bookmarkEnd w:id="85"/>
-    <w:bookmarkStart w:id="86" w:name="rem-supremum-exists"/>
+    <w:bookmarkEnd w:id="88"/>
+    <w:bookmarkStart w:id="89" w:name="rem-supremum-exists"/>
     <w:p>
       <w:pPr>
         <w:pStyle w:val="BodyText"/>
@@ -27348,7 +27386,7 @@
           <w:i/>
           <w:iCs/>
         </w:rPr>
-        <w:t xml:space="preserve">Remark 8</w:t>
+        <w:t xml:space="preserve">Remark 10</w:t>
       </w:r>
       <w:r>
         <w:t xml:space="preserve"> (Existence of the supremum, and when it is a maximum). </w:t>
@@ -27364,7 +27402,7 @@
           <w:rPr>
             <w:rStyle w:val="Hyperlink"/>
           </w:rPr>
-          <w:t xml:space="preserve">Definition 18</w:t>
+          <w:t xml:space="preserve">Definition 19</w:t>
         </w:r>
       </w:hyperlink>
       <w:r>
@@ -27829,8 +27867,8 @@
         <w:t xml:space="preserve">has no maximum.</w:t>
       </w:r>
     </w:p>
-    <w:bookmarkEnd w:id="86"/>
-    <w:bookmarkStart w:id="87" w:name="exm-supremum"/>
+    <w:bookmarkEnd w:id="89"/>
+    <w:bookmarkStart w:id="90" w:name="exm-supremum"/>
     <w:p>
       <w:pPr>
         <w:pStyle w:val="BodyText"/>
@@ -28105,9 +28143,9 @@
         <w:t xml:space="preserve">because no real number is greater than or equal to every element of that set.</w:t>
       </w:r>
     </w:p>
-    <w:bookmarkEnd w:id="87"/>
-    <w:bookmarkEnd w:id="88"/>
-    <w:bookmarkStart w:id="101" w:name="sums"/>
+    <w:bookmarkEnd w:id="90"/>
+    <w:bookmarkEnd w:id="91"/>
+    <w:bookmarkStart w:id="104" w:name="sums"/>
     <w:p>
       <w:pPr>
         <w:pStyle w:val="Heading2"/>
@@ -28116,7 +28154,7 @@
         <w:t xml:space="preserve">8 Sums</w:t>
       </w:r>
     </w:p>
-    <w:bookmarkStart w:id="89" w:name="def-term"/>
+    <w:bookmarkStart w:id="92" w:name="def-term"/>
     <w:p>
       <w:pPr>
         <w:pStyle w:val="FirstParagraph"/>
@@ -28126,7 +28164,7 @@
           <w:b/>
           <w:bCs/>
         </w:rPr>
-        <w:t xml:space="preserve">Definition 19 (Term of a sum)</w:t>
+        <w:t xml:space="preserve">Definition 20 (Term of a sum)</w:t>
       </w:r>
       <w:r>
         <w:t xml:space="preserve"> </w:t>
@@ -28302,8 +28340,8 @@
         <w:t xml:space="preserve">of the sum.</w:t>
       </w:r>
     </w:p>
-    <w:bookmarkEnd w:id="89"/>
-    <w:bookmarkStart w:id="90" w:name="exm-term"/>
+    <w:bookmarkEnd w:id="92"/>
+    <w:bookmarkStart w:id="93" w:name="exm-term"/>
     <w:p>
       <w:pPr>
         <w:pStyle w:val="BodyText"/>
@@ -28575,8 +28613,8 @@
         <w:t xml:space="preserve">A subtracted expression counts as a term with a minus sign.</w:t>
       </w:r>
     </w:p>
-    <w:bookmarkEnd w:id="90"/>
-    <w:bookmarkStart w:id="91" w:name="def-identity-element"/>
+    <w:bookmarkEnd w:id="93"/>
+    <w:bookmarkStart w:id="94" w:name="def-identity-element"/>
     <w:p>
       <w:pPr>
         <w:pStyle w:val="FirstParagraph"/>
@@ -28586,7 +28624,7 @@
           <w:b/>
           <w:bCs/>
         </w:rPr>
-        <w:t xml:space="preserve">Definition 20 (Identity element)</w:t>
+        <w:t xml:space="preserve">Definition 21 (Identity element)</w:t>
       </w:r>
       <w:r>
         <w:t xml:space="preserve"> </w:t>
@@ -28914,8 +28952,8 @@
         <w:t xml:space="preserve">.</w:t>
       </w:r>
     </w:p>
-    <w:bookmarkEnd w:id="91"/>
-    <w:bookmarkStart w:id="92" w:name="exm-identity-element"/>
+    <w:bookmarkEnd w:id="94"/>
+    <w:bookmarkStart w:id="95" w:name="exm-identity-element"/>
     <w:p>
       <w:pPr>
         <w:pStyle w:val="BodyText"/>
@@ -29229,8 +29267,8 @@
         <w:t xml:space="preserve">.</w:t>
       </w:r>
     </w:p>
-    <w:bookmarkEnd w:id="92"/>
-    <w:bookmarkStart w:id="93" w:name="def-commutative"/>
+    <w:bookmarkEnd w:id="95"/>
+    <w:bookmarkStart w:id="96" w:name="def-commutative"/>
     <w:p>
       <w:pPr>
         <w:pStyle w:val="FirstParagraph"/>
@@ -29240,7 +29278,7 @@
           <w:b/>
           <w:bCs/>
         </w:rPr>
-        <w:t xml:space="preserve">Definition 21 (Commutative operation)</w:t>
+        <w:t xml:space="preserve">Definition 22 (Commutative operation)</w:t>
       </w:r>
       <w:r>
         <w:t xml:space="preserve"> </w:t>
@@ -29284,7 +29322,7 @@
           <w:rPr>
             <w:rStyle w:val="Hyperlink"/>
           </w:rPr>
-          <w:t xml:space="preserve">Definition 20</w:t>
+          <w:t xml:space="preserve">Definition 21</w:t>
         </w:r>
       </w:hyperlink>
       <w:r>
@@ -29445,8 +29483,8 @@
         <w:t xml:space="preserve">.</w:t>
       </w:r>
     </w:p>
-    <w:bookmarkEnd w:id="93"/>
-    <w:bookmarkStart w:id="94" w:name="exm-commutative"/>
+    <w:bookmarkEnd w:id="96"/>
+    <w:bookmarkStart w:id="97" w:name="exm-commutative"/>
     <w:p>
       <w:pPr>
         <w:pStyle w:val="BodyText"/>
@@ -29620,8 +29658,8 @@
         <w:t xml:space="preserve">.</w:t>
       </w:r>
     </w:p>
-    <w:bookmarkEnd w:id="94"/>
-    <w:bookmarkStart w:id="95" w:name="def-associative"/>
+    <w:bookmarkEnd w:id="97"/>
+    <w:bookmarkStart w:id="98" w:name="def-associative"/>
     <w:p>
       <w:pPr>
         <w:pStyle w:val="FirstParagraph"/>
@@ -29631,7 +29669,7 @@
           <w:b/>
           <w:bCs/>
         </w:rPr>
-        <w:t xml:space="preserve">Definition 22 (Associative operation)</w:t>
+        <w:t xml:space="preserve">Definition 23 (Associative operation)</w:t>
       </w:r>
       <w:r>
         <w:t xml:space="preserve"> </w:t>
@@ -29675,7 +29713,7 @@
           <w:rPr>
             <w:rStyle w:val="Hyperlink"/>
           </w:rPr>
-          <w:t xml:space="preserve">Definition 20</w:t>
+          <w:t xml:space="preserve">Definition 21</w:t>
         </w:r>
       </w:hyperlink>
       <w:r>
@@ -29831,8 +29869,8 @@
         <w:t xml:space="preserve">which pair is combined first does not matter.</w:t>
       </w:r>
     </w:p>
-    <w:bookmarkEnd w:id="95"/>
-    <w:bookmarkStart w:id="96" w:name="exm-associative"/>
+    <w:bookmarkEnd w:id="98"/>
+    <w:bookmarkStart w:id="99" w:name="exm-associative"/>
     <w:p>
       <w:pPr>
         <w:pStyle w:val="BodyText"/>
@@ -30255,8 +30293,8 @@
         </m:oMath>
       </m:oMathPara>
     </w:p>
-    <w:bookmarkEnd w:id="96"/>
-    <w:bookmarkStart w:id="97" w:name="thm-add-ident"/>
+    <w:bookmarkEnd w:id="99"/>
+    <w:bookmarkStart w:id="100" w:name="thm-add-ident"/>
     <w:p>
       <w:pPr>
         <w:pStyle w:val="FirstParagraph"/>
@@ -30302,8 +30340,8 @@
         </m:oMath>
       </m:oMathPara>
     </w:p>
-    <w:bookmarkEnd w:id="97"/>
-    <w:bookmarkStart w:id="98" w:name="thm-sum-symmetric"/>
+    <w:bookmarkEnd w:id="100"/>
+    <w:bookmarkStart w:id="101" w:name="thm-sum-symmetric"/>
     <w:p>
       <w:pPr>
         <w:pStyle w:val="FirstParagraph"/>
@@ -30358,8 +30396,8 @@
         </m:oMath>
       </m:oMathPara>
     </w:p>
-    <w:bookmarkEnd w:id="98"/>
-    <w:bookmarkStart w:id="99" w:name="thm-sum-assoc"/>
+    <w:bookmarkEnd w:id="101"/>
+    <w:bookmarkStart w:id="102" w:name="thm-sum-assoc"/>
     <w:p>
       <w:pPr>
         <w:pStyle w:val="FirstParagraph"/>
@@ -30468,8 +30506,8 @@
         </m:oMath>
       </m:oMathPara>
     </w:p>
-    <w:bookmarkEnd w:id="99"/>
-    <w:bookmarkStart w:id="100" w:name="exm-sum-assoc"/>
+    <w:bookmarkEnd w:id="102"/>
+    <w:bookmarkStart w:id="103" w:name="exm-sum-assoc"/>
     <w:p>
       <w:pPr>
         <w:pStyle w:val="FirstParagraph"/>
@@ -30670,9 +30708,9 @@
         </m:oMath>
       </m:oMathPara>
     </w:p>
-    <w:bookmarkEnd w:id="100"/>
-    <w:bookmarkEnd w:id="101"/>
-    <w:bookmarkStart w:id="105" w:name="products"/>
+    <w:bookmarkEnd w:id="103"/>
+    <w:bookmarkEnd w:id="104"/>
+    <w:bookmarkStart w:id="108" w:name="products"/>
     <w:p>
       <w:pPr>
         <w:pStyle w:val="Heading2"/>
@@ -30681,7 +30719,7 @@
         <w:t xml:space="preserve">9 Products</w:t>
       </w:r>
     </w:p>
-    <w:bookmarkStart w:id="102" w:name="thm-mult-one"/>
+    <w:bookmarkStart w:id="105" w:name="thm-mult-one"/>
     <w:p>
       <w:pPr>
         <w:pStyle w:val="FirstParagraph"/>
@@ -30727,8 +30765,8 @@
         </m:oMath>
       </m:oMathPara>
     </w:p>
-    <w:bookmarkEnd w:id="102"/>
-    <w:bookmarkStart w:id="103" w:name="thm-prod-symmetric"/>
+    <w:bookmarkEnd w:id="105"/>
+    <w:bookmarkStart w:id="106" w:name="thm-prod-symmetric"/>
     <w:p>
       <w:pPr>
         <w:pStyle w:val="FirstParagraph"/>
@@ -30783,8 +30821,8 @@
         </m:oMath>
       </m:oMathPara>
     </w:p>
-    <w:bookmarkEnd w:id="103"/>
-    <w:bookmarkStart w:id="104" w:name="thm-prod-assoc"/>
+    <w:bookmarkEnd w:id="106"/>
+    <w:bookmarkStart w:id="107" w:name="thm-prod-assoc"/>
     <w:p>
       <w:pPr>
         <w:pStyle w:val="FirstParagraph"/>
@@ -30881,9 +30919,9 @@
         </m:oMath>
       </m:oMathPara>
     </w:p>
-    <w:bookmarkEnd w:id="104"/>
-    <w:bookmarkEnd w:id="105"/>
-    <w:bookmarkStart w:id="107" w:name="division"/>
+    <w:bookmarkEnd w:id="107"/>
+    <w:bookmarkEnd w:id="108"/>
+    <w:bookmarkStart w:id="110" w:name="division"/>
     <w:p>
       <w:pPr>
         <w:pStyle w:val="Heading2"/>
@@ -30892,7 +30930,7 @@
         <w:t xml:space="preserve">10 Division</w:t>
       </w:r>
     </w:p>
-    <w:bookmarkStart w:id="106" w:name="thm-prod-div"/>
+    <w:bookmarkStart w:id="109" w:name="thm-prod-div"/>
     <w:p>
       <w:pPr>
         <w:pStyle w:val="FirstParagraph"/>
@@ -30988,9 +31026,9 @@
         </m:oMath>
       </m:oMathPara>
     </w:p>
-    <w:bookmarkEnd w:id="106"/>
-    <w:bookmarkEnd w:id="107"/>
-    <w:bookmarkStart w:id="119" w:name="sums-and-products-together"/>
+    <w:bookmarkEnd w:id="109"/>
+    <w:bookmarkEnd w:id="110"/>
+    <w:bookmarkStart w:id="122" w:name="sums-and-products-together"/>
     <w:p>
       <w:pPr>
         <w:pStyle w:val="Heading2"/>
@@ -30999,7 +31037,7 @@
         <w:t xml:space="preserve">11 Sums and products together</w:t>
       </w:r>
     </w:p>
-    <w:bookmarkStart w:id="108" w:name="def-distributes-over"/>
+    <w:bookmarkStart w:id="111" w:name="def-distributes-over"/>
     <w:p>
       <w:pPr>
         <w:pStyle w:val="FirstParagraph"/>
@@ -31009,7 +31047,7 @@
           <w:b/>
           <w:bCs/>
         </w:rPr>
-        <w:t xml:space="preserve">Definition 23 (Distributes over)</w:t>
+        <w:t xml:space="preserve">Definition 24 (Distributes over)</w:t>
       </w:r>
       <w:r>
         <w:t xml:space="preserve"> </w:t>
@@ -31241,8 +31279,8 @@
         <w:t xml:space="preserve">.</w:t>
       </w:r>
     </w:p>
-    <w:bookmarkEnd w:id="108"/>
-    <w:bookmarkStart w:id="109" w:name="exm-addition-not-distributive"/>
+    <w:bookmarkEnd w:id="111"/>
+    <w:bookmarkStart w:id="112" w:name="exm-addition-not-distributive"/>
     <w:p>
       <w:pPr>
         <w:pStyle w:val="BodyText"/>
@@ -31479,7 +31517,7 @@
           <w:rPr>
             <w:rStyle w:val="Hyperlink"/>
           </w:rPr>
-          <w:t xml:space="preserve">Definition 23</w:t>
+          <w:t xml:space="preserve">Definition 24</w:t>
         </w:r>
       </w:hyperlink>
       <w:r>
@@ -31544,8 +31582,8 @@
         <w:t xml:space="preserve">.</w:t>
       </w:r>
     </w:p>
-    <w:bookmarkEnd w:id="109"/>
-    <w:bookmarkStart w:id="110" w:name="def-distributive"/>
+    <w:bookmarkEnd w:id="112"/>
+    <w:bookmarkStart w:id="113" w:name="def-distributive"/>
     <w:p>
       <w:pPr>
         <w:pStyle w:val="BodyText"/>
@@ -31555,7 +31593,7 @@
           <w:b/>
           <w:bCs/>
         </w:rPr>
-        <w:t xml:space="preserve">Definition 24 (Distributive law)</w:t>
+        <w:t xml:space="preserve">Definition 25 (Distributive law)</w:t>
       </w:r>
       <w:r>
         <w:t xml:space="preserve"> </w:t>
@@ -31590,7 +31628,7 @@
           <w:rPr>
             <w:rStyle w:val="Hyperlink"/>
           </w:rPr>
-          <w:t xml:space="preserve">Definition 23</w:t>
+          <w:t xml:space="preserve">Definition 24</w:t>
         </w:r>
       </w:hyperlink>
       <w:r>
@@ -31731,8 +31769,8 @@
         <w:t xml:space="preserve">.</w:t>
       </w:r>
     </w:p>
-    <w:bookmarkEnd w:id="110"/>
-    <w:bookmarkStart w:id="111" w:name="exm-distributive"/>
+    <w:bookmarkEnd w:id="113"/>
+    <w:bookmarkStart w:id="114" w:name="exm-distributive"/>
     <w:p>
       <w:pPr>
         <w:pStyle w:val="BodyText"/>
@@ -31954,8 +31992,8 @@
         </m:oMath>
       </m:oMathPara>
     </w:p>
-    <w:bookmarkEnd w:id="111"/>
-    <w:bookmarkStart w:id="112" w:name="thm-mult-distr"/>
+    <w:bookmarkEnd w:id="114"/>
+    <w:bookmarkStart w:id="115" w:name="thm-mult-distr"/>
     <w:p>
       <w:pPr>
         <w:pStyle w:val="FirstParagraph"/>
@@ -32031,8 +32069,8 @@
         </m:oMath>
       </m:oMathPara>
     </w:p>
-    <w:bookmarkEnd w:id="112"/>
-    <w:bookmarkStart w:id="113" w:name="def-like-terms"/>
+    <w:bookmarkEnd w:id="115"/>
+    <w:bookmarkStart w:id="116" w:name="def-like-terms"/>
     <w:p>
       <w:pPr>
         <w:pStyle w:val="FirstParagraph"/>
@@ -32042,7 +32080,7 @@
           <w:b/>
           <w:bCs/>
         </w:rPr>
-        <w:t xml:space="preserve">Definition 25 (Like terms)</w:t>
+        <w:t xml:space="preserve">Definition 26 (Like terms)</w:t>
       </w:r>
       <w:r>
         <w:t xml:space="preserve"> </w:t>
@@ -32339,8 +32377,8 @@
         <w:t xml:space="preserve">.</w:t>
       </w:r>
     </w:p>
-    <w:bookmarkEnd w:id="113"/>
-    <w:bookmarkStart w:id="114" w:name="exm-like-terms"/>
+    <w:bookmarkEnd w:id="116"/>
+    <w:bookmarkStart w:id="117" w:name="exm-like-terms"/>
     <w:p>
       <w:pPr>
         <w:pStyle w:val="BodyText"/>
@@ -32607,8 +32645,8 @@
         <w:t xml:space="preserve">appears to different powers.</w:t>
       </w:r>
     </w:p>
-    <w:bookmarkEnd w:id="114"/>
-    <w:bookmarkStart w:id="115" w:name="exr-square-of-a-sum"/>
+    <w:bookmarkEnd w:id="117"/>
+    <w:bookmarkStart w:id="118" w:name="exr-square-of-a-sum"/>
     <w:p>
       <w:pPr>
         <w:pStyle w:val="FirstParagraph"/>
@@ -32790,8 +32828,8 @@
         <w:t xml:space="preserve">using only the distributive law and the rules above.</w:t>
       </w:r>
     </w:p>
-    <w:bookmarkEnd w:id="115"/>
-    <w:bookmarkStart w:id="116" w:name="sol-square-of-a-sum"/>
+    <w:bookmarkEnd w:id="118"/>
+    <w:bookmarkStart w:id="119" w:name="sol-square-of-a-sum"/>
     <w:p>
       <w:pPr>
         <w:pStyle w:val="BodyText"/>
@@ -33550,7 +33588,7 @@
                   <m:nor/>
                   <m:sty m:val="p"/>
                 </m:rPr>
-                <m:t>Definition 25</m:t>
+                <m:t>Definition 26</m:t>
               </m:r>
               <m:r>
                 <m:rPr>
@@ -33655,8 +33693,8 @@
         <w:t xml:space="preserve">to drop the parentheses.</w:t>
       </w:r>
     </w:p>
-    <w:bookmarkEnd w:id="116"/>
-    <w:bookmarkStart w:id="117" w:name="thm-square-of-a-sum"/>
+    <w:bookmarkEnd w:id="119"/>
+    <w:bookmarkStart w:id="120" w:name="thm-square-of-a-sum"/>
     <w:p>
       <w:pPr>
         <w:pStyle w:val="BodyText"/>
@@ -33796,7 +33834,7 @@
         </m:oMath>
       </m:oMathPara>
     </w:p>
-    <w:bookmarkEnd w:id="117"/>
+    <w:bookmarkEnd w:id="120"/>
     <w:p>
       <w:pPr>
         <w:pStyle w:val="FirstParagraph"/>
@@ -33829,7 +33867,7 @@
         <w:t xml:space="preserve">.</w:t>
       </w:r>
     </w:p>
-    <w:bookmarkStart w:id="118" w:name="rem-square-of-a-difference"/>
+    <w:bookmarkStart w:id="121" w:name="rem-square-of-a-difference"/>
     <w:p>
       <w:pPr>
         <w:pStyle w:val="BodyText"/>
@@ -33839,7 +33877,7 @@
           <w:i/>
           <w:iCs/>
         </w:rPr>
-        <w:t xml:space="preserve">Remark 9</w:t>
+        <w:t xml:space="preserve">Remark 11</w:t>
       </w:r>
       <w:r>
         <w:t xml:space="preserve"> (Square of a difference). </w:t>
@@ -34366,9 +34404,9 @@
         </m:oMath>
       </m:oMathPara>
     </w:p>
-    <w:bookmarkEnd w:id="118"/>
-    <w:bookmarkEnd w:id="119"/>
-    <w:bookmarkStart w:id="138" w:name="sec-summation"/>
+    <w:bookmarkEnd w:id="121"/>
+    <w:bookmarkEnd w:id="122"/>
+    <w:bookmarkStart w:id="142" w:name="sec-summation"/>
     <w:p>
       <w:pPr>
         <w:pStyle w:val="Heading2"/>
@@ -34377,7 +34415,7 @@
         <w:t xml:space="preserve">12 Summation notation</w:t>
       </w:r>
     </w:p>
-    <w:bookmarkStart w:id="120" w:name="exr-expand-a-sum"/>
+    <w:bookmarkStart w:id="123" w:name="exr-expand-a-sum"/>
     <w:p>
       <w:pPr>
         <w:pStyle w:val="FirstParagraph"/>
@@ -34629,8 +34667,8 @@
         <w:t xml:space="preserve">symbol.</w:t>
       </w:r>
     </w:p>
-    <w:bookmarkEnd w:id="120"/>
-    <w:bookmarkStart w:id="121" w:name="sol-expand-a-sum"/>
+    <w:bookmarkEnd w:id="123"/>
+    <w:bookmarkStart w:id="124" w:name="sol-expand-a-sum"/>
     <w:p>
       <w:pPr>
         <w:pStyle w:val="FirstParagraph"/>
@@ -35344,8 +35382,8 @@
         </m:oMath>
       </m:oMathPara>
     </w:p>
-    <w:bookmarkEnd w:id="121"/>
-    <w:bookmarkStart w:id="122" w:name="def-summation"/>
+    <w:bookmarkEnd w:id="124"/>
+    <w:bookmarkStart w:id="125" w:name="def-summation"/>
     <w:p>
       <w:pPr>
         <w:pStyle w:val="FirstParagraph"/>
@@ -35355,7 +35393,7 @@
           <w:b/>
           <w:bCs/>
         </w:rPr>
-        <w:t xml:space="preserve">Definition 26 (Summation notation)</w:t>
+        <w:t xml:space="preserve">Definition 27 (Summation notation)</w:t>
       </w:r>
       <w:r>
         <w:t xml:space="preserve"> </w:t>
@@ -35802,8 +35840,8 @@
         <w:t xml:space="preserve">.</w:t>
       </w:r>
     </w:p>
-    <w:bookmarkEnd w:id="122"/>
-    <w:bookmarkStart w:id="123" w:name="rem-summation-index"/>
+    <w:bookmarkEnd w:id="125"/>
+    <w:bookmarkStart w:id="126" w:name="rem-summation-index"/>
     <w:p>
       <w:pPr>
         <w:pStyle w:val="BodyText"/>
@@ -35813,7 +35851,7 @@
           <w:i/>
           <w:iCs/>
         </w:rPr>
-        <w:t xml:space="preserve">Remark 10</w:t>
+        <w:t xml:space="preserve">Remark 12</w:t>
       </w:r>
       <w:r>
         <w:t xml:space="preserve"> (The index is a placeholder). </w:t>
@@ -36130,8 +36168,8 @@
         </m:oMath>
       </m:oMathPara>
     </w:p>
-    <w:bookmarkEnd w:id="123"/>
-    <w:bookmarkStart w:id="124" w:name="def-empty-sum"/>
+    <w:bookmarkEnd w:id="126"/>
+    <w:bookmarkStart w:id="127" w:name="def-empty-sum"/>
     <w:p>
       <w:pPr>
         <w:pStyle w:val="FirstParagraph"/>
@@ -36141,7 +36179,7 @@
           <w:b/>
           <w:bCs/>
         </w:rPr>
-        <w:t xml:space="preserve">Definition 27 (Empty sum)</w:t>
+        <w:t xml:space="preserve">Definition 28 (Empty sum)</w:t>
       </w:r>
       <w:r>
         <w:t xml:space="preserve"> </w:t>
@@ -36322,8 +36360,8 @@
         <w:t xml:space="preserve">.</w:t>
       </w:r>
     </w:p>
-    <w:bookmarkEnd w:id="124"/>
-    <w:bookmarkStart w:id="125" w:name="exr-sum-rules"/>
+    <w:bookmarkEnd w:id="127"/>
+    <w:bookmarkStart w:id="128" w:name="exr-sum-rules"/>
     <w:p>
       <w:pPr>
         <w:pStyle w:val="BodyText"/>
@@ -36487,7 +36525,7 @@
           <w:rPr>
             <w:rStyle w:val="Hyperlink"/>
           </w:rPr>
-          <w:t xml:space="preserve">Definition 26</w:t>
+          <w:t xml:space="preserve">Definition 27</w:t>
         </w:r>
       </w:hyperlink>
       <w:r>
@@ -36799,8 +36837,8 @@
         <w:t xml:space="preserve">Does either argument depend on there being exactly three terms?</w:t>
       </w:r>
     </w:p>
-    <w:bookmarkEnd w:id="125"/>
-    <w:bookmarkStart w:id="126" w:name="sol-sum-rules"/>
+    <w:bookmarkEnd w:id="128"/>
+    <w:bookmarkStart w:id="129" w:name="sol-sum-rules"/>
     <w:p>
       <w:pPr>
         <w:pStyle w:val="BodyText"/>
@@ -36826,7 +36864,7 @@
           <w:rPr>
             <w:rStyle w:val="Hyperlink"/>
           </w:rPr>
-          <w:t xml:space="preserve">Definition 26</w:t>
+          <w:t xml:space="preserve">Definition 27</w:t>
         </w:r>
       </w:hyperlink>
       <w:r>
@@ -37780,8 +37818,8 @@
         <w:t xml:space="preserve">the same steps work for any lower and upper limits.</w:t>
       </w:r>
     </w:p>
-    <w:bookmarkEnd w:id="126"/>
-    <w:bookmarkStart w:id="127" w:name="thm-sum-constant-factor"/>
+    <w:bookmarkEnd w:id="129"/>
+    <w:bookmarkStart w:id="130" w:name="thm-sum-constant-factor"/>
     <w:p>
       <w:pPr>
         <w:pStyle w:val="BodyText"/>
@@ -37973,7 +38011,7 @@
         </m:oMath>
       </m:oMathPara>
     </w:p>
-    <w:bookmarkEnd w:id="127"/>
+    <w:bookmarkEnd w:id="130"/>
     <w:p>
       <w:pPr>
         <w:pStyle w:val="FirstParagraph"/>
@@ -38006,7 +38044,7 @@
         <w:t xml:space="preserve">, part 1.</w:t>
       </w:r>
     </w:p>
-    <w:bookmarkStart w:id="128" w:name="thm-sum-of-sums"/>
+    <w:bookmarkStart w:id="131" w:name="thm-sum-of-sums"/>
     <w:p>
       <w:pPr>
         <w:pStyle w:val="BodyText"/>
@@ -38309,7 +38347,7 @@
         </m:oMath>
       </m:oMathPara>
     </w:p>
-    <w:bookmarkEnd w:id="128"/>
+    <w:bookmarkEnd w:id="131"/>
     <w:p>
       <w:pPr>
         <w:pStyle w:val="FirstParagraph"/>
@@ -38342,7 +38380,7 @@
         <w:t xml:space="preserve">, part 2.</w:t>
       </w:r>
     </w:p>
-    <w:bookmarkStart w:id="129" w:name="exr-sum-over-set"/>
+    <w:bookmarkStart w:id="132" w:name="exr-sum-over-set"/>
     <w:p>
       <w:pPr>
         <w:pStyle w:val="BodyText"/>
@@ -38717,8 +38755,8 @@
         <w:t xml:space="preserve">Is the total the same?</w:t>
       </w:r>
     </w:p>
-    <w:bookmarkEnd w:id="129"/>
-    <w:bookmarkStart w:id="130" w:name="sol-sum-over-set"/>
+    <w:bookmarkEnd w:id="132"/>
+    <w:bookmarkStart w:id="133" w:name="sol-sum-over-set"/>
     <w:p>
       <w:pPr>
         <w:pStyle w:val="FirstParagraph"/>
@@ -39178,8 +39216,8 @@
         <w:t xml:space="preserve">because addition does not depend on the order of the terms.</w:t>
       </w:r>
     </w:p>
-    <w:bookmarkEnd w:id="130"/>
-    <w:bookmarkStart w:id="133" w:name="def-sum-over-set"/>
+    <w:bookmarkEnd w:id="133"/>
+    <w:bookmarkStart w:id="136" w:name="def-sum-over-set"/>
     <w:p>
       <w:pPr>
         <w:pStyle w:val="FirstParagraph"/>
@@ -39189,7 +39227,7 @@
           <w:b/>
           <w:bCs/>
         </w:rPr>
-        <w:t xml:space="preserve">Definition 28 (Sum over a finite set)</w:t>
+        <w:t xml:space="preserve">Definition 29 (Sum over a finite set)</w:t>
       </w:r>
       <w:r>
         <w:t xml:space="preserve"> </w:t>
@@ -39296,7 +39334,7 @@
       <w:r>
         <w:t xml:space="preserve"> </w:t>
       </w:r>
-      <w:hyperlink r:id="rId131">
+      <w:hyperlink r:id="rId134">
         <w:r>
           <w:rPr>
             <w:rStyle w:val="Hyperlink"/>
@@ -39307,7 +39345,7 @@
       <w:r>
         <w:t xml:space="preserve"> </w:t>
       </w:r>
-      <w:hyperlink r:id="rId132">
+      <w:hyperlink r:id="rId135">
         <w:r>
           <w:rPr>
             <w:rStyle w:val="Hyperlink"/>
@@ -39367,7 +39405,7 @@
       <w:r>
         <w:t xml:space="preserve"> </w:t>
       </w:r>
-      <w:hyperlink r:id="rId42">
+      <w:hyperlink r:id="rId45">
         <w:r>
           <w:rPr>
             <w:rStyle w:val="Hyperlink"/>
@@ -39717,11 +39755,539 @@
       <w:r>
         <w:t xml:space="preserve">.</w:t>
       </w:r>
-      <w:r>
-        <w:t xml:space="preserve"> </w:t>
-      </w:r>
-      <w:r>
-        <w:t xml:space="preserve">For example,</w:t>
+    </w:p>
+    <w:bookmarkEnd w:id="136"/>
+    <w:bookmarkStart w:id="137" w:name="rem-sum-over-set-order"/>
+    <w:p>
+      <w:pPr>
+        <w:pStyle w:val="BodyText"/>
+      </w:pPr>
+      <w:r>
+        <w:rPr>
+          <w:i/>
+          <w:iCs/>
+        </w:rPr>
+        <w:t xml:space="preserve">Remark 13</w:t>
+      </w:r>
+      <w:r>
+        <w:t xml:space="preserve"> (The order of the terms does not matter). </w:t>
+      </w:r>
+      <w:r>
+        <w:t xml:space="preserve">The order in which we list the elements of</w:t>
+      </w:r>
+      <w:r>
+        <w:t xml:space="preserve"> </w:t>
+      </w:r>
+      <m:oMath>
+        <m:r>
+          <m:t>A</m:t>
+        </m:r>
+      </m:oMath>
+      <w:r>
+        <w:t xml:space="preserve"> </w:t>
+      </w:r>
+      <w:r>
+        <w:t xml:space="preserve">does not change the sum.</w:t>
+      </w:r>
+      <w:r>
+        <w:t xml:space="preserve"> </w:t>
+      </w:r>
+      <w:r>
+        <w:t xml:space="preserve">The reason is that addition is commutative and associative:</w:t>
+      </w:r>
+      <w:r>
+        <w:t xml:space="preserve"> </w:t>
+      </w:r>
+      <w:r>
+        <w:t xml:space="preserve">we can reorder and regroup the terms of a finite sum</w:t>
+      </w:r>
+      <w:r>
+        <w:t xml:space="preserve"> </w:t>
+      </w:r>
+      <w:r>
+        <w:t xml:space="preserve">without changing the total.</w:t>
+      </w:r>
+      <w:r>
+        <w:t xml:space="preserve"> </w:t>
+      </w:r>
+      <w:r>
+        <w:t xml:space="preserve">For example, if</w:t>
+      </w:r>
+      <w:r>
+        <w:t xml:space="preserve"> </w:t>
+      </w:r>
+      <m:oMath>
+        <m:r>
+          <m:t>A</m:t>
+        </m:r>
+        <m:r>
+          <m:rPr>
+            <m:sty m:val="p"/>
+          </m:rPr>
+          <m:t>=</m:t>
+        </m:r>
+        <m:r>
+          <m:t>​</m:t>
+        </m:r>
+        <m:d>
+          <m:dPr>
+            <m:begChr m:val="{"/>
+            <m:sepChr m:val=""/>
+            <m:endChr m:val="}"/>
+            <m:grow/>
+          </m:dPr>
+          <m:e>
+            <m:r>
+              <m:t>1</m:t>
+            </m:r>
+            <m:r>
+              <m:rPr>
+                <m:sty m:val="p"/>
+              </m:rPr>
+              <m:t>,</m:t>
+            </m:r>
+            <m:r>
+              <m:t>2</m:t>
+            </m:r>
+            <m:r>
+              <m:rPr>
+                <m:sty m:val="p"/>
+              </m:rPr>
+              <m:t>,</m:t>
+            </m:r>
+            <m:r>
+              <m:t>3</m:t>
+            </m:r>
+          </m:e>
+        </m:d>
+        <m:r>
+          <m:t>​</m:t>
+        </m:r>
+      </m:oMath>
+      <w:r>
+        <w:t xml:space="preserve"> </w:t>
+      </w:r>
+      <w:r>
+        <w:t xml:space="preserve">and</w:t>
+      </w:r>
+      <w:r>
+        <w:t xml:space="preserve"> </w:t>
+      </w:r>
+      <m:oMath>
+        <m:r>
+          <m:t>f</m:t>
+        </m:r>
+        <m:r>
+          <m:rPr>
+            <m:sty m:val="p"/>
+          </m:rPr>
+          <m:t>(</m:t>
+        </m:r>
+        <m:r>
+          <m:t>x</m:t>
+        </m:r>
+        <m:r>
+          <m:rPr>
+            <m:sty m:val="p"/>
+          </m:rPr>
+          <m:t>)</m:t>
+        </m:r>
+        <m:r>
+          <m:rPr>
+            <m:sty m:val="p"/>
+          </m:rPr>
+          <m:t>=</m:t>
+        </m:r>
+        <m:sSup>
+          <m:e>
+            <m:r>
+              <m:t>x</m:t>
+            </m:r>
+          </m:e>
+          <m:sup>
+            <m:r>
+              <m:t>2</m:t>
+            </m:r>
+          </m:sup>
+        </m:sSup>
+      </m:oMath>
+      <w:r>
+        <w:t xml:space="preserve">,</w:t>
+      </w:r>
+      <w:r>
+        <w:t xml:space="preserve"> </w:t>
+      </w:r>
+      <w:r>
+        <w:t xml:space="preserve">listing</w:t>
+      </w:r>
+      <w:r>
+        <w:t xml:space="preserve"> </w:t>
+      </w:r>
+      <m:oMath>
+        <m:r>
+          <m:t>A</m:t>
+        </m:r>
+      </m:oMath>
+      <w:r>
+        <w:t xml:space="preserve"> </w:t>
+      </w:r>
+      <w:r>
+        <w:t xml:space="preserve">as</w:t>
+      </w:r>
+      <w:r>
+        <w:t xml:space="preserve"> </w:t>
+      </w:r>
+      <m:oMath>
+        <m:r>
+          <m:t>1</m:t>
+        </m:r>
+        <m:r>
+          <m:rPr>
+            <m:sty m:val="p"/>
+          </m:rPr>
+          <m:t>,</m:t>
+        </m:r>
+        <m:r>
+          <m:t>2</m:t>
+        </m:r>
+        <m:r>
+          <m:rPr>
+            <m:sty m:val="p"/>
+          </m:rPr>
+          <m:t>,</m:t>
+        </m:r>
+        <m:r>
+          <m:t>3</m:t>
+        </m:r>
+      </m:oMath>
+      <w:r>
+        <w:t xml:space="preserve"> </w:t>
+      </w:r>
+      <w:r>
+        <w:t xml:space="preserve">gives</w:t>
+      </w:r>
+      <w:r>
+        <w:t xml:space="preserve"> </w:t>
+      </w:r>
+      <m:oMath>
+        <m:r>
+          <m:t>1</m:t>
+        </m:r>
+        <m:r>
+          <m:rPr>
+            <m:sty m:val="p"/>
+          </m:rPr>
+          <m:t>+</m:t>
+        </m:r>
+        <m:r>
+          <m:t>4</m:t>
+        </m:r>
+        <m:r>
+          <m:rPr>
+            <m:sty m:val="p"/>
+          </m:rPr>
+          <m:t>+</m:t>
+        </m:r>
+        <m:r>
+          <m:t>9</m:t>
+        </m:r>
+        <m:r>
+          <m:rPr>
+            <m:sty m:val="p"/>
+          </m:rPr>
+          <m:t>=</m:t>
+        </m:r>
+        <m:r>
+          <m:t>14</m:t>
+        </m:r>
+      </m:oMath>
+      <w:r>
+        <w:t xml:space="preserve">,</w:t>
+      </w:r>
+      <w:r>
+        <w:t xml:space="preserve"> </w:t>
+      </w:r>
+      <w:r>
+        <w:t xml:space="preserve">and listing</w:t>
+      </w:r>
+      <w:r>
+        <w:t xml:space="preserve"> </w:t>
+      </w:r>
+      <m:oMath>
+        <m:r>
+          <m:t>A</m:t>
+        </m:r>
+      </m:oMath>
+      <w:r>
+        <w:t xml:space="preserve"> </w:t>
+      </w:r>
+      <w:r>
+        <w:t xml:space="preserve">as</w:t>
+      </w:r>
+      <w:r>
+        <w:t xml:space="preserve"> </w:t>
+      </w:r>
+      <m:oMath>
+        <m:r>
+          <m:t>3</m:t>
+        </m:r>
+        <m:r>
+          <m:rPr>
+            <m:sty m:val="p"/>
+          </m:rPr>
+          <m:t>,</m:t>
+        </m:r>
+        <m:r>
+          <m:t>1</m:t>
+        </m:r>
+        <m:r>
+          <m:rPr>
+            <m:sty m:val="p"/>
+          </m:rPr>
+          <m:t>,</m:t>
+        </m:r>
+        <m:r>
+          <m:t>2</m:t>
+        </m:r>
+      </m:oMath>
+      <w:r>
+        <w:t xml:space="preserve"> </w:t>
+      </w:r>
+      <w:r>
+        <w:t xml:space="preserve">gives</w:t>
+      </w:r>
+      <w:r>
+        <w:t xml:space="preserve"> </w:t>
+      </w:r>
+      <m:oMath>
+        <m:r>
+          <m:t>9</m:t>
+        </m:r>
+        <m:r>
+          <m:rPr>
+            <m:sty m:val="p"/>
+          </m:rPr>
+          <m:t>+</m:t>
+        </m:r>
+        <m:r>
+          <m:t>1</m:t>
+        </m:r>
+        <m:r>
+          <m:rPr>
+            <m:sty m:val="p"/>
+          </m:rPr>
+          <m:t>+</m:t>
+        </m:r>
+        <m:r>
+          <m:t>4</m:t>
+        </m:r>
+        <m:r>
+          <m:rPr>
+            <m:sty m:val="p"/>
+          </m:rPr>
+          <m:t>=</m:t>
+        </m:r>
+        <m:r>
+          <m:t>14</m:t>
+        </m:r>
+      </m:oMath>
+      <w:r>
+        <w:t xml:space="preserve">.</w:t>
+      </w:r>
+      <w:r>
+        <w:t xml:space="preserve"> </w:t>
+      </w:r>
+      <w:hyperlink w:anchor="exr-sum-over-set">
+        <w:r>
+          <w:rPr>
+            <w:rStyle w:val="Hyperlink"/>
+          </w:rPr>
+          <w:t xml:space="preserve">Exercise 7</w:t>
+        </w:r>
+      </w:hyperlink>
+      <w:r>
+        <w:t xml:space="preserve">, part 2, shows another example.</w:t>
+      </w:r>
+    </w:p>
+    <w:p>
+      <w:pPr>
+        <w:pStyle w:val="BodyText"/>
+      </w:pPr>
+      <w:r>
+        <w:t xml:space="preserve">When</w:t>
+      </w:r>
+      <w:r>
+        <w:t xml:space="preserve"> </w:t>
+      </w:r>
+      <m:oMath>
+        <m:r>
+          <m:t>A</m:t>
+        </m:r>
+        <m:r>
+          <m:rPr>
+            <m:sty m:val="p"/>
+          </m:rPr>
+          <m:t>=</m:t>
+        </m:r>
+        <m:r>
+          <m:t>​</m:t>
+        </m:r>
+        <m:d>
+          <m:dPr>
+            <m:begChr m:val="{"/>
+            <m:sepChr m:val=""/>
+            <m:endChr m:val="}"/>
+            <m:grow/>
+          </m:dPr>
+          <m:e>
+            <m:r>
+              <m:t>m</m:t>
+            </m:r>
+            <m:r>
+              <m:rPr>
+                <m:sty m:val="p"/>
+              </m:rPr>
+              <m:t>,</m:t>
+            </m:r>
+            <m:r>
+              <m:t>m</m:t>
+            </m:r>
+            <m:r>
+              <m:rPr>
+                <m:sty m:val="p"/>
+              </m:rPr>
+              <m:t>+</m:t>
+            </m:r>
+            <m:r>
+              <m:t>1</m:t>
+            </m:r>
+            <m:r>
+              <m:rPr>
+                <m:sty m:val="p"/>
+              </m:rPr>
+              <m:t>,</m:t>
+            </m:r>
+            <m:r>
+              <m:rPr>
+                <m:sty m:val="p"/>
+              </m:rPr>
+              <m:t>…</m:t>
+            </m:r>
+            <m:r>
+              <m:rPr>
+                <m:sty m:val="p"/>
+              </m:rPr>
+              <m:t>,</m:t>
+            </m:r>
+            <m:r>
+              <m:t>n</m:t>
+            </m:r>
+          </m:e>
+        </m:d>
+        <m:r>
+          <m:t>​</m:t>
+        </m:r>
+      </m:oMath>
+      <w:r>
+        <w:t xml:space="preserve">,</w:t>
+      </w:r>
+      <w:r>
+        <w:t xml:space="preserve"> </w:t>
+      </w:r>
+      <w:r>
+        <w:t xml:space="preserve">this sum is the same as</w:t>
+      </w:r>
+      <w:r>
+        <w:t xml:space="preserve"> </w:t>
+      </w:r>
+      <m:oMath>
+        <m:nary>
+          <m:naryPr>
+            <m:chr m:val="∑"/>
+            <m:limLoc m:val="undOvr"/>
+            <m:subHide m:val="off"/>
+            <m:supHide m:val="off"/>
+          </m:naryPr>
+          <m:sub>
+            <m:r>
+              <m:t>i</m:t>
+            </m:r>
+            <m:r>
+              <m:rPr>
+                <m:sty m:val="p"/>
+              </m:rPr>
+              <m:t>=</m:t>
+            </m:r>
+            <m:r>
+              <m:t>m</m:t>
+            </m:r>
+          </m:sub>
+          <m:sup>
+            <m:r>
+              <m:t>n</m:t>
+            </m:r>
+          </m:sup>
+          <m:e>
+            <m:r>
+              <m:t>f</m:t>
+            </m:r>
+          </m:e>
+        </m:nary>
+        <m:r>
+          <m:rPr>
+            <m:sty m:val="p"/>
+          </m:rPr>
+          <m:t>(</m:t>
+        </m:r>
+        <m:r>
+          <m:t>i</m:t>
+        </m:r>
+        <m:r>
+          <m:rPr>
+            <m:sty m:val="p"/>
+          </m:rPr>
+          <m:t>)</m:t>
+        </m:r>
+      </m:oMath>
+      <w:r>
+        <w:t xml:space="preserve"> </w:t>
+      </w:r>
+      <w:r>
+        <w:t xml:space="preserve">from</w:t>
+      </w:r>
+      <w:r>
+        <w:t xml:space="preserve"> </w:t>
+      </w:r>
+      <w:hyperlink w:anchor="def-summation">
+        <w:r>
+          <w:rPr>
+            <w:rStyle w:val="Hyperlink"/>
+          </w:rPr>
+          <w:t xml:space="preserve">Definition 27</w:t>
+        </w:r>
+      </w:hyperlink>
+      <w:r>
+        <w:t xml:space="preserve">.</w:t>
+      </w:r>
+    </w:p>
+    <w:bookmarkEnd w:id="137"/>
+    <w:bookmarkStart w:id="140" w:name="rem-sum-without-set"/>
+    <w:p>
+      <w:pPr>
+        <w:pStyle w:val="BodyText"/>
+      </w:pPr>
+      <w:r>
+        <w:rPr>
+          <w:i/>
+          <w:iCs/>
+        </w:rPr>
+        <w:t xml:space="preserve">Remark 14</w:t>
+      </w:r>
+      <w:r>
+        <w:t xml:space="preserve"> (Leaving the set out). </w:t>
+      </w:r>
+      <w:r>
+        <w:t xml:space="preserve">Some authors leave the set out and write</w:t>
       </w:r>
       <w:r>
         <w:t xml:space="preserve"> </w:t>
@@ -39738,27 +40304,6 @@
             <m:r>
               <m:t>x</m:t>
             </m:r>
-            <m:r>
-              <m:rPr>
-                <m:sty m:val="p"/>
-              </m:rPr>
-              <m:t>∈</m:t>
-            </m:r>
-            <m:r>
-              <m:t>​</m:t>
-            </m:r>
-            <m:d>
-              <m:dPr>
-                <m:begChr m:val="{"/>
-                <m:sepChr m:val=""/>
-                <m:endChr m:val="}"/>
-                <m:grow/>
-              </m:dPr>
-              <m:e/>
-            </m:d>
-            <m:r>
-              <m:t>​</m:t>
-            </m:r>
           </m:sub>
           <m:sup>
             <m:r>
@@ -39766,566 +40311,49 @@
             </m:r>
           </m:sup>
           <m:e>
-            <m:sSup>
-              <m:e>
-                <m:r>
-                  <m:t>x</m:t>
-                </m:r>
-              </m:e>
-              <m:sup>
-                <m:r>
-                  <m:t>2</m:t>
-                </m:r>
-              </m:sup>
-            </m:sSup>
+            <m:r>
+              <m:t>f</m:t>
+            </m:r>
           </m:e>
         </m:nary>
         <m:r>
           <m:rPr>
             <m:sty m:val="p"/>
           </m:rPr>
-          <m:t>=</m:t>
-        </m:r>
-        <m:r>
-          <m:t>0</m:t>
+          <m:t>(</m:t>
+        </m:r>
+        <m:r>
+          <m:t>x</m:t>
+        </m:r>
+        <m:r>
+          <m:rPr>
+            <m:sty m:val="p"/>
+          </m:rPr>
+          <m:t>)</m:t>
         </m:r>
       </m:oMath>
       <w:r>
         <w:t xml:space="preserve">.</w:t>
       </w:r>
-    </w:p>
-    <w:bookmarkEnd w:id="133"/>
-    <w:bookmarkStart w:id="134" w:name="rem-sum-over-set-order"/>
-    <w:p>
-      <w:pPr>
-        <w:pStyle w:val="BodyText"/>
-      </w:pPr>
-      <w:r>
-        <w:rPr>
-          <w:i/>
-          <w:iCs/>
-        </w:rPr>
-        <w:t xml:space="preserve">Remark 11</w:t>
-      </w:r>
-      <w:r>
-        <w:t xml:space="preserve"> (The order of the terms does not matter). </w:t>
-      </w:r>
-      <w:r>
-        <w:t xml:space="preserve">The order in which we list the elements of</w:t>
-      </w:r>
-      <w:r>
-        <w:t xml:space="preserve"> </w:t>
-      </w:r>
-      <m:oMath>
-        <m:r>
-          <m:t>A</m:t>
-        </m:r>
-      </m:oMath>
-      <w:r>
-        <w:t xml:space="preserve"> </w:t>
-      </w:r>
-      <w:r>
-        <w:t xml:space="preserve">does not change the sum.</w:t>
-      </w:r>
-      <w:r>
-        <w:t xml:space="preserve"> </w:t>
-      </w:r>
-      <w:r>
-        <w:t xml:space="preserve">The reason is that addition is commutative and associative:</w:t>
-      </w:r>
-      <w:r>
-        <w:t xml:space="preserve"> </w:t>
-      </w:r>
-      <w:r>
-        <w:t xml:space="preserve">we can reorder and regroup the terms of a finite sum</w:t>
-      </w:r>
-      <w:r>
-        <w:t xml:space="preserve"> </w:t>
-      </w:r>
-      <w:r>
-        <w:t xml:space="preserve">without changing the total.</w:t>
-      </w:r>
-      <w:r>
-        <w:t xml:space="preserve"> </w:t>
-      </w:r>
-      <w:r>
-        <w:t xml:space="preserve">For example, if</w:t>
-      </w:r>
-      <w:r>
-        <w:t xml:space="preserve"> </w:t>
-      </w:r>
-      <m:oMath>
-        <m:r>
-          <m:t>A</m:t>
-        </m:r>
-        <m:r>
-          <m:rPr>
-            <m:sty m:val="p"/>
-          </m:rPr>
-          <m:t>=</m:t>
-        </m:r>
-        <m:r>
-          <m:t>​</m:t>
-        </m:r>
-        <m:d>
-          <m:dPr>
-            <m:begChr m:val="{"/>
-            <m:sepChr m:val=""/>
-            <m:endChr m:val="}"/>
-            <m:grow/>
-          </m:dPr>
-          <m:e>
-            <m:r>
-              <m:t>1</m:t>
-            </m:r>
-            <m:r>
-              <m:rPr>
-                <m:sty m:val="p"/>
-              </m:rPr>
-              <m:t>,</m:t>
-            </m:r>
-            <m:r>
-              <m:t>2</m:t>
-            </m:r>
-            <m:r>
-              <m:rPr>
-                <m:sty m:val="p"/>
-              </m:rPr>
-              <m:t>,</m:t>
-            </m:r>
-            <m:r>
-              <m:t>3</m:t>
-            </m:r>
-          </m:e>
-        </m:d>
-        <m:r>
-          <m:t>​</m:t>
-        </m:r>
-      </m:oMath>
-      <w:r>
-        <w:t xml:space="preserve"> </w:t>
-      </w:r>
-      <w:r>
-        <w:t xml:space="preserve">and</w:t>
-      </w:r>
-      <w:r>
-        <w:t xml:space="preserve"> </w:t>
-      </w:r>
-      <m:oMath>
-        <m:r>
-          <m:t>f</m:t>
-        </m:r>
-        <m:r>
-          <m:rPr>
-            <m:sty m:val="p"/>
-          </m:rPr>
-          <m:t>(</m:t>
-        </m:r>
+      <w:r>
+        <w:t xml:space="preserve"> </w:t>
+      </w:r>
+      <w:r>
+        <w:t xml:space="preserve">This shorthand means the sum over every value</w:t>
+      </w:r>
+      <w:r>
+        <w:t xml:space="preserve"> </w:t>
+      </w:r>
+      <m:oMath>
         <m:r>
           <m:t>x</m:t>
         </m:r>
-        <m:r>
-          <m:rPr>
-            <m:sty m:val="p"/>
-          </m:rPr>
-          <m:t>)</m:t>
-        </m:r>
-        <m:r>
-          <m:rPr>
-            <m:sty m:val="p"/>
-          </m:rPr>
-          <m:t>=</m:t>
-        </m:r>
-        <m:sSup>
-          <m:e>
-            <m:r>
-              <m:t>x</m:t>
-            </m:r>
-          </m:e>
-          <m:sup>
-            <m:r>
-              <m:t>2</m:t>
-            </m:r>
-          </m:sup>
-        </m:sSup>
-      </m:oMath>
-      <w:r>
-        <w:t xml:space="preserve">,</w:t>
-      </w:r>
-      <w:r>
-        <w:t xml:space="preserve"> </w:t>
-      </w:r>
-      <w:r>
-        <w:t xml:space="preserve">listing</w:t>
-      </w:r>
-      <w:r>
-        <w:t xml:space="preserve"> </w:t>
-      </w:r>
-      <m:oMath>
-        <m:r>
-          <m:t>A</m:t>
-        </m:r>
-      </m:oMath>
-      <w:r>
-        <w:t xml:space="preserve"> </w:t>
-      </w:r>
-      <w:r>
-        <w:t xml:space="preserve">as</w:t>
-      </w:r>
-      <w:r>
-        <w:t xml:space="preserve"> </w:t>
-      </w:r>
-      <m:oMath>
-        <m:r>
-          <m:t>1</m:t>
-        </m:r>
-        <m:r>
-          <m:rPr>
-            <m:sty m:val="p"/>
-          </m:rPr>
-          <m:t>,</m:t>
-        </m:r>
-        <m:r>
-          <m:t>2</m:t>
-        </m:r>
-        <m:r>
-          <m:rPr>
-            <m:sty m:val="p"/>
-          </m:rPr>
-          <m:t>,</m:t>
-        </m:r>
-        <m:r>
-          <m:t>3</m:t>
-        </m:r>
-      </m:oMath>
-      <w:r>
-        <w:t xml:space="preserve"> </w:t>
-      </w:r>
-      <w:r>
-        <w:t xml:space="preserve">gives</w:t>
-      </w:r>
-      <w:r>
-        <w:t xml:space="preserve"> </w:t>
-      </w:r>
-      <m:oMath>
-        <m:r>
-          <m:t>1</m:t>
-        </m:r>
-        <m:r>
-          <m:rPr>
-            <m:sty m:val="p"/>
-          </m:rPr>
-          <m:t>+</m:t>
-        </m:r>
-        <m:r>
-          <m:t>4</m:t>
-        </m:r>
-        <m:r>
-          <m:rPr>
-            <m:sty m:val="p"/>
-          </m:rPr>
-          <m:t>+</m:t>
-        </m:r>
-        <m:r>
-          <m:t>9</m:t>
-        </m:r>
-        <m:r>
-          <m:rPr>
-            <m:sty m:val="p"/>
-          </m:rPr>
-          <m:t>=</m:t>
-        </m:r>
-        <m:r>
-          <m:t>14</m:t>
-        </m:r>
-      </m:oMath>
-      <w:r>
-        <w:t xml:space="preserve">,</w:t>
-      </w:r>
-      <w:r>
-        <w:t xml:space="preserve"> </w:t>
-      </w:r>
-      <w:r>
-        <w:t xml:space="preserve">and listing</w:t>
-      </w:r>
-      <w:r>
-        <w:t xml:space="preserve"> </w:t>
-      </w:r>
-      <m:oMath>
-        <m:r>
-          <m:t>A</m:t>
-        </m:r>
-      </m:oMath>
-      <w:r>
-        <w:t xml:space="preserve"> </w:t>
-      </w:r>
-      <w:r>
-        <w:t xml:space="preserve">as</w:t>
-      </w:r>
-      <w:r>
-        <w:t xml:space="preserve"> </w:t>
-      </w:r>
-      <m:oMath>
-        <m:r>
-          <m:t>3</m:t>
-        </m:r>
-        <m:r>
-          <m:rPr>
-            <m:sty m:val="p"/>
-          </m:rPr>
-          <m:t>,</m:t>
-        </m:r>
-        <m:r>
-          <m:t>1</m:t>
-        </m:r>
-        <m:r>
-          <m:rPr>
-            <m:sty m:val="p"/>
-          </m:rPr>
-          <m:t>,</m:t>
-        </m:r>
-        <m:r>
-          <m:t>2</m:t>
-        </m:r>
-      </m:oMath>
-      <w:r>
-        <w:t xml:space="preserve"> </w:t>
-      </w:r>
-      <w:r>
-        <w:t xml:space="preserve">gives</w:t>
-      </w:r>
-      <w:r>
-        <w:t xml:space="preserve"> </w:t>
-      </w:r>
-      <m:oMath>
-        <m:r>
-          <m:t>9</m:t>
-        </m:r>
-        <m:r>
-          <m:rPr>
-            <m:sty m:val="p"/>
-          </m:rPr>
-          <m:t>+</m:t>
-        </m:r>
-        <m:r>
-          <m:t>1</m:t>
-        </m:r>
-        <m:r>
-          <m:rPr>
-            <m:sty m:val="p"/>
-          </m:rPr>
-          <m:t>+</m:t>
-        </m:r>
-        <m:r>
-          <m:t>4</m:t>
-        </m:r>
-        <m:r>
-          <m:rPr>
-            <m:sty m:val="p"/>
-          </m:rPr>
-          <m:t>=</m:t>
-        </m:r>
-        <m:r>
-          <m:t>14</m:t>
-        </m:r>
-      </m:oMath>
-      <w:r>
-        <w:t xml:space="preserve">.</w:t>
-      </w:r>
-      <w:r>
-        <w:t xml:space="preserve"> </w:t>
-      </w:r>
-      <w:hyperlink w:anchor="exr-sum-over-set">
-        <w:r>
-          <w:rPr>
-            <w:rStyle w:val="Hyperlink"/>
-          </w:rPr>
-          <w:t xml:space="preserve">Exercise 7</w:t>
-        </w:r>
-      </w:hyperlink>
-      <w:r>
-        <w:t xml:space="preserve">, part 2, shows another example.</w:t>
-      </w:r>
-    </w:p>
-    <w:p>
-      <w:pPr>
-        <w:pStyle w:val="BodyText"/>
-      </w:pPr>
-      <w:r>
-        <w:t xml:space="preserve">When</w:t>
-      </w:r>
-      <w:r>
-        <w:t xml:space="preserve"> </w:t>
-      </w:r>
-      <m:oMath>
-        <m:r>
-          <m:t>A</m:t>
-        </m:r>
-        <m:r>
-          <m:rPr>
-            <m:sty m:val="p"/>
-          </m:rPr>
-          <m:t>=</m:t>
-        </m:r>
-        <m:r>
-          <m:t>​</m:t>
-        </m:r>
-        <m:d>
-          <m:dPr>
-            <m:begChr m:val="{"/>
-            <m:sepChr m:val=""/>
-            <m:endChr m:val="}"/>
-            <m:grow/>
-          </m:dPr>
-          <m:e>
-            <m:r>
-              <m:t>m</m:t>
-            </m:r>
-            <m:r>
-              <m:rPr>
-                <m:sty m:val="p"/>
-              </m:rPr>
-              <m:t>,</m:t>
-            </m:r>
-            <m:r>
-              <m:t>m</m:t>
-            </m:r>
-            <m:r>
-              <m:rPr>
-                <m:sty m:val="p"/>
-              </m:rPr>
-              <m:t>+</m:t>
-            </m:r>
-            <m:r>
-              <m:t>1</m:t>
-            </m:r>
-            <m:r>
-              <m:rPr>
-                <m:sty m:val="p"/>
-              </m:rPr>
-              <m:t>,</m:t>
-            </m:r>
-            <m:r>
-              <m:rPr>
-                <m:sty m:val="p"/>
-              </m:rPr>
-              <m:t>…</m:t>
-            </m:r>
-            <m:r>
-              <m:rPr>
-                <m:sty m:val="p"/>
-              </m:rPr>
-              <m:t>,</m:t>
-            </m:r>
-            <m:r>
-              <m:t>n</m:t>
-            </m:r>
-          </m:e>
-        </m:d>
-        <m:r>
-          <m:t>​</m:t>
-        </m:r>
-      </m:oMath>
-      <w:r>
-        <w:t xml:space="preserve">,</w:t>
-      </w:r>
-      <w:r>
-        <w:t xml:space="preserve"> </w:t>
-      </w:r>
-      <w:r>
-        <w:t xml:space="preserve">this sum is the same as</w:t>
-      </w:r>
-      <w:r>
-        <w:t xml:space="preserve"> </w:t>
-      </w:r>
-      <m:oMath>
-        <m:nary>
-          <m:naryPr>
-            <m:chr m:val="∑"/>
-            <m:limLoc m:val="undOvr"/>
-            <m:subHide m:val="off"/>
-            <m:supHide m:val="off"/>
-          </m:naryPr>
-          <m:sub>
-            <m:r>
-              <m:t>i</m:t>
-            </m:r>
-            <m:r>
-              <m:rPr>
-                <m:sty m:val="p"/>
-              </m:rPr>
-              <m:t>=</m:t>
-            </m:r>
-            <m:r>
-              <m:t>m</m:t>
-            </m:r>
-          </m:sub>
-          <m:sup>
-            <m:r>
-              <m:t>n</m:t>
-            </m:r>
-          </m:sup>
-          <m:e>
-            <m:r>
-              <m:t>f</m:t>
-            </m:r>
-          </m:e>
-        </m:nary>
-        <m:r>
-          <m:rPr>
-            <m:sty m:val="p"/>
-          </m:rPr>
-          <m:t>(</m:t>
-        </m:r>
-        <m:r>
-          <m:t>i</m:t>
-        </m:r>
-        <m:r>
-          <m:rPr>
-            <m:sty m:val="p"/>
-          </m:rPr>
-          <m:t>)</m:t>
-        </m:r>
-      </m:oMath>
-      <w:r>
-        <w:t xml:space="preserve"> </w:t>
-      </w:r>
-      <w:r>
-        <w:t xml:space="preserve">from</w:t>
-      </w:r>
-      <w:r>
-        <w:t xml:space="preserve"> </w:t>
-      </w:r>
-      <w:hyperlink w:anchor="def-summation">
-        <w:r>
-          <w:rPr>
-            <w:rStyle w:val="Hyperlink"/>
-          </w:rPr>
-          <w:t xml:space="preserve">Definition 26</w:t>
-        </w:r>
-      </w:hyperlink>
-      <w:r>
-        <w:t xml:space="preserve">.</w:t>
-      </w:r>
-    </w:p>
-    <w:bookmarkEnd w:id="134"/>
-    <w:bookmarkStart w:id="137" w:name="rem-sum-without-set"/>
-    <w:p>
-      <w:pPr>
-        <w:pStyle w:val="BodyText"/>
-      </w:pPr>
-      <w:r>
-        <w:rPr>
-          <w:i/>
-          <w:iCs/>
-        </w:rPr>
-        <w:t xml:space="preserve">Remark 12</w:t>
-      </w:r>
-      <w:r>
-        <w:t xml:space="preserve"> (Leaving the set out). </w:t>
-      </w:r>
-      <w:r>
-        <w:t xml:space="preserve">Some authors leave the set out and write</w:t>
+      </m:oMath>
+      <w:r>
+        <w:t xml:space="preserve"> </w:t>
+      </w:r>
+      <w:r>
+        <w:t xml:space="preserve">can take,</w:t>
       </w:r>
       <w:r>
         <w:t xml:space="preserve"> </w:t>
@@ -40342,72 +40370,6 @@
             <m:r>
               <m:t>x</m:t>
             </m:r>
-          </m:sub>
-          <m:sup>
-            <m:r>
-              <m:t>​</m:t>
-            </m:r>
-          </m:sup>
-          <m:e>
-            <m:r>
-              <m:t>f</m:t>
-            </m:r>
-          </m:e>
-        </m:nary>
-        <m:r>
-          <m:rPr>
-            <m:sty m:val="p"/>
-          </m:rPr>
-          <m:t>(</m:t>
-        </m:r>
-        <m:r>
-          <m:t>x</m:t>
-        </m:r>
-        <m:r>
-          <m:rPr>
-            <m:sty m:val="p"/>
-          </m:rPr>
-          <m:t>)</m:t>
-        </m:r>
-      </m:oMath>
-      <w:r>
-        <w:t xml:space="preserve">.</w:t>
-      </w:r>
-      <w:r>
-        <w:t xml:space="preserve"> </w:t>
-      </w:r>
-      <w:r>
-        <w:t xml:space="preserve">This shorthand means the sum over every value</w:t>
-      </w:r>
-      <w:r>
-        <w:t xml:space="preserve"> </w:t>
-      </w:r>
-      <m:oMath>
-        <m:r>
-          <m:t>x</m:t>
-        </m:r>
-      </m:oMath>
-      <w:r>
-        <w:t xml:space="preserve"> </w:t>
-      </w:r>
-      <w:r>
-        <w:t xml:space="preserve">can take,</w:t>
-      </w:r>
-      <w:r>
-        <w:t xml:space="preserve"> </w:t>
-      </w:r>
-      <m:oMath>
-        <m:nary>
-          <m:naryPr>
-            <m:chr m:val="∑"/>
-            <m:limLoc m:val="undOvr"/>
-            <m:subHide m:val="off"/>
-            <m:supHide m:val="on"/>
-          </m:naryPr>
-          <m:sub>
-            <m:r>
-              <m:t>x</m:t>
-            </m:r>
             <m:r>
               <m:rPr>
                 <m:sty m:val="p"/>
@@ -40509,7 +40471,7 @@
       <w:r>
         <w:t xml:space="preserve"> </w:t>
       </w:r>
-      <w:hyperlink r:id="rId135">
+      <w:hyperlink r:id="rId138">
         <w:r>
           <w:rPr>
             <w:rStyle w:val="Hyperlink"/>
@@ -40734,7 +40696,7 @@
       <w:r>
         <w:t xml:space="preserve"> </w:t>
       </w:r>
-      <w:hyperlink r:id="rId136">
+      <w:hyperlink r:id="rId139">
         <w:r>
           <w:rPr>
             <w:rStyle w:val="Hyperlink"/>
@@ -40746,9 +40708,99 @@
         <w:t xml:space="preserve">).</w:t>
       </w:r>
     </w:p>
-    <w:bookmarkEnd w:id="137"/>
-    <w:bookmarkEnd w:id="138"/>
-    <w:bookmarkStart w:id="157" w:name="quotients"/>
+    <w:bookmarkEnd w:id="140"/>
+    <w:bookmarkStart w:id="141" w:name="exm-sum-over-empty-set"/>
+    <w:p>
+      <w:pPr>
+        <w:pStyle w:val="BodyText"/>
+      </w:pPr>
+      <w:r>
+        <w:rPr>
+          <w:b/>
+          <w:bCs/>
+        </w:rPr>
+        <w:t xml:space="preserve">Example 27 (A sum over the empty set)</w:t>
+      </w:r>
+      <w:r>
+        <w:t xml:space="preserve"> </w:t>
+      </w:r>
+      <w:r>
+        <w:t xml:space="preserve">For example,</w:t>
+      </w:r>
+      <w:r>
+        <w:t xml:space="preserve"> </w:t>
+      </w:r>
+      <m:oMath>
+        <m:nary>
+          <m:naryPr>
+            <m:chr m:val="∑"/>
+            <m:limLoc m:val="undOvr"/>
+            <m:subHide m:val="off"/>
+            <m:supHide m:val="on"/>
+          </m:naryPr>
+          <m:sub>
+            <m:r>
+              <m:t>x</m:t>
+            </m:r>
+            <m:r>
+              <m:rPr>
+                <m:sty m:val="p"/>
+              </m:rPr>
+              <m:t>∈</m:t>
+            </m:r>
+            <m:r>
+              <m:t>​</m:t>
+            </m:r>
+            <m:d>
+              <m:dPr>
+                <m:begChr m:val="{"/>
+                <m:sepChr m:val=""/>
+                <m:endChr m:val="}"/>
+                <m:grow/>
+              </m:dPr>
+              <m:e/>
+            </m:d>
+            <m:r>
+              <m:t>​</m:t>
+            </m:r>
+          </m:sub>
+          <m:sup>
+            <m:r>
+              <m:t>​</m:t>
+            </m:r>
+          </m:sup>
+          <m:e>
+            <m:sSup>
+              <m:e>
+                <m:r>
+                  <m:t>x</m:t>
+                </m:r>
+              </m:e>
+              <m:sup>
+                <m:r>
+                  <m:t>2</m:t>
+                </m:r>
+              </m:sup>
+            </m:sSup>
+          </m:e>
+        </m:nary>
+        <m:r>
+          <m:rPr>
+            <m:sty m:val="p"/>
+          </m:rPr>
+          <m:t>=</m:t>
+        </m:r>
+        <m:r>
+          <m:t>0</m:t>
+        </m:r>
+      </m:oMath>
+      <w:r>
+        <w:t xml:space="preserve">.</w:t>
+      </w:r>
+    </w:p>
+    <w:bookmarkEnd w:id="141"/>
+    <w:bookmarkEnd w:id="142"/>
+    <w:bookmarkStart w:id="161" w:name="quotients"/>
     <w:p>
       <w:pPr>
         <w:pStyle w:val="Heading2"/>
@@ -40757,7 +40809,7 @@
         <w:t xml:space="preserve">13 Quotients</w:t>
       </w:r>
     </w:p>
-    <w:bookmarkStart w:id="139" w:name="def-quotient"/>
+    <w:bookmarkStart w:id="143" w:name="def-quotient"/>
     <w:p>
       <w:pPr>
         <w:pStyle w:val="FirstParagraph"/>
@@ -40767,7 +40819,7 @@
           <w:b/>
           <w:bCs/>
         </w:rPr>
-        <w:t xml:space="preserve">Definition 29 (Quotient)</w:t>
+        <w:t xml:space="preserve">Definition 30 (Quotient)</w:t>
       </w:r>
       <w:r>
         <w:t xml:space="preserve"> </w:t>
@@ -40926,8 +40978,8 @@
         </m:oMath>
       </m:oMathPara>
     </w:p>
-    <w:bookmarkEnd w:id="139"/>
-    <w:bookmarkStart w:id="140" w:name="def-fraction"/>
+    <w:bookmarkEnd w:id="143"/>
+    <w:bookmarkStart w:id="144" w:name="def-fraction"/>
     <w:p>
       <w:pPr>
         <w:pStyle w:val="FirstParagraph"/>
@@ -40937,7 +40989,7 @@
           <w:b/>
           <w:bCs/>
         </w:rPr>
-        <w:t xml:space="preserve">Definition 30 (Fraction, numerator, and denominator)</w:t>
+        <w:t xml:space="preserve">Definition 31 (Fraction, numerator, and denominator)</w:t>
       </w:r>
       <w:r>
         <w:t xml:space="preserve"> </w:t>
@@ -40976,7 +41028,7 @@
           <w:rPr>
             <w:rStyle w:val="Hyperlink"/>
           </w:rPr>
-          <w:t xml:space="preserve">Definition 29</w:t>
+          <w:t xml:space="preserve">Definition 30</w:t>
         </w:r>
       </w:hyperlink>
       <w:r>
@@ -41110,8 +41162,8 @@
         <w:t xml:space="preserve">.</w:t>
       </w:r>
     </w:p>
-    <w:bookmarkEnd w:id="140"/>
-    <w:bookmarkStart w:id="141" w:name="exm-quotient"/>
+    <w:bookmarkEnd w:id="144"/>
+    <w:bookmarkStart w:id="145" w:name="exm-quotient"/>
     <w:p>
       <w:pPr>
         <w:pStyle w:val="BodyText"/>
@@ -41121,7 +41173,7 @@
           <w:b/>
           <w:bCs/>
         </w:rPr>
-        <w:t xml:space="preserve">Example 27 (A quotient)</w:t>
+        <w:t xml:space="preserve">Example 28 (A quotient)</w:t>
       </w:r>
       <w:r>
         <w:t xml:space="preserve"> </w:t>
@@ -41237,7 +41289,7 @@
           <w:rPr>
             <w:rStyle w:val="Hyperlink"/>
           </w:rPr>
-          <w:t xml:space="preserve">Definition 29</w:t>
+          <w:t xml:space="preserve">Definition 30</w:t>
         </w:r>
       </w:hyperlink>
       <w:r>
@@ -41247,8 +41299,8 @@
         <w:t xml:space="preserve">requires a nonzero denominator.</w:t>
       </w:r>
     </w:p>
-    <w:bookmarkEnd w:id="141"/>
-    <w:bookmarkStart w:id="142" w:name="def-person-years"/>
+    <w:bookmarkEnd w:id="145"/>
+    <w:bookmarkStart w:id="146" w:name="def-person-years"/>
     <w:p>
       <w:pPr>
         <w:pStyle w:val="BodyText"/>
@@ -41258,7 +41310,7 @@
           <w:b/>
           <w:bCs/>
         </w:rPr>
-        <w:t xml:space="preserve">Definition 31 (Follow-up and person-years)</w:t>
+        <w:t xml:space="preserve">Definition 32 (Follow-up and person-years)</w:t>
       </w:r>
       <w:r>
         <w:t xml:space="preserve"> </w:t>
@@ -41317,8 +41369,8 @@
         <w:t xml:space="preserve">measured in years.</w:t>
       </w:r>
     </w:p>
-    <w:bookmarkEnd w:id="142"/>
-    <w:bookmarkStart w:id="143" w:name="exm-person-years"/>
+    <w:bookmarkEnd w:id="146"/>
+    <w:bookmarkStart w:id="147" w:name="exm-person-years"/>
     <w:p>
       <w:pPr>
         <w:pStyle w:val="BodyText"/>
@@ -41328,7 +41380,7 @@
           <w:b/>
           <w:bCs/>
         </w:rPr>
-        <w:t xml:space="preserve">Example 28 (Counting person-years)</w:t>
+        <w:t xml:space="preserve">Example 29 (Counting person-years)</w:t>
       </w:r>
       <w:r>
         <w:t xml:space="preserve"> </w:t>
@@ -41499,8 +41551,8 @@
         <w:t xml:space="preserve">person-years.</w:t>
       </w:r>
     </w:p>
-    <w:bookmarkEnd w:id="143"/>
-    <w:bookmarkStart w:id="144" w:name="def-rate"/>
+    <w:bookmarkEnd w:id="147"/>
+    <w:bookmarkStart w:id="148" w:name="def-rate"/>
     <w:p>
       <w:pPr>
         <w:pStyle w:val="BodyText"/>
@@ -41510,7 +41562,7 @@
           <w:b/>
           <w:bCs/>
         </w:rPr>
-        <w:t xml:space="preserve">Definition 32 (Rate)</w:t>
+        <w:t xml:space="preserve">Definition 33 (Rate)</w:t>
       </w:r>
       <w:r>
         <w:t xml:space="preserve"> </w:t>
@@ -41551,7 +41603,7 @@
           <w:rPr>
             <w:rStyle w:val="Hyperlink"/>
           </w:rPr>
-          <w:t xml:space="preserve">Definition 31</w:t>
+          <w:t xml:space="preserve">Definition 32</w:t>
         </w:r>
       </w:hyperlink>
       <w:r>
@@ -41726,7 +41778,7 @@
         <w:t xml:space="preserve">cases per person-year.</w:t>
       </w:r>
     </w:p>
-    <w:bookmarkEnd w:id="144"/>
+    <w:bookmarkEnd w:id="148"/>
     <w:p>
       <w:pPr>
         <w:pStyle w:val="BodyText"/>
@@ -41734,7 +41786,7 @@
       <w:r>
         <w:t xml:space="preserve">cf. </w:t>
       </w:r>
-      <w:hyperlink r:id="rId145">
+      <w:hyperlink r:id="rId149">
         <w:r>
           <w:rPr>
             <w:rStyle w:val="Hyperlink"/>
@@ -41743,7 +41795,7 @@
         </w:r>
       </w:hyperlink>
     </w:p>
-    <w:bookmarkStart w:id="147" w:name="def-ratio"/>
+    <w:bookmarkStart w:id="151" w:name="def-ratio"/>
     <w:p>
       <w:pPr>
         <w:pStyle w:val="BodyText"/>
@@ -41753,7 +41805,7 @@
           <w:b/>
           <w:bCs/>
         </w:rPr>
-        <w:t xml:space="preserve">Definition 33 (Ratios)</w:t>
+        <w:t xml:space="preserve">Definition 34 (Ratios)</w:t>
       </w:r>
       <w:r>
         <w:t xml:space="preserve"> </w:t>
@@ -41785,7 +41837,7 @@
       <w:r>
         <w:t xml:space="preserve">cf. </w:t>
       </w:r>
-      <w:hyperlink r:id="rId146">
+      <w:hyperlink r:id="rId150">
         <w:r>
           <w:rPr>
             <w:rStyle w:val="Hyperlink"/>
@@ -41794,8 +41846,8 @@
         </w:r>
       </w:hyperlink>
     </w:p>
-    <w:bookmarkEnd w:id="147"/>
-    <w:bookmarkStart w:id="148" w:name="exm-ratio"/>
+    <w:bookmarkEnd w:id="151"/>
+    <w:bookmarkStart w:id="152" w:name="exm-ratio"/>
     <w:p>
       <w:pPr>
         <w:pStyle w:val="BodyText"/>
@@ -41805,7 +41857,7 @@
           <w:b/>
           <w:bCs/>
         </w:rPr>
-        <w:t xml:space="preserve">Example 29 (A ratio, and a quotient that is not one)</w:t>
+        <w:t xml:space="preserve">Example 30 (A ratio, and a quotient that is not one)</w:t>
       </w:r>
       <w:r>
         <w:t xml:space="preserve"> </w:t>
@@ -42053,8 +42105,8 @@
         <w:t xml:space="preserve">so this quotient is not a ratio.</w:t>
       </w:r>
     </w:p>
-    <w:bookmarkEnd w:id="148"/>
-    <w:bookmarkStart w:id="151" w:name="def-proportion"/>
+    <w:bookmarkEnd w:id="152"/>
+    <w:bookmarkStart w:id="155" w:name="def-proportion"/>
     <w:p>
       <w:pPr>
         <w:pStyle w:val="FirstParagraph"/>
@@ -42064,7 +42116,7 @@
           <w:b/>
           <w:bCs/>
         </w:rPr>
-        <w:t xml:space="preserve">Definition 34 (Proportion)</w:t>
+        <w:t xml:space="preserve">Definition 35 (Proportion)</w:t>
       </w:r>
       <w:r>
         <w:t xml:space="preserve"> </w:t>
@@ -42105,7 +42157,7 @@
       <w:r>
         <w:t xml:space="preserve"> </w:t>
       </w:r>
-      <w:hyperlink r:id="rId149">
+      <w:hyperlink r:id="rId153">
         <w:r>
           <w:rPr>
             <w:rStyle w:val="Hyperlink"/>
@@ -42127,7 +42179,7 @@
       <w:r>
         <w:t xml:space="preserve"> </w:t>
       </w:r>
-      <w:hyperlink r:id="rId150">
+      <w:hyperlink r:id="rId154">
         <w:r>
           <w:rPr>
             <w:rStyle w:val="Hyperlink"/>
@@ -42142,8 +42194,8 @@
         <w:t xml:space="preserve">for other meanings.</w:t>
       </w:r>
     </w:p>
-    <w:bookmarkEnd w:id="151"/>
-    <w:bookmarkStart w:id="152" w:name="exm-proportion"/>
+    <w:bookmarkEnd w:id="155"/>
+    <w:bookmarkStart w:id="156" w:name="exm-proportion"/>
     <w:p>
       <w:pPr>
         <w:pStyle w:val="BodyText"/>
@@ -42153,7 +42205,7 @@
           <w:b/>
           <w:bCs/>
         </w:rPr>
-        <w:t xml:space="preserve">Example 30 (A proportion, and a ratio that is not one)</w:t>
+        <w:t xml:space="preserve">Example 31 (A proportion, and a ratio that is not one)</w:t>
       </w:r>
       <w:r>
         <w:t xml:space="preserve"> </w:t>
@@ -42364,8 +42416,8 @@
         <w:t xml:space="preserve">non-smokers.</w:t>
       </w:r>
     </w:p>
-    <w:bookmarkEnd w:id="152"/>
-    <w:bookmarkStart w:id="154" w:name="def-proportional"/>
+    <w:bookmarkEnd w:id="156"/>
+    <w:bookmarkStart w:id="158" w:name="def-proportional"/>
     <w:p>
       <w:pPr>
         <w:pStyle w:val="FirstParagraph"/>
@@ -42375,7 +42427,7 @@
           <w:b/>
           <w:bCs/>
         </w:rPr>
-        <w:t xml:space="preserve">Definition 35 (Proportional)</w:t>
+        <w:t xml:space="preserve">Definition 36 (Proportional)</w:t>
       </w:r>
       <w:r>
         <w:t xml:space="preserve"> </w:t>
@@ -42536,7 +42588,7 @@
       <w:r>
         <w:t xml:space="preserve">(cf. </w:t>
       </w:r>
-      <w:hyperlink r:id="rId153">
+      <w:hyperlink r:id="rId157">
         <w:r>
           <w:rPr>
             <w:rStyle w:val="Hyperlink"/>
@@ -42548,8 +42600,8 @@
         <w:t xml:space="preserve">)</w:t>
       </w:r>
     </w:p>
-    <w:bookmarkEnd w:id="154"/>
-    <w:bookmarkStart w:id="155" w:name="exm-proportional"/>
+    <w:bookmarkEnd w:id="158"/>
+    <w:bookmarkStart w:id="159" w:name="exm-proportional"/>
     <w:p>
       <w:pPr>
         <w:pStyle w:val="BodyText"/>
@@ -42559,7 +42611,7 @@
           <w:b/>
           <w:bCs/>
         </w:rPr>
-        <w:t xml:space="preserve">Example 31 (Proportional and non-proportional functions)</w:t>
+        <w:t xml:space="preserve">Example 32 (Proportional and non-proportional functions)</w:t>
       </w:r>
       <w:r>
         <w:t xml:space="preserve"> </w:t>
@@ -43242,7 +43294,7 @@
         <w:t xml:space="preserve">.</w:t>
       </w:r>
     </w:p>
-    <w:bookmarkEnd w:id="155"/>
+    <w:bookmarkEnd w:id="159"/>
     <w:p>
       <w:pPr>
         <w:pStyle w:val="FirstParagraph"/>
@@ -43253,7 +43305,7 @@
       <w:r>
         <w:t xml:space="preserve"> </w:t>
       </w:r>
-      <w:hyperlink r:id="rId156">
+      <w:hyperlink r:id="rId160">
         <w:r>
           <w:rPr>
             <w:rStyle w:val="Hyperlink"/>
@@ -43262,8 +43314,8 @@
         </w:r>
       </w:hyperlink>
     </w:p>
-    <w:bookmarkEnd w:id="157"/>
-    <w:bookmarkStart w:id="172" w:name="sec-polynomials"/>
+    <w:bookmarkEnd w:id="161"/>
+    <w:bookmarkStart w:id="176" w:name="sec-polynomials"/>
     <w:p>
       <w:pPr>
         <w:pStyle w:val="Heading2"/>
@@ -43272,7 +43324,7 @@
         <w:t xml:space="preserve">14 Polynomials</w:t>
       </w:r>
     </w:p>
-    <w:bookmarkStart w:id="158" w:name="exr-polynomial-degree"/>
+    <w:bookmarkStart w:id="162" w:name="exr-polynomial-degree"/>
     <w:p>
       <w:pPr>
         <w:pStyle w:val="FirstParagraph"/>
@@ -43634,8 +43686,8 @@
         <w:t xml:space="preserve">, and what is its leading coefficient?</w:t>
       </w:r>
     </w:p>
-    <w:bookmarkEnd w:id="158"/>
-    <w:bookmarkStart w:id="159" w:name="sol-polynomial-degree"/>
+    <w:bookmarkEnd w:id="162"/>
+    <w:bookmarkStart w:id="163" w:name="sol-polynomial-degree"/>
     <w:p>
       <w:pPr>
         <w:pStyle w:val="FirstParagraph"/>
@@ -44070,8 +44122,8 @@
         <w:t xml:space="preserve">.</w:t>
       </w:r>
     </w:p>
-    <w:bookmarkEnd w:id="159"/>
-    <w:bookmarkStart w:id="160" w:name="def-constant-function"/>
+    <w:bookmarkEnd w:id="163"/>
+    <w:bookmarkStart w:id="164" w:name="def-constant-function"/>
     <w:p>
       <w:pPr>
         <w:pStyle w:val="FirstParagraph"/>
@@ -44081,7 +44133,7 @@
           <w:b/>
           <w:bCs/>
         </w:rPr>
-        <w:t xml:space="preserve">Definition 36 (Constant function)</w:t>
+        <w:t xml:space="preserve">Definition 37 (Constant function)</w:t>
       </w:r>
       <w:r>
         <w:t xml:space="preserve"> </w:t>
@@ -44092,7 +44144,7 @@
       <w:r>
         <w:t xml:space="preserve"> </w:t>
       </w:r>
-      <w:hyperlink r:id="rId42">
+      <w:hyperlink r:id="rId45">
         <w:r>
           <w:rPr>
             <w:rStyle w:val="Hyperlink"/>
@@ -44230,8 +44282,8 @@
         <w:t xml:space="preserve">.</w:t>
       </w:r>
     </w:p>
-    <w:bookmarkEnd w:id="160"/>
-    <w:bookmarkStart w:id="161" w:name="exm-constant-function"/>
+    <w:bookmarkEnd w:id="164"/>
+    <w:bookmarkStart w:id="165" w:name="exm-constant-function"/>
     <w:p>
       <w:pPr>
         <w:pStyle w:val="BodyText"/>
@@ -44241,7 +44293,7 @@
           <w:b/>
           <w:bCs/>
         </w:rPr>
-        <w:t xml:space="preserve">Example 32 (Constant and non-constant functions)</w:t>
+        <w:t xml:space="preserve">Example 33 (Constant and non-constant functions)</w:t>
       </w:r>
       <w:r>
         <w:t xml:space="preserve"> </w:t>
@@ -44476,8 +44528,8 @@
         <w:t xml:space="preserve">.</w:t>
       </w:r>
     </w:p>
-    <w:bookmarkEnd w:id="161"/>
-    <w:bookmarkStart w:id="162" w:name="def-polynomial"/>
+    <w:bookmarkEnd w:id="165"/>
+    <w:bookmarkStart w:id="166" w:name="def-polynomial"/>
     <w:p>
       <w:pPr>
         <w:pStyle w:val="FirstParagraph"/>
@@ -44487,7 +44539,7 @@
           <w:b/>
           <w:bCs/>
         </w:rPr>
-        <w:t xml:space="preserve">Definition 37 (Polynomial)</w:t>
+        <w:t xml:space="preserve">Definition 38 (Polynomial)</w:t>
       </w:r>
       <w:r>
         <w:t xml:space="preserve"> </w:t>
@@ -44525,7 +44577,7 @@
       <w:r>
         <w:t xml:space="preserve"> </w:t>
       </w:r>
-      <w:hyperlink r:id="rId42">
+      <w:hyperlink r:id="rId45">
         <w:r>
           <w:rPr>
             <w:rStyle w:val="Hyperlink"/>
@@ -45150,8 +45202,8 @@
         <w:t xml:space="preserve">.</w:t>
       </w:r>
     </w:p>
-    <w:bookmarkEnd w:id="162"/>
-    <w:bookmarkStart w:id="163" w:name="rem-polynomial-nonzero"/>
+    <w:bookmarkEnd w:id="166"/>
+    <w:bookmarkStart w:id="167" w:name="rem-polynomial-nonzero"/>
     <w:p>
       <w:pPr>
         <w:pStyle w:val="BodyText"/>
@@ -45161,7 +45213,7 @@
           <w:i/>
           <w:iCs/>
         </w:rPr>
-        <w:t xml:space="preserve">Remark 13</w:t>
+        <w:t xml:space="preserve">Remark 15</w:t>
       </w:r>
       <w:r>
         <w:t xml:space="preserve"> (Constant and zero polynomials). </w:t>
@@ -45379,8 +45431,8 @@
         <w:t xml:space="preserve">.</w:t>
       </w:r>
     </w:p>
-    <w:bookmarkEnd w:id="163"/>
-    <w:bookmarkStart w:id="164" w:name="def-polynomial-degree"/>
+    <w:bookmarkEnd w:id="167"/>
+    <w:bookmarkStart w:id="168" w:name="def-polynomial-degree"/>
     <w:p>
       <w:pPr>
         <w:pStyle w:val="BodyText"/>
@@ -45390,7 +45442,7 @@
           <w:b/>
           <w:bCs/>
         </w:rPr>
-        <w:t xml:space="preserve">Definition 38 (Degree of a polynomial)</w:t>
+        <w:t xml:space="preserve">Definition 39 (Degree of a polynomial)</w:t>
       </w:r>
       <w:r>
         <w:t xml:space="preserve"> </w:t>
@@ -45602,8 +45654,8 @@
         <w:t xml:space="preserve">.</w:t>
       </w:r>
     </w:p>
-    <w:bookmarkEnd w:id="164"/>
-    <w:bookmarkStart w:id="165" w:name="exm-polynomial-degree"/>
+    <w:bookmarkEnd w:id="168"/>
+    <w:bookmarkStart w:id="169" w:name="exm-polynomial-degree"/>
     <w:p>
       <w:pPr>
         <w:pStyle w:val="BodyText"/>
@@ -45613,7 +45665,7 @@
           <w:b/>
           <w:bCs/>
         </w:rPr>
-        <w:t xml:space="preserve">Example 33 (Degrees of some polynomials)</w:t>
+        <w:t xml:space="preserve">Example 34 (Degrees of some polynomials)</w:t>
       </w:r>
       <w:r>
         <w:t xml:space="preserve"> </w:t>
@@ -45864,8 +45916,8 @@
         <w:t xml:space="preserve">.</w:t>
       </w:r>
     </w:p>
-    <w:bookmarkEnd w:id="165"/>
-    <w:bookmarkStart w:id="166" w:name="def-polynomial-leading-coefficient"/>
+    <w:bookmarkEnd w:id="169"/>
+    <w:bookmarkStart w:id="170" w:name="def-polynomial-leading-coefficient"/>
     <w:p>
       <w:pPr>
         <w:pStyle w:val="FirstParagraph"/>
@@ -45875,7 +45927,7 @@
           <w:b/>
           <w:bCs/>
         </w:rPr>
-        <w:t xml:space="preserve">Definition 39 (Leading coefficient)</w:t>
+        <w:t xml:space="preserve">Definition 40 (Leading coefficient)</w:t>
       </w:r>
       <w:r>
         <w:t xml:space="preserve"> </w:t>
@@ -46089,8 +46141,8 @@
         <w:t xml:space="preserve">.</w:t>
       </w:r>
     </w:p>
-    <w:bookmarkEnd w:id="166"/>
-    <w:bookmarkStart w:id="167" w:name="exm-leading-coefficient"/>
+    <w:bookmarkEnd w:id="170"/>
+    <w:bookmarkStart w:id="171" w:name="exm-leading-coefficient"/>
     <w:p>
       <w:pPr>
         <w:pStyle w:val="BodyText"/>
@@ -46100,7 +46152,7 @@
           <w:b/>
           <w:bCs/>
         </w:rPr>
-        <w:t xml:space="preserve">Example 34 (Leading coefficients)</w:t>
+        <w:t xml:space="preserve">Example 35 (Leading coefficients)</w:t>
       </w:r>
       <w:r>
         <w:t xml:space="preserve"> </w:t>
@@ -46355,8 +46407,8 @@
         <w:t xml:space="preserve">.</w:t>
       </w:r>
     </w:p>
-    <w:bookmarkEnd w:id="167"/>
-    <w:bookmarkStart w:id="168" w:name="def-quadratic-cubic"/>
+    <w:bookmarkEnd w:id="171"/>
+    <w:bookmarkStart w:id="172" w:name="def-quadratic-cubic"/>
     <w:p>
       <w:pPr>
         <w:pStyle w:val="FirstParagraph"/>
@@ -46366,7 +46418,7 @@
           <w:b/>
           <w:bCs/>
         </w:rPr>
-        <w:t xml:space="preserve">Definition 40 (Quadratic and cubic polynomials)</w:t>
+        <w:t xml:space="preserve">Definition 41 (Quadratic and cubic polynomials)</w:t>
       </w:r>
       <w:r>
         <w:t xml:space="preserve"> </w:t>
@@ -46599,8 +46651,8 @@
         <w:t xml:space="preserve">polynomial.</w:t>
       </w:r>
     </w:p>
-    <w:bookmarkEnd w:id="168"/>
-    <w:bookmarkStart w:id="169" w:name="exm-quadratic-cubic"/>
+    <w:bookmarkEnd w:id="172"/>
+    <w:bookmarkStart w:id="173" w:name="exm-quadratic-cubic"/>
     <w:p>
       <w:pPr>
         <w:pStyle w:val="BodyText"/>
@@ -46610,7 +46662,7 @@
           <w:b/>
           <w:bCs/>
         </w:rPr>
-        <w:t xml:space="preserve">Example 35 (Quadratic and cubic polynomials)</w:t>
+        <w:t xml:space="preserve">Example 36 (Quadratic and cubic polynomials)</w:t>
       </w:r>
       <w:r>
         <w:t xml:space="preserve"> </w:t>
@@ -46763,7 +46815,7 @@
           <w:rPr>
             <w:rStyle w:val="Hyperlink"/>
           </w:rPr>
-          <w:t xml:space="preserve">Remark 9</w:t>
+          <w:t xml:space="preserve">Remark 11</w:t>
         </w:r>
       </w:hyperlink>
       <w:r>
@@ -46946,8 +46998,8 @@
         <w:t xml:space="preserve">.</w:t>
       </w:r>
     </w:p>
-    <w:bookmarkEnd w:id="169"/>
-    <w:bookmarkStart w:id="170" w:name="def-parabola"/>
+    <w:bookmarkEnd w:id="173"/>
+    <w:bookmarkStart w:id="174" w:name="def-parabola"/>
     <w:p>
       <w:pPr>
         <w:pStyle w:val="FirstParagraph"/>
@@ -46957,7 +47009,7 @@
           <w:b/>
           <w:bCs/>
         </w:rPr>
-        <w:t xml:space="preserve">Definition 41 (Parabola)</w:t>
+        <w:t xml:space="preserve">Definition 42 (Parabola)</w:t>
       </w:r>
       <w:r>
         <w:t xml:space="preserve"> </w:t>
@@ -46984,7 +47036,7 @@
       <w:r>
         <w:t xml:space="preserve"> </w:t>
       </w:r>
-      <w:hyperlink r:id="rId64">
+      <w:hyperlink r:id="rId67">
         <w:r>
           <w:rPr>
             <w:rStyle w:val="Hyperlink"/>
@@ -47003,15 +47055,15 @@
           <w:rPr>
             <w:rStyle w:val="Hyperlink"/>
           </w:rPr>
-          <w:t xml:space="preserve">Definition 40</w:t>
+          <w:t xml:space="preserve">Definition 41</w:t>
         </w:r>
       </w:hyperlink>
       <w:r>
         <w:t xml:space="preserve">).</w:t>
       </w:r>
     </w:p>
-    <w:bookmarkEnd w:id="170"/>
-    <w:bookmarkStart w:id="171" w:name="exm-parabola"/>
+    <w:bookmarkEnd w:id="174"/>
+    <w:bookmarkStart w:id="175" w:name="exm-parabola"/>
     <w:p>
       <w:pPr>
         <w:pStyle w:val="BodyText"/>
@@ -47021,7 +47073,7 @@
           <w:b/>
           <w:bCs/>
         </w:rPr>
-        <w:t xml:space="preserve">Example 36 (The parabola</w:t>
+        <w:t xml:space="preserve">Example 37 (The parabola</w:t>
       </w:r>
       <w:r>
         <w:rPr>
@@ -47306,9 +47358,9 @@
         <w:t xml:space="preserve">.</w:t>
       </w:r>
     </w:p>
-    <w:bookmarkEnd w:id="171"/>
-    <w:bookmarkEnd w:id="172"/>
-    <w:bookmarkStart w:id="180" w:name="sec-affine-linear-functions"/>
+    <w:bookmarkEnd w:id="175"/>
+    <w:bookmarkEnd w:id="176"/>
+    <w:bookmarkStart w:id="184" w:name="sec-affine-linear-functions"/>
     <w:p>
       <w:pPr>
         <w:pStyle w:val="Heading2"/>
@@ -47317,7 +47369,7 @@
         <w:t xml:space="preserve">15 Affine and linear functions of one variable</w:t>
       </w:r>
     </w:p>
-    <w:bookmarkStart w:id="173" w:name="def-affine-function"/>
+    <w:bookmarkStart w:id="177" w:name="def-affine-function"/>
     <w:p>
       <w:pPr>
         <w:pStyle w:val="FirstParagraph"/>
@@ -47327,7 +47379,7 @@
           <w:b/>
           <w:bCs/>
         </w:rPr>
-        <w:t xml:space="preserve">Definition 42 (Affine function of one variable)</w:t>
+        <w:t xml:space="preserve">Definition 43 (Affine function of one variable)</w:t>
       </w:r>
       <w:r>
         <w:t xml:space="preserve"> </w:t>
@@ -47338,7 +47390,7 @@
       <w:r>
         <w:t xml:space="preserve"> </w:t>
       </w:r>
-      <w:hyperlink r:id="rId42">
+      <w:hyperlink r:id="rId45">
         <w:r>
           <w:rPr>
             <w:rStyle w:val="Hyperlink"/>
@@ -47587,8 +47639,8 @@
         <w:t xml:space="preserve">.</w:t>
       </w:r>
     </w:p>
-    <w:bookmarkEnd w:id="173"/>
-    <w:bookmarkStart w:id="174" w:name="def-linear-function"/>
+    <w:bookmarkEnd w:id="177"/>
+    <w:bookmarkStart w:id="178" w:name="def-linear-function"/>
     <w:p>
       <w:pPr>
         <w:pStyle w:val="BodyText"/>
@@ -47598,7 +47650,7 @@
           <w:b/>
           <w:bCs/>
         </w:rPr>
-        <w:t xml:space="preserve">Definition 43 (Linear function of one variable)</w:t>
+        <w:t xml:space="preserve">Definition 44 (Linear function of one variable)</w:t>
       </w:r>
       <w:r>
         <w:t xml:space="preserve"> </w:t>
@@ -47667,7 +47719,7 @@
           <w:rPr>
             <w:rStyle w:val="Hyperlink"/>
           </w:rPr>
-          <w:t xml:space="preserve">Definition 42</w:t>
+          <w:t xml:space="preserve">Definition 43</w:t>
         </w:r>
       </w:hyperlink>
       <w:r>
@@ -47773,8 +47825,8 @@
         </m:oMath>
       </m:oMathPara>
     </w:p>
-    <w:bookmarkEnd w:id="174"/>
-    <w:bookmarkStart w:id="175" w:name="thm-affine-function-props"/>
+    <w:bookmarkEnd w:id="178"/>
+    <w:bookmarkStart w:id="179" w:name="thm-affine-function-props"/>
     <w:p>
       <w:pPr>
         <w:pStyle w:val="FirstParagraph"/>
@@ -47847,7 +47899,7 @@
           <w:rPr>
             <w:rStyle w:val="Hyperlink"/>
           </w:rPr>
-          <w:t xml:space="preserve">Definition 42</w:t>
+          <w:t xml:space="preserve">Definition 43</w:t>
         </w:r>
       </w:hyperlink>
       <w:r>
@@ -48286,7 +48338,7 @@
         <w:t xml:space="preserve">.</w:t>
       </w:r>
     </w:p>
-    <w:bookmarkEnd w:id="175"/>
+    <w:bookmarkEnd w:id="179"/>
     <w:p>
       <w:pPr>
         <w:pStyle w:val="FirstParagraph"/>
@@ -48386,7 +48438,7 @@
                   <m:nor/>
                   <m:sty m:val="p"/>
                 </m:rPr>
-                <m:t>Definition 42</m:t>
+                <m:t>Definition 43</m:t>
               </m:r>
               <m:r>
                 <m:rPr>
@@ -48741,7 +48793,7 @@
                   <m:nor/>
                   <m:sty m:val="p"/>
                 </m:rPr>
-                <m:t>Definition 42</m:t>
+                <m:t>Definition 43</m:t>
               </m:r>
               <m:r>
                 <m:rPr>
@@ -50462,7 +50514,7 @@
         </m:oMath>
       </m:oMathPara>
     </w:p>
-    <w:bookmarkStart w:id="176" w:name="exm-affine-function"/>
+    <w:bookmarkStart w:id="180" w:name="exm-affine-function"/>
     <w:p>
       <w:pPr>
         <w:pStyle w:val="FirstParagraph"/>
@@ -50472,7 +50524,7 @@
           <w:b/>
           <w:bCs/>
         </w:rPr>
-        <w:t xml:space="preserve">Example 37 (An affine function, and a linear one)</w:t>
+        <w:t xml:space="preserve">Example 38 (An affine function, and a linear one)</w:t>
       </w:r>
       <w:r>
         <w:t xml:space="preserve"> </w:t>
@@ -50904,8 +50956,8 @@
         <w:t xml:space="preserve">.</w:t>
       </w:r>
     </w:p>
-    <w:bookmarkEnd w:id="176"/>
-    <w:bookmarkStart w:id="179" w:name="rem-linear-function-terminology"/>
+    <w:bookmarkEnd w:id="180"/>
+    <w:bookmarkStart w:id="183" w:name="rem-linear-function-terminology"/>
     <w:p>
       <w:pPr>
         <w:pStyle w:val="BodyText"/>
@@ -50915,7 +50967,7 @@
           <w:i/>
           <w:iCs/>
         </w:rPr>
-        <w:t xml:space="preserve">Remark 14</w:t>
+        <w:t xml:space="preserve">Remark 16</w:t>
       </w:r>
       <w:r>
         <w:t xml:space="preserve"> (Elementary algebra calls</w:t>
@@ -51080,7 +51132,7 @@
       <w:r>
         <w:t xml:space="preserve"> </w:t>
       </w:r>
-      <w:hyperlink r:id="rId177">
+      <w:hyperlink r:id="rId181">
         <w:r>
           <w:rPr>
             <w:rStyle w:val="Hyperlink"/>
@@ -51122,7 +51174,7 @@
       <w:r>
         <w:t xml:space="preserve">(</w:t>
       </w:r>
-      <w:hyperlink r:id="rId178">
+      <w:hyperlink r:id="rId182">
         <w:r>
           <w:rPr>
             <w:rStyle w:val="Hyperlink"/>
@@ -51134,9 +51186,9 @@
         <w:t xml:space="preserve">).</w:t>
       </w:r>
     </w:p>
-    <w:bookmarkEnd w:id="179"/>
-    <w:bookmarkEnd w:id="180"/>
-    <w:bookmarkStart w:id="184" w:name="sec-sequence-limits"/>
+    <w:bookmarkEnd w:id="183"/>
+    <w:bookmarkEnd w:id="184"/>
+    <w:bookmarkStart w:id="189" w:name="sec-sequence-limits"/>
     <w:p>
       <w:pPr>
         <w:pStyle w:val="Heading2"/>
@@ -51145,7 +51197,7 @@
         <w:t xml:space="preserve">16 Limits of sequences</w:t>
       </w:r>
     </w:p>
-    <w:bookmarkStart w:id="182" w:name="def-sequence-limit"/>
+    <w:bookmarkStart w:id="186" w:name="def-sequence-limit"/>
     <w:p>
       <w:pPr>
         <w:pStyle w:val="FirstParagraph"/>
@@ -51155,7 +51207,7 @@
           <w:b/>
           <w:bCs/>
         </w:rPr>
-        <w:t xml:space="preserve">Definition 44 (Limit of a sequence)</w:t>
+        <w:t xml:space="preserve">Definition 45 (Limit of a sequence)</w:t>
       </w:r>
       <w:r>
         <w:t xml:space="preserve"> </w:t>
@@ -51166,7 +51218,7 @@
       <w:r>
         <w:t xml:space="preserve"> </w:t>
       </w:r>
-      <w:hyperlink r:id="rId181">
+      <w:hyperlink r:id="rId185">
         <w:r>
           <w:rPr>
             <w:rStyle w:val="Hyperlink"/>
@@ -51535,198 +51587,19 @@
       <w:r>
         <w:t xml:space="preserve">.</w:t>
       </w:r>
-      <w:r>
-        <w:t xml:space="preserve"> </w:t>
-      </w:r>
-      <w:r>
-        <w:t xml:space="preserve">A sequence</w:t>
-      </w:r>
-      <w:r>
-        <w:t xml:space="preserve"> </w:t>
-      </w:r>
+    </w:p>
+    <w:bookmarkEnd w:id="186"/>
+    <w:bookmarkStart w:id="187" w:name="exm-sequence-limit"/>
+    <w:p>
+      <w:pPr>
+        <w:pStyle w:val="BodyText"/>
+      </w:pPr>
       <w:r>
         <w:rPr>
           <w:b/>
           <w:bCs/>
         </w:rPr>
-        <w:t xml:space="preserve">diverges to</w:t>
-      </w:r>
-      <w:r>
-        <w:rPr>
-          <w:b/>
-          <w:bCs/>
-        </w:rPr>
-        <w:t xml:space="preserve"> </w:t>
-      </w:r>
-      <m:oMath>
-        <m:r>
-          <m:rPr>
-            <m:sty m:val="p"/>
-          </m:rPr>
-          <m:t>∞</m:t>
-        </m:r>
-      </m:oMath>
-      <w:r>
-        <w:t xml:space="preserve">, written</w:t>
-      </w:r>
-      <w:r>
-        <w:t xml:space="preserve"> </w:t>
-      </w:r>
-      <m:oMath>
-        <m:sSub>
-          <m:e>
-            <m:r>
-              <m:rPr>
-                <m:sty m:val="p"/>
-              </m:rPr>
-              <m:t>lim</m:t>
-            </m:r>
-          </m:e>
-          <m:sub>
-            <m:r>
-              <m:t>n</m:t>
-            </m:r>
-            <m:r>
-              <m:rPr>
-                <m:sty m:val="p"/>
-              </m:rPr>
-              <m:t>→</m:t>
-            </m:r>
-            <m:r>
-              <m:rPr>
-                <m:sty m:val="p"/>
-              </m:rPr>
-              <m:t>∞</m:t>
-            </m:r>
-          </m:sub>
-        </m:sSub>
-        <m:sSub>
-          <m:e>
-            <m:r>
-              <m:t>a</m:t>
-            </m:r>
-          </m:e>
-          <m:sub>
-            <m:r>
-              <m:t>n</m:t>
-            </m:r>
-          </m:sub>
-        </m:sSub>
-        <m:r>
-          <m:rPr>
-            <m:sty m:val="p"/>
-          </m:rPr>
-          <m:t>=</m:t>
-        </m:r>
-        <m:r>
-          <m:rPr>
-            <m:sty m:val="p"/>
-          </m:rPr>
-          <m:t>∞</m:t>
-        </m:r>
-      </m:oMath>
-      <w:r>
-        <w:t xml:space="preserve">,</w:t>
-      </w:r>
-      <w:r>
-        <w:t xml:space="preserve"> </w:t>
-      </w:r>
-      <w:r>
-        <w:t xml:space="preserve">if for every real number</w:t>
-      </w:r>
-      <w:r>
-        <w:t xml:space="preserve"> </w:t>
-      </w:r>
-      <m:oMath>
-        <m:r>
-          <m:t>M</m:t>
-        </m:r>
-      </m:oMath>
-      <w:r>
-        <w:t xml:space="preserve"> </w:t>
-      </w:r>
-      <w:r>
-        <w:t xml:space="preserve">there is a natural number</w:t>
-      </w:r>
-      <w:r>
-        <w:t xml:space="preserve"> </w:t>
-      </w:r>
-      <m:oMath>
-        <m:r>
-          <m:t>N</m:t>
-        </m:r>
-      </m:oMath>
-      <w:r>
-        <w:t xml:space="preserve"> </w:t>
-      </w:r>
-      <w:r>
-        <w:t xml:space="preserve">such that</w:t>
-      </w:r>
-      <w:r>
-        <w:t xml:space="preserve"> </w:t>
-      </w:r>
-      <m:oMath>
-        <m:sSub>
-          <m:e>
-            <m:r>
-              <m:t>a</m:t>
-            </m:r>
-          </m:e>
-          <m:sub>
-            <m:r>
-              <m:t>n</m:t>
-            </m:r>
-          </m:sub>
-        </m:sSub>
-        <m:r>
-          <m:rPr>
-            <m:sty m:val="p"/>
-          </m:rPr>
-          <m:t>&gt;</m:t>
-        </m:r>
-        <m:r>
-          <m:t>M</m:t>
-        </m:r>
-      </m:oMath>
-      <w:r>
-        <w:t xml:space="preserve"> </w:t>
-      </w:r>
-      <w:r>
-        <w:t xml:space="preserve">for every</w:t>
-      </w:r>
-      <w:r>
-        <w:t xml:space="preserve"> </w:t>
-      </w:r>
-      <m:oMath>
-        <m:r>
-          <m:t>n</m:t>
-        </m:r>
-        <m:r>
-          <m:rPr>
-            <m:sty m:val="p"/>
-          </m:rPr>
-          <m:t>≥</m:t>
-        </m:r>
-        <m:r>
-          <m:t>N</m:t>
-        </m:r>
-      </m:oMath>
-      <w:r>
-        <w:t xml:space="preserve">.</w:t>
-      </w:r>
-    </w:p>
-    <w:bookmarkEnd w:id="182"/>
-    <w:bookmarkStart w:id="183" w:name="exm-sequence-limit"/>
-    <w:p>
-      <w:pPr>
-        <w:pStyle w:val="BodyText"/>
-      </w:pPr>
-      <w:r>
-        <w:rPr>
-          <w:b/>
-          <w:bCs/>
-        </w:rPr>
-        <w:t xml:space="preserve">Example 38 (A convergent sequence and a divergent one)</w:t>
+        <w:t xml:space="preserve">Example 39 (A convergent sequence and a divergent one)</w:t>
       </w:r>
       <w:r>
         <w:t xml:space="preserve"> </w:t>
@@ -52513,9 +52386,248 @@
         <w:t xml:space="preserve">.</w:t>
       </w:r>
     </w:p>
-    <w:bookmarkEnd w:id="183"/>
-    <w:bookmarkEnd w:id="184"/>
-    <w:bookmarkStart w:id="227" w:name="exponentials-and-logarithms"/>
+    <w:bookmarkEnd w:id="187"/>
+    <w:bookmarkStart w:id="188" w:name="def-diverges-to-infinity"/>
+    <w:p>
+      <w:pPr>
+        <w:pStyle w:val="FirstParagraph"/>
+      </w:pPr>
+      <w:r>
+        <w:rPr>
+          <w:b/>
+          <w:bCs/>
+        </w:rPr>
+        <w:t xml:space="preserve">Definition 46 (Divergence of a sequence to infinity)</w:t>
+      </w:r>
+      <w:r>
+        <w:t xml:space="preserve"> </w:t>
+      </w:r>
+      <w:r>
+        <w:t xml:space="preserve">A</w:t>
+      </w:r>
+      <w:r>
+        <w:t xml:space="preserve"> </w:t>
+      </w:r>
+      <w:hyperlink r:id="rId185">
+        <w:r>
+          <w:rPr>
+            <w:rStyle w:val="Hyperlink"/>
+          </w:rPr>
+          <w:t xml:space="preserve">sequence</w:t>
+        </w:r>
+      </w:hyperlink>
+      <w:r>
+        <w:t xml:space="preserve"> </w:t>
+      </w:r>
+      <m:oMath>
+        <m:r>
+          <m:rPr>
+            <m:sty m:val="p"/>
+          </m:rPr>
+          <m:t>(</m:t>
+        </m:r>
+        <m:sSub>
+          <m:e>
+            <m:r>
+              <m:t>a</m:t>
+            </m:r>
+          </m:e>
+          <m:sub>
+            <m:r>
+              <m:t>n</m:t>
+            </m:r>
+          </m:sub>
+        </m:sSub>
+        <m:r>
+          <m:rPr>
+            <m:sty m:val="p"/>
+          </m:rPr>
+          <m:t>)</m:t>
+        </m:r>
+      </m:oMath>
+      <w:r>
+        <w:t xml:space="preserve"> </w:t>
+      </w:r>
+      <w:r>
+        <w:t xml:space="preserve">of real numbers</w:t>
+      </w:r>
+      <w:r>
+        <w:t xml:space="preserve"> </w:t>
+      </w:r>
+      <w:r>
+        <w:rPr>
+          <w:b/>
+          <w:bCs/>
+        </w:rPr>
+        <w:t xml:space="preserve">diverges to</w:t>
+      </w:r>
+      <w:r>
+        <w:rPr>
+          <w:b/>
+          <w:bCs/>
+        </w:rPr>
+        <w:t xml:space="preserve"> </w:t>
+      </w:r>
+      <m:oMath>
+        <m:r>
+          <m:rPr>
+            <m:sty m:val="p"/>
+          </m:rPr>
+          <m:t>∞</m:t>
+        </m:r>
+      </m:oMath>
+      <w:r>
+        <w:t xml:space="preserve">, written</w:t>
+      </w:r>
+      <w:r>
+        <w:t xml:space="preserve"> </w:t>
+      </w:r>
+      <m:oMath>
+        <m:sSub>
+          <m:e>
+            <m:r>
+              <m:rPr>
+                <m:sty m:val="p"/>
+              </m:rPr>
+              <m:t>lim</m:t>
+            </m:r>
+          </m:e>
+          <m:sub>
+            <m:r>
+              <m:t>n</m:t>
+            </m:r>
+            <m:r>
+              <m:rPr>
+                <m:sty m:val="p"/>
+              </m:rPr>
+              <m:t>→</m:t>
+            </m:r>
+            <m:r>
+              <m:rPr>
+                <m:sty m:val="p"/>
+              </m:rPr>
+              <m:t>∞</m:t>
+            </m:r>
+          </m:sub>
+        </m:sSub>
+        <m:sSub>
+          <m:e>
+            <m:r>
+              <m:t>a</m:t>
+            </m:r>
+          </m:e>
+          <m:sub>
+            <m:r>
+              <m:t>n</m:t>
+            </m:r>
+          </m:sub>
+        </m:sSub>
+        <m:r>
+          <m:rPr>
+            <m:sty m:val="p"/>
+          </m:rPr>
+          <m:t>=</m:t>
+        </m:r>
+        <m:r>
+          <m:rPr>
+            <m:sty m:val="p"/>
+          </m:rPr>
+          <m:t>∞</m:t>
+        </m:r>
+      </m:oMath>
+      <w:r>
+        <w:t xml:space="preserve">,</w:t>
+      </w:r>
+      <w:r>
+        <w:t xml:space="preserve"> </w:t>
+      </w:r>
+      <w:r>
+        <w:t xml:space="preserve">if for every real number</w:t>
+      </w:r>
+      <w:r>
+        <w:t xml:space="preserve"> </w:t>
+      </w:r>
+      <m:oMath>
+        <m:r>
+          <m:t>M</m:t>
+        </m:r>
+      </m:oMath>
+      <w:r>
+        <w:t xml:space="preserve"> </w:t>
+      </w:r>
+      <w:r>
+        <w:t xml:space="preserve">there is a natural number</w:t>
+      </w:r>
+      <w:r>
+        <w:t xml:space="preserve"> </w:t>
+      </w:r>
+      <m:oMath>
+        <m:r>
+          <m:t>N</m:t>
+        </m:r>
+      </m:oMath>
+      <w:r>
+        <w:t xml:space="preserve"> </w:t>
+      </w:r>
+      <w:r>
+        <w:t xml:space="preserve">such that</w:t>
+      </w:r>
+      <w:r>
+        <w:t xml:space="preserve"> </w:t>
+      </w:r>
+      <m:oMath>
+        <m:sSub>
+          <m:e>
+            <m:r>
+              <m:t>a</m:t>
+            </m:r>
+          </m:e>
+          <m:sub>
+            <m:r>
+              <m:t>n</m:t>
+            </m:r>
+          </m:sub>
+        </m:sSub>
+        <m:r>
+          <m:rPr>
+            <m:sty m:val="p"/>
+          </m:rPr>
+          <m:t>&gt;</m:t>
+        </m:r>
+        <m:r>
+          <m:t>M</m:t>
+        </m:r>
+      </m:oMath>
+      <w:r>
+        <w:t xml:space="preserve"> </w:t>
+      </w:r>
+      <w:r>
+        <w:t xml:space="preserve">for every</w:t>
+      </w:r>
+      <w:r>
+        <w:t xml:space="preserve"> </w:t>
+      </w:r>
+      <m:oMath>
+        <m:r>
+          <m:t>n</m:t>
+        </m:r>
+        <m:r>
+          <m:rPr>
+            <m:sty m:val="p"/>
+          </m:rPr>
+          <m:t>≥</m:t>
+        </m:r>
+        <m:r>
+          <m:t>N</m:t>
+        </m:r>
+      </m:oMath>
+      <w:r>
+        <w:t xml:space="preserve">.</w:t>
+      </w:r>
+    </w:p>
+    <w:bookmarkEnd w:id="188"/>
+    <w:bookmarkEnd w:id="189"/>
+    <w:bookmarkStart w:id="233" w:name="exponentials-and-logarithms"/>
     <w:p>
       <w:pPr>
         <w:pStyle w:val="Heading2"/>
@@ -52524,7 +52636,7 @@
         <w:t xml:space="preserve">17 Exponentials and Logarithms</w:t>
       </w:r>
     </w:p>
-    <w:bookmarkStart w:id="185" w:name="def-exponential-function"/>
+    <w:bookmarkStart w:id="190" w:name="def-exponential-function"/>
     <w:p>
       <w:pPr>
         <w:pStyle w:val="FirstParagraph"/>
@@ -52534,7 +52646,7 @@
           <w:b/>
           <w:bCs/>
         </w:rPr>
-        <w:t xml:space="preserve">Definition 45 (Exponential function)</w:t>
+        <w:t xml:space="preserve">Definition 47 (Exponential function)</w:t>
       </w:r>
       <w:r>
         <w:t xml:space="preserve"> </w:t>
@@ -52781,7 +52893,7 @@
       <w:r>
         <w:t xml:space="preserve"> </w:t>
       </w:r>
-      <w:hyperlink r:id="rId181">
+      <w:hyperlink r:id="rId185">
         <w:r>
           <w:rPr>
             <w:rStyle w:val="Hyperlink"/>
@@ -52986,8 +53098,8 @@
         <w:t xml:space="preserve">, and it is positive.</w:t>
       </w:r>
     </w:p>
-    <w:bookmarkEnd w:id="185"/>
-    <w:bookmarkStart w:id="186" w:name="exm-exponential-function"/>
+    <w:bookmarkEnd w:id="190"/>
+    <w:bookmarkStart w:id="191" w:name="exm-exponential-function"/>
     <w:p>
       <w:pPr>
         <w:pStyle w:val="BodyText"/>
@@ -52997,7 +53109,7 @@
           <w:b/>
           <w:bCs/>
         </w:rPr>
-        <w:t xml:space="preserve">Example 39 (Approximating</w:t>
+        <w:t xml:space="preserve">Example 40 (Approximating</w:t>
       </w:r>
       <w:r>
         <w:rPr>
@@ -53563,8 +53675,8 @@
         <w:t xml:space="preserve">.</w:t>
       </w:r>
     </w:p>
-    <w:bookmarkEnd w:id="186"/>
-    <w:bookmarkStart w:id="187" w:name="def-euler-number"/>
+    <w:bookmarkEnd w:id="191"/>
+    <w:bookmarkStart w:id="192" w:name="def-euler-number"/>
     <w:p>
       <w:pPr>
         <w:pStyle w:val="BodyText"/>
@@ -53574,7 +53686,7 @@
           <w:b/>
           <w:bCs/>
         </w:rPr>
-        <w:t xml:space="preserve">Definition 46 (Euler’s number)</w:t>
+        <w:t xml:space="preserve">Definition 48 (Euler’s number)</w:t>
       </w:r>
       <w:r>
         <w:t xml:space="preserve"> </w:t>
@@ -53667,8 +53779,8 @@
         </m:oMath>
       </m:oMathPara>
     </w:p>
-    <w:bookmarkEnd w:id="187"/>
-    <w:bookmarkStart w:id="190" w:name="exm-euler-number"/>
+    <w:bookmarkEnd w:id="192"/>
+    <w:bookmarkStart w:id="195" w:name="exm-euler-number"/>
     <w:p>
       <w:pPr>
         <w:pStyle w:val="FirstParagraph"/>
@@ -53678,7 +53790,7 @@
           <w:b/>
           <w:bCs/>
         </w:rPr>
-        <w:t xml:space="preserve">Example 40 (Euler’s number is irrational)</w:t>
+        <w:t xml:space="preserve">Example 41 (Euler’s number is irrational)</w:t>
       </w:r>
       <w:r>
         <w:t xml:space="preserve"> </w:t>
@@ -53712,7 +53824,7 @@
       <w:r>
         <w:t xml:space="preserve"> </w:t>
       </w:r>
-      <w:hyperlink r:id="rId188">
+      <w:hyperlink r:id="rId193">
         <w:r>
           <w:rPr>
             <w:rStyle w:val="Hyperlink"/>
@@ -53820,7 +53932,7 @@
       <w:r>
         <w:t xml:space="preserve"> </w:t>
       </w:r>
-      <w:hyperlink r:id="rId189">
+      <w:hyperlink r:id="rId194">
         <w:r>
           <w:rPr>
             <w:rStyle w:val="Hyperlink"/>
@@ -53832,8 +53944,8 @@
         <w:t xml:space="preserve">).</w:t>
       </w:r>
     </w:p>
-    <w:bookmarkEnd w:id="190"/>
-    <w:bookmarkStart w:id="192" w:name="def-natural-log"/>
+    <w:bookmarkEnd w:id="195"/>
+    <w:bookmarkStart w:id="197" w:name="def-natural-log"/>
     <w:p>
       <w:pPr>
         <w:pStyle w:val="BodyText"/>
@@ -53843,7 +53955,7 @@
           <w:b/>
           <w:bCs/>
         </w:rPr>
-        <w:t xml:space="preserve">Definition 47 (Natural logarithm)</w:t>
+        <w:t xml:space="preserve">Definition 49 (Natural logarithm)</w:t>
       </w:r>
       <w:r>
         <w:t xml:space="preserve"> </w:t>
@@ -54094,7 +54206,7 @@
       <w:r>
         <w:t xml:space="preserve"> </w:t>
       </w:r>
-      <w:hyperlink r:id="rId191">
+      <w:hyperlink r:id="rId196">
         <w:r>
           <w:rPr>
             <w:rStyle w:val="Hyperlink"/>
@@ -54130,15 +54242,15 @@
           <w:rPr>
             <w:rStyle w:val="Hyperlink"/>
           </w:rPr>
-          <w:t xml:space="preserve">Definition 45</w:t>
+          <w:t xml:space="preserve">Definition 47</w:t>
         </w:r>
       </w:hyperlink>
       <w:r>
         <w:t xml:space="preserve">).</w:t>
       </w:r>
     </w:p>
-    <w:bookmarkEnd w:id="192"/>
-    <w:bookmarkStart w:id="193" w:name="rem-log-notation"/>
+    <w:bookmarkEnd w:id="197"/>
+    <w:bookmarkStart w:id="198" w:name="rem-log-notation"/>
     <w:p>
       <w:pPr>
         <w:pStyle w:val="BodyText"/>
@@ -54148,7 +54260,7 @@
           <w:i/>
           <w:iCs/>
         </w:rPr>
-        <w:t xml:space="preserve">Remark 15</w:t>
+        <w:t xml:space="preserve">Remark 17</w:t>
       </w:r>
       <w:r>
         <w:t xml:space="preserve"> (Other notations for the natural logarithm). </w:t>
@@ -54217,7 +54329,7 @@
           <w:rPr>
             <w:rStyle w:val="Hyperlink"/>
           </w:rPr>
-          <w:t xml:space="preserve">Definition 46</w:t>
+          <w:t xml:space="preserve">Definition 48</w:t>
         </w:r>
       </w:hyperlink>
       <w:r>
@@ -54276,8 +54388,8 @@
         <w:t xml:space="preserve">for the logarithm with base 10.</w:t>
       </w:r>
     </w:p>
-    <w:bookmarkEnd w:id="193"/>
-    <w:bookmarkStart w:id="194" w:name="exm-natural-log"/>
+    <w:bookmarkEnd w:id="198"/>
+    <w:bookmarkStart w:id="199" w:name="exm-natural-log"/>
     <w:p>
       <w:pPr>
         <w:pStyle w:val="BodyText"/>
@@ -54287,7 +54399,7 @@
           <w:b/>
           <w:bCs/>
         </w:rPr>
-        <w:t xml:space="preserve">Example 41 (Natural logarithms)</w:t>
+        <w:t xml:space="preserve">Example 42 (Natural logarithms)</w:t>
       </w:r>
       <w:r>
         <w:t xml:space="preserve"> </w:t>
@@ -54393,7 +54505,7 @@
           <w:rPr>
             <w:rStyle w:val="Hyperlink"/>
           </w:rPr>
-          <w:t xml:space="preserve">Example 39</w:t>
+          <w:t xml:space="preserve">Example 40</w:t>
         </w:r>
       </w:hyperlink>
       <w:r>
@@ -54497,7 +54609,7 @@
           <w:rPr>
             <w:rStyle w:val="Hyperlink"/>
           </w:rPr>
-          <w:t xml:space="preserve">Definition 46</w:t>
+          <w:t xml:space="preserve">Definition 48</w:t>
         </w:r>
       </w:hyperlink>
       <w:r>
@@ -54650,8 +54762,8 @@
         <w:t xml:space="preserve">.</w:t>
       </w:r>
     </w:p>
-    <w:bookmarkEnd w:id="194"/>
-    <w:bookmarkStart w:id="195" w:name="def-real-power"/>
+    <w:bookmarkEnd w:id="199"/>
+    <w:bookmarkStart w:id="200" w:name="def-real-power"/>
     <w:p>
       <w:pPr>
         <w:pStyle w:val="FirstParagraph"/>
@@ -54661,7 +54773,7 @@
           <w:b/>
           <w:bCs/>
         </w:rPr>
-        <w:t xml:space="preserve">Definition 48 (Power with a real exponent)</w:t>
+        <w:t xml:space="preserve">Definition 50 (Power with a real exponent)</w:t>
       </w:r>
       <w:r>
         <w:t xml:space="preserve"> </w:t>
@@ -54842,11 +54954,28 @@
         </w:r>
       </w:hyperlink>
       <w:r>
+        <w:t xml:space="preserve"> </w:t>
+      </w:r>
+      <w:r>
+        <w:t xml:space="preserve">and</w:t>
+      </w:r>
+      <w:r>
+        <w:t xml:space="preserve"> </w:t>
+      </w:r>
+      <w:hyperlink w:anchor="def-power-integer">
+        <w:r>
+          <w:rPr>
+            <w:rStyle w:val="Hyperlink"/>
+          </w:rPr>
+          <w:t xml:space="preserve">Definition 5</w:t>
+        </w:r>
+      </w:hyperlink>
+      <w:r>
         <w:t xml:space="preserve">.</w:t>
       </w:r>
     </w:p>
-    <w:bookmarkEnd w:id="195"/>
-    <w:bookmarkStart w:id="196" w:name="exm-real-power"/>
+    <w:bookmarkEnd w:id="200"/>
+    <w:bookmarkStart w:id="201" w:name="exm-real-power"/>
     <w:p>
       <w:pPr>
         <w:pStyle w:val="BodyText"/>
@@ -54856,7 +54985,7 @@
           <w:b/>
           <w:bCs/>
         </w:rPr>
-        <w:t xml:space="preserve">Example 42 (Real powers, and</w:t>
+        <w:t xml:space="preserve">Example 43 (Real powers, and</w:t>
       </w:r>
       <w:r>
         <w:rPr>
@@ -55343,7 +55472,7 @@
           <w:rPr>
             <w:rStyle w:val="Hyperlink"/>
           </w:rPr>
-          <w:t xml:space="preserve">Definition 5</w:t>
+          <w:t xml:space="preserve">Definition 6</w:t>
         </w:r>
       </w:hyperlink>
       <w:r>
@@ -55390,7 +55519,7 @@
           <w:rPr>
             <w:rStyle w:val="Hyperlink"/>
           </w:rPr>
-          <w:t xml:space="preserve">Definition 46</w:t>
+          <w:t xml:space="preserve">Definition 48</w:t>
         </w:r>
       </w:hyperlink>
       <w:r>
@@ -55503,7 +55632,7 @@
                   <m:nor/>
                   <m:sty m:val="p"/>
                 </m:rPr>
-                <m:t>Definition 48</m:t>
+                <m:t>Definition 50</m:t>
               </m:r>
               <m:r>
                 <m:rPr>
@@ -55654,7 +55783,7 @@
                   <m:nor/>
                   <m:sty m:val="p"/>
                 </m:rPr>
-                <m:t>Example 41</m:t>
+                <m:t>Example 42</m:t>
               </m:r>
               <m:r>
                 <m:rPr>
@@ -55801,8 +55930,8 @@
         <w:t xml:space="preserve">are two names for the same number.</w:t>
       </w:r>
     </w:p>
-    <w:bookmarkEnd w:id="196"/>
-    <w:bookmarkStart w:id="197" w:name="def-power-nonpositive-base"/>
+    <w:bookmarkEnd w:id="201"/>
+    <w:bookmarkStart w:id="202" w:name="def-power-nonpositive-base"/>
     <w:p>
       <w:pPr>
         <w:pStyle w:val="FirstParagraph"/>
@@ -55812,7 +55941,7 @@
           <w:b/>
           <w:bCs/>
         </w:rPr>
-        <w:t xml:space="preserve">Definition 49 (Real powers of zero and of negative numbers)</w:t>
+        <w:t xml:space="preserve">Definition 51 (Real powers of zero and of negative numbers)</w:t>
       </w:r>
       <w:r>
         <w:t xml:space="preserve"> </w:t>
@@ -55826,6 +55955,20 @@
         </w:r>
       </w:hyperlink>
       <w:r>
+        <w:t xml:space="preserve">,</w:t>
+      </w:r>
+      <w:r>
+        <w:t xml:space="preserve"> </w:t>
+      </w:r>
+      <w:hyperlink w:anchor="def-power-integer">
+        <w:r>
+          <w:rPr>
+            <w:rStyle w:val="Hyperlink"/>
+          </w:rPr>
+          <w:t xml:space="preserve">Definition 5</w:t>
+        </w:r>
+      </w:hyperlink>
+      <w:r>
         <w:t xml:space="preserve"> </w:t>
       </w:r>
       <w:r>
@@ -55839,7 +55982,7 @@
           <w:rPr>
             <w:rStyle w:val="Hyperlink"/>
           </w:rPr>
-          <w:t xml:space="preserve">Definition 48</w:t>
+          <w:t xml:space="preserve">Definition 50</w:t>
         </w:r>
       </w:hyperlink>
       <w:r>
@@ -56077,7 +56220,7 @@
       <w:r>
         <w:t xml:space="preserve"> </w:t>
       </w:r>
-      <w:hyperlink r:id="rId27">
+      <w:hyperlink r:id="rId29">
         <w:r>
           <w:rPr>
             <w:rStyle w:val="Hyperlink"/>
@@ -56106,6 +56249,23 @@
         </w:r>
       </w:hyperlink>
       <w:r>
+        <w:t xml:space="preserve"> </w:t>
+      </w:r>
+      <w:r>
+        <w:t xml:space="preserve">and</w:t>
+      </w:r>
+      <w:r>
+        <w:t xml:space="preserve"> </w:t>
+      </w:r>
+      <w:hyperlink w:anchor="def-power-integer">
+        <w:r>
+          <w:rPr>
+            <w:rStyle w:val="Hyperlink"/>
+          </w:rPr>
+          <w:t xml:space="preserve">Definition 5</w:t>
+        </w:r>
+      </w:hyperlink>
+      <w:r>
         <w:t xml:space="preserve">;</w:t>
       </w:r>
       <w:r>
@@ -56172,8 +56332,8 @@
         <w:t xml:space="preserve">is undefined.</w:t>
       </w:r>
     </w:p>
-    <w:bookmarkEnd w:id="197"/>
-    <w:bookmarkStart w:id="198" w:name="exm-power-nonpositive-base"/>
+    <w:bookmarkEnd w:id="202"/>
+    <w:bookmarkStart w:id="203" w:name="exm-power-nonpositive-base"/>
     <w:p>
       <w:pPr>
         <w:pStyle w:val="FirstParagraph"/>
@@ -56183,7 +56343,7 @@
           <w:b/>
           <w:bCs/>
         </w:rPr>
-        <w:t xml:space="preserve">Example 43 (Powers of zero and of negative numbers)</w:t>
+        <w:t xml:space="preserve">Example 44 (Powers of zero and of negative numbers)</w:t>
       </w:r>
       <w:r>
         <w:t xml:space="preserve"> </w:t>
@@ -56271,7 +56431,7 @@
           <w:rPr>
             <w:rStyle w:val="Hyperlink"/>
           </w:rPr>
-          <w:t xml:space="preserve">Definition 5</w:t>
+          <w:t xml:space="preserve">Definition 6</w:t>
         </w:r>
       </w:hyperlink>
       <w:r>
@@ -56556,8 +56716,8 @@
         <w:t xml:space="preserve">.</w:t>
       </w:r>
     </w:p>
-    <w:bookmarkEnd w:id="198"/>
-    <w:bookmarkStart w:id="199" w:name="thm-exp-log-inverse"/>
+    <w:bookmarkEnd w:id="203"/>
+    <w:bookmarkStart w:id="204" w:name="thm-exp-log-inverse"/>
     <w:p>
       <w:pPr>
         <w:pStyle w:val="FirstParagraph"/>
@@ -56823,8 +56983,8 @@
         <w:t xml:space="preserve">.</w:t>
       </w:r>
     </w:p>
-    <w:bookmarkEnd w:id="199"/>
-    <w:bookmarkStart w:id="200" w:name="thm-log-prod"/>
+    <w:bookmarkEnd w:id="204"/>
+    <w:bookmarkStart w:id="205" w:name="thm-log-prod"/>
     <w:p>
       <w:pPr>
         <w:pStyle w:val="FirstParagraph"/>
@@ -56994,8 +57154,8 @@
         </m:oMath>
       </m:oMathPara>
     </w:p>
-    <w:bookmarkEnd w:id="200"/>
-    <w:bookmarkStart w:id="201" w:name="cor-log-quot"/>
+    <w:bookmarkEnd w:id="205"/>
+    <w:bookmarkStart w:id="206" w:name="cor-log-quot"/>
     <w:p>
       <w:pPr>
         <w:pStyle w:val="FirstParagraph"/>
@@ -57168,7 +57328,7 @@
         </m:oMath>
       </m:oMathPara>
     </w:p>
-    <w:bookmarkEnd w:id="201"/>
+    <w:bookmarkEnd w:id="206"/>
     <w:p>
       <w:pPr>
         <w:pStyle w:val="FirstParagraph"/>
@@ -57723,7 +57883,7 @@
         <w:t xml:space="preserve">.</w:t>
       </w:r>
     </w:p>
-    <w:bookmarkStart w:id="202" w:name="thm-log-exp"/>
+    <w:bookmarkStart w:id="207" w:name="thm-log-exp"/>
     <w:p>
       <w:pPr>
         <w:pStyle w:val="BodyText"/>
@@ -57875,8 +58035,8 @@
         </m:oMath>
       </m:oMathPara>
     </w:p>
-    <w:bookmarkEnd w:id="202"/>
-    <w:bookmarkStart w:id="203" w:name="thm-exp-sum"/>
+    <w:bookmarkEnd w:id="207"/>
+    <w:bookmarkStart w:id="208" w:name="thm-exp-sum"/>
     <w:p>
       <w:pPr>
         <w:pStyle w:val="FirstParagraph"/>
@@ -58017,8 +58177,8 @@
         </m:oMath>
       </m:oMathPara>
     </w:p>
-    <w:bookmarkEnd w:id="203"/>
-    <w:bookmarkStart w:id="204" w:name="exm-exp-sum"/>
+    <w:bookmarkEnd w:id="208"/>
+    <w:bookmarkStart w:id="209" w:name="exm-exp-sum"/>
     <w:p>
       <w:pPr>
         <w:pStyle w:val="FirstParagraph"/>
@@ -58028,7 +58188,7 @@
           <w:b/>
           <w:bCs/>
         </w:rPr>
-        <w:t xml:space="preserve">Example 44 (Exponential of a sum)</w:t>
+        <w:t xml:space="preserve">Example 45 (Exponential of a sum)</w:t>
       </w:r>
       <w:r>
         <w:t xml:space="preserve"> </w:t>
@@ -58259,8 +58419,8 @@
         <w:t xml:space="preserve">.</w:t>
       </w:r>
     </w:p>
-    <w:bookmarkEnd w:id="204"/>
-    <w:bookmarkStart w:id="205" w:name="cor-exp-sum"/>
+    <w:bookmarkEnd w:id="209"/>
+    <w:bookmarkStart w:id="210" w:name="cor-exp-sum"/>
     <w:p>
       <w:pPr>
         <w:pStyle w:val="BodyText"/>
@@ -58402,8 +58562,8 @@
         </m:oMath>
       </m:oMathPara>
     </w:p>
-    <w:bookmarkEnd w:id="205"/>
-    <w:bookmarkStart w:id="206" w:name="exm-exp-difference"/>
+    <w:bookmarkEnd w:id="210"/>
+    <w:bookmarkStart w:id="211" w:name="exm-exp-difference"/>
     <w:p>
       <w:pPr>
         <w:pStyle w:val="FirstParagraph"/>
@@ -58413,7 +58573,7 @@
           <w:b/>
           <w:bCs/>
         </w:rPr>
-        <w:t xml:space="preserve">Example 45 (Exponential of a difference)</w:t>
+        <w:t xml:space="preserve">Example 46 (Exponential of a difference)</w:t>
       </w:r>
       <w:r>
         <w:t xml:space="preserve"> </w:t>
@@ -58650,8 +58810,8 @@
         <w:t xml:space="preserve">.</w:t>
       </w:r>
     </w:p>
-    <w:bookmarkEnd w:id="206"/>
-    <w:bookmarkStart w:id="207" w:name="thm-power-one"/>
+    <w:bookmarkEnd w:id="211"/>
+    <w:bookmarkStart w:id="212" w:name="thm-power-one"/>
     <w:p>
       <w:pPr>
         <w:pStyle w:val="BodyText"/>
@@ -58804,8 +58964,8 @@
         </m:oMath>
       </m:oMathPara>
     </w:p>
-    <w:bookmarkEnd w:id="207"/>
-    <w:bookmarkStart w:id="208" w:name="thm-power-sum"/>
+    <w:bookmarkEnd w:id="212"/>
+    <w:bookmarkStart w:id="213" w:name="thm-power-sum"/>
     <w:p>
       <w:pPr>
         <w:pStyle w:val="FirstParagraph"/>
@@ -58949,8 +59109,8 @@
         </m:oMath>
       </m:oMathPara>
     </w:p>
-    <w:bookmarkEnd w:id="208"/>
-    <w:bookmarkStart w:id="209" w:name="exm-power-sum"/>
+    <w:bookmarkEnd w:id="213"/>
+    <w:bookmarkStart w:id="214" w:name="exm-power-sum"/>
     <w:p>
       <w:pPr>
         <w:pStyle w:val="FirstParagraph"/>
@@ -58960,7 +59120,7 @@
           <w:b/>
           <w:bCs/>
         </w:rPr>
-        <w:t xml:space="preserve">Example 46 (Power of a sum)</w:t>
+        <w:t xml:space="preserve">Example 47 (Power of a sum)</w:t>
       </w:r>
       <w:r>
         <w:t xml:space="preserve"> </w:t>
@@ -59202,8 +59362,8 @@
         </m:oMath>
       </m:oMathPara>
     </w:p>
-    <w:bookmarkEnd w:id="209"/>
-    <w:bookmarkStart w:id="210" w:name="thm-power-product"/>
+    <w:bookmarkEnd w:id="214"/>
+    <w:bookmarkStart w:id="215" w:name="thm-power-product"/>
     <w:p>
       <w:pPr>
         <w:pStyle w:val="FirstParagraph"/>
@@ -59510,8 +59670,8 @@
         <w:t xml:space="preserve">.</w:t>
       </w:r>
     </w:p>
-    <w:bookmarkEnd w:id="210"/>
-    <w:bookmarkStart w:id="211" w:name="exm-power-product"/>
+    <w:bookmarkEnd w:id="215"/>
+    <w:bookmarkStart w:id="216" w:name="exm-power-product"/>
     <w:p>
       <w:pPr>
         <w:pStyle w:val="BodyText"/>
@@ -59521,7 +59681,7 @@
           <w:b/>
           <w:bCs/>
         </w:rPr>
-        <w:t xml:space="preserve">Example 47 (Power of a product)</w:t>
+        <w:t xml:space="preserve">Example 48 (Power of a product)</w:t>
       </w:r>
       <w:r>
         <w:t xml:space="preserve"> </w:t>
@@ -59775,8 +59935,8 @@
         </m:oMath>
       </m:oMathPara>
     </w:p>
-    <w:bookmarkEnd w:id="211"/>
-    <w:bookmarkStart w:id="212" w:name="thm-double-exp"/>
+    <w:bookmarkEnd w:id="216"/>
+    <w:bookmarkStart w:id="217" w:name="thm-double-exp"/>
     <w:p>
       <w:pPr>
         <w:pStyle w:val="FirstParagraph"/>
@@ -59976,8 +60136,8 @@
         </m:oMath>
       </m:oMathPara>
     </w:p>
-    <w:bookmarkEnd w:id="212"/>
-    <w:bookmarkStart w:id="213" w:name="exm-double-exp-negative-base"/>
+    <w:bookmarkEnd w:id="217"/>
+    <w:bookmarkStart w:id="218" w:name="exm-double-exp-negative-base"/>
     <w:p>
       <w:pPr>
         <w:pStyle w:val="FirstParagraph"/>
@@ -59987,7 +60147,7 @@
           <w:b/>
           <w:bCs/>
         </w:rPr>
-        <w:t xml:space="preserve">Example 48 (A negative base)</w:t>
+        <w:t xml:space="preserve">Example 49 (A negative base)</w:t>
       </w:r>
       <w:r>
         <w:t xml:space="preserve"> </w:t>
@@ -60662,8 +60822,8 @@
         <w:t xml:space="preserve">is not even a real number.</w:t>
       </w:r>
     </w:p>
-    <w:bookmarkEnd w:id="213"/>
-    <w:bookmarkStart w:id="214" w:name="cor-exp-ab"/>
+    <w:bookmarkEnd w:id="218"/>
+    <w:bookmarkStart w:id="219" w:name="cor-exp-ab"/>
     <w:p>
       <w:pPr>
         <w:pStyle w:val="BodyText"/>
@@ -60832,8 +60992,8 @@
         </m:oMath>
       </m:oMathPara>
     </w:p>
-    <w:bookmarkEnd w:id="214"/>
-    <w:bookmarkStart w:id="216" w:name="rem-tarski-identities"/>
+    <w:bookmarkEnd w:id="219"/>
+    <w:bookmarkStart w:id="221" w:name="rem-tarski-identities"/>
     <w:p>
       <w:pPr>
         <w:pStyle w:val="FirstParagraph"/>
@@ -60843,7 +61003,7 @@
           <w:i/>
           <w:iCs/>
         </w:rPr>
-        <w:t xml:space="preserve">Remark 16</w:t>
+        <w:t xml:space="preserve">Remark 18</w:t>
       </w:r>
       <w:r>
         <w:t xml:space="preserve"> (Tarski’s high school identities). </w:t>
@@ -60860,7 +61020,7 @@
       <w:r>
         <w:t xml:space="preserve"> </w:t>
       </w:r>
-      <w:hyperlink r:id="rId215">
+      <w:hyperlink r:id="rId220">
         <w:r>
           <w:rPr>
             <w:rStyle w:val="Hyperlink"/>
@@ -61139,8 +61299,8 @@
         <w:t xml:space="preserve">).</w:t>
       </w:r>
     </w:p>
-    <w:bookmarkEnd w:id="216"/>
-    <w:bookmarkStart w:id="217" w:name="rem-tarski-incomplete"/>
+    <w:bookmarkEnd w:id="221"/>
+    <w:bookmarkStart w:id="222" w:name="rem-tarski-incomplete"/>
     <w:p>
       <w:pPr>
         <w:pStyle w:val="FirstParagraph"/>
@@ -61150,7 +61310,7 @@
           <w:i/>
           <w:iCs/>
         </w:rPr>
-        <w:t xml:space="preserve">Remark 17</w:t>
+        <w:t xml:space="preserve">Remark 19</w:t>
       </w:r>
       <w:r>
         <w:t xml:space="preserve"> (Tarski’s identities are not complete). </w:t>
@@ -61206,7 +61366,7 @@
           <w:rPr>
             <w:rStyle w:val="Hyperlink"/>
           </w:rPr>
-          <w:t xml:space="preserve">Remark 16</w:t>
+          <w:t xml:space="preserve">Remark 18</w:t>
         </w:r>
       </w:hyperlink>
       <w:r>
@@ -61237,8 +61397,8 @@
         <w:t xml:space="preserve">So this list is a useful core, not a complete rulebook.</w:t>
       </w:r>
     </w:p>
-    <w:bookmarkEnd w:id="217"/>
-    <w:bookmarkStart w:id="218" w:name="def-contour-line"/>
+    <w:bookmarkEnd w:id="222"/>
+    <w:bookmarkStart w:id="223" w:name="def-contour-line"/>
     <w:p>
       <w:pPr>
         <w:pStyle w:val="BodyText"/>
@@ -61248,7 +61408,7 @@
           <w:b/>
           <w:bCs/>
         </w:rPr>
-        <w:t xml:space="preserve">Definition 50 (Contour line)</w:t>
+        <w:t xml:space="preserve">Definition 52 (Contour line)</w:t>
       </w:r>
       <w:r>
         <w:t xml:space="preserve"> </w:t>
@@ -61479,87 +61639,18 @@
         </m:oMath>
       </m:oMathPara>
     </w:p>
+    <w:bookmarkEnd w:id="223"/>
+    <w:bookmarkStart w:id="224" w:name="exm-contour-line"/>
     <w:p>
       <w:pPr>
         <w:pStyle w:val="FirstParagraph"/>
       </w:pPr>
       <w:r>
-        <w:t xml:space="preserve">On a plot of the surface</w:t>
-      </w:r>
-      <w:r>
-        <w:t xml:space="preserve"> </w:t>
-      </w:r>
-      <m:oMath>
-        <m:r>
-          <m:t>z</m:t>
-        </m:r>
-        <m:r>
-          <m:rPr>
-            <m:sty m:val="p"/>
-          </m:rPr>
-          <m:t>=</m:t>
-        </m:r>
-        <m:r>
-          <m:t>g</m:t>
-        </m:r>
-        <m:r>
-          <m:rPr>
-            <m:sty m:val="p"/>
-          </m:rPr>
-          <m:t>(</m:t>
-        </m:r>
-        <m:r>
-          <m:t>b</m:t>
-        </m:r>
-        <m:r>
-          <m:rPr>
-            <m:sty m:val="p"/>
-          </m:rPr>
-          <m:t>,</m:t>
-        </m:r>
-        <m:r>
-          <m:t>c</m:t>
-        </m:r>
-        <m:r>
-          <m:rPr>
-            <m:sty m:val="p"/>
-          </m:rPr>
-          <m:t>)</m:t>
-        </m:r>
-      </m:oMath>
-      <w:r>
-        <w:t xml:space="preserve">,</w:t>
-      </w:r>
-      <w:r>
-        <w:t xml:space="preserve"> </w:t>
-      </w:r>
-      <w:r>
-        <w:t xml:space="preserve">it is the curve along which the surface has height</w:t>
-      </w:r>
-      <w:r>
-        <w:t xml:space="preserve"> </w:t>
-      </w:r>
-      <m:oMath>
-        <m:r>
-          <m:t>k</m:t>
-        </m:r>
-      </m:oMath>
-      <w:r>
-        <w:t xml:space="preserve">.</w:t>
-      </w:r>
-    </w:p>
-    <w:bookmarkEnd w:id="218"/>
-    <w:bookmarkStart w:id="219" w:name="exm-contour-line"/>
-    <w:p>
-      <w:pPr>
-        <w:pStyle w:val="BodyText"/>
-      </w:pPr>
-      <w:r>
         <w:rPr>
           <w:b/>
           <w:bCs/>
         </w:rPr>
-        <w:t xml:space="preserve">Example 49 (Contour lines of a bowl)</w:t>
+        <w:t xml:space="preserve">Example 50 (Contour lines of a bowl)</w:t>
       </w:r>
       <w:r>
         <w:t xml:space="preserve"> </w:t>
@@ -62113,8 +62204,106 @@
         <w:t xml:space="preserve">.</w:t>
       </w:r>
     </w:p>
-    <w:bookmarkEnd w:id="219"/>
-    <w:bookmarkStart w:id="220" w:name="exr-exp-vs-mult"/>
+    <w:bookmarkEnd w:id="224"/>
+    <w:bookmarkStart w:id="225" w:name="rem-contour-line-surface"/>
+    <w:p>
+      <w:pPr>
+        <w:pStyle w:val="BodyText"/>
+      </w:pPr>
+      <w:r>
+        <w:rPr>
+          <w:i/>
+          <w:iCs/>
+        </w:rPr>
+        <w:t xml:space="preserve">Remark 20</w:t>
+      </w:r>
+      <w:r>
+        <w:t xml:space="preserve"> (Contour lines on a plot of a surface). </w:t>
+      </w:r>
+      <w:r>
+        <w:t xml:space="preserve">On a plot of the surface</w:t>
+      </w:r>
+      <w:r>
+        <w:t xml:space="preserve"> </w:t>
+      </w:r>
+      <m:oMath>
+        <m:r>
+          <m:t>z</m:t>
+        </m:r>
+        <m:r>
+          <m:rPr>
+            <m:sty m:val="p"/>
+          </m:rPr>
+          <m:t>=</m:t>
+        </m:r>
+        <m:r>
+          <m:t>g</m:t>
+        </m:r>
+        <m:r>
+          <m:rPr>
+            <m:sty m:val="p"/>
+          </m:rPr>
+          <m:t>(</m:t>
+        </m:r>
+        <m:r>
+          <m:t>b</m:t>
+        </m:r>
+        <m:r>
+          <m:rPr>
+            <m:sty m:val="p"/>
+          </m:rPr>
+          <m:t>,</m:t>
+        </m:r>
+        <m:r>
+          <m:t>c</m:t>
+        </m:r>
+        <m:r>
+          <m:rPr>
+            <m:sty m:val="p"/>
+          </m:rPr>
+          <m:t>)</m:t>
+        </m:r>
+      </m:oMath>
+      <w:r>
+        <w:t xml:space="preserve">,</w:t>
+      </w:r>
+      <w:r>
+        <w:t xml:space="preserve"> </w:t>
+      </w:r>
+      <w:r>
+        <w:t xml:space="preserve">the</w:t>
+      </w:r>
+      <w:r>
+        <w:t xml:space="preserve"> </w:t>
+      </w:r>
+      <w:hyperlink w:anchor="def-contour-line">
+        <w:r>
+          <w:rPr>
+            <w:rStyle w:val="Hyperlink"/>
+          </w:rPr>
+          <w:t xml:space="preserve">contour line</w:t>
+        </w:r>
+      </w:hyperlink>
+      <w:r>
+        <w:t xml:space="preserve"> </w:t>
+      </w:r>
+      <w:r>
+        <w:t xml:space="preserve">is the curve along which the surface has height</w:t>
+      </w:r>
+      <w:r>
+        <w:t xml:space="preserve"> </w:t>
+      </w:r>
+      <m:oMath>
+        <m:r>
+          <m:t>k</m:t>
+        </m:r>
+      </m:oMath>
+      <w:r>
+        <w:t xml:space="preserve">.</w:t>
+      </w:r>
+    </w:p>
+    <w:bookmarkEnd w:id="225"/>
+    <w:bookmarkStart w:id="226" w:name="exr-exp-vs-mult"/>
     <w:p>
       <w:pPr>
         <w:pStyle w:val="BodyText"/>
@@ -62198,8 +62387,8 @@
         <w:t xml:space="preserve">?</w:t>
       </w:r>
     </w:p>
-    <w:bookmarkEnd w:id="220"/>
-    <w:bookmarkStart w:id="221" w:name="sol-exp-vs-mult"/>
+    <w:bookmarkEnd w:id="226"/>
+    <w:bookmarkStart w:id="227" w:name="sol-exp-vs-mult"/>
     <w:p>
       <w:pPr>
         <w:pStyle w:val="BodyText"/>
@@ -62323,7 +62512,7 @@
           <w:rPr>
             <w:rStyle w:val="Hyperlink"/>
           </w:rPr>
-          <w:t xml:space="preserve">Definition 49</w:t>
+          <w:t xml:space="preserve">Definition 51</w:t>
         </w:r>
       </w:hyperlink>
       <w:r>
@@ -64042,7 +64231,7 @@
         <w:t xml:space="preserve">cases.</w:t>
       </w:r>
     </w:p>
-    <w:bookmarkEnd w:id="221"/>
+    <w:bookmarkEnd w:id="227"/>
     <w:tbl>
       <w:tblPr>
         <w:tblStyle w:val="Table"/>
@@ -64056,7 +64245,7 @@
       <w:tr>
         <w:tc>
           <w:tcPr/>
-          <w:bookmarkStart w:id="222" w:name="fig-double-exponential"/>
+          <w:bookmarkStart w:id="228" w:name="fig-double-exponential"/>
           <w:p>
             <w:pPr>
               <w:pStyle w:val="Compact"/>
@@ -64123,7 +64312,7 @@
               </m:sSup>
             </m:oMath>
           </w:p>
-          <w:bookmarkEnd w:id="222"/>
+          <w:bookmarkEnd w:id="228"/>
         </w:tc>
       </w:tr>
     </w:tbl>
@@ -64141,7 +64330,7 @@
       <w:tr>
         <w:tc>
           <w:tcPr/>
-          <w:bookmarkStart w:id="223" w:name="fig-double-exponential2"/>
+          <w:bookmarkStart w:id="229" w:name="fig-double-exponential2"/>
           <w:p>
             <w:pPr>
               <w:pStyle w:val="Compact"/>
@@ -64326,11 +64515,11 @@
               <w:t xml:space="preserve">.</w:t>
             </w:r>
           </w:p>
-          <w:bookmarkEnd w:id="223"/>
+          <w:bookmarkEnd w:id="229"/>
         </w:tc>
       </w:tr>
     </w:tbl>
-    <w:bookmarkStart w:id="224" w:name="exr-double-exponential"/>
+    <w:bookmarkStart w:id="230" w:name="exr-double-exponential"/>
     <w:p>
       <w:pPr>
         <w:pStyle w:val="BodyText"/>
@@ -64489,8 +64678,8 @@
         <w:t xml:space="preserve">?</w:t>
       </w:r>
     </w:p>
-    <w:bookmarkEnd w:id="224"/>
-    <w:bookmarkStart w:id="226" w:name="sol-double-exponential"/>
+    <w:bookmarkEnd w:id="230"/>
+    <w:bookmarkStart w:id="232" w:name="sol-double-exponential"/>
     <w:p>
       <w:pPr>
         <w:pStyle w:val="BodyText"/>
@@ -64915,7 +65104,7 @@
       <w:pPr>
         <w:pStyle w:val="BodyText"/>
       </w:pPr>
-      <w:bookmarkStart w:id="225" w:name="eq-double-exp-log-scale"/>
+      <w:bookmarkStart w:id="231" w:name="eq-double-exp-log-scale"/>
       <m:oMathPara>
         <m:oMathParaPr>
           <m:jc m:val="center"/>
@@ -65222,7 +65411,7 @@
           </m:r>
         </m:oMath>
       </m:oMathPara>
-      <w:bookmarkEnd w:id="225"/>
+      <w:bookmarkEnd w:id="231"/>
     </w:p>
     <w:p>
       <w:pPr>
@@ -65491,7 +65680,7 @@
           <w:rPr>
             <w:rStyle w:val="Hyperlink"/>
           </w:rPr>
-          <w:t xml:space="preserve">Definition 49</w:t>
+          <w:t xml:space="preserve">Definition 51</w:t>
         </w:r>
       </w:hyperlink>
       <w:r>
@@ -66615,9 +66804,9 @@
         </m:oMath>
       </m:oMathPara>
     </w:p>
-    <w:bookmarkEnd w:id="226"/>
-    <w:bookmarkEnd w:id="227"/>
-    <w:bookmarkStart w:id="246" w:name="sec-complex-numbers"/>
+    <w:bookmarkEnd w:id="232"/>
+    <w:bookmarkEnd w:id="233"/>
+    <w:bookmarkStart w:id="252" w:name="sec-complex-numbers"/>
     <w:p>
       <w:pPr>
         <w:pStyle w:val="Heading2"/>
@@ -66626,7 +66815,7 @@
         <w:t xml:space="preserve">18 Complex numbers</w:t>
       </w:r>
     </w:p>
-    <w:bookmarkStart w:id="228" w:name="def-imaginary-unit"/>
+    <w:bookmarkStart w:id="234" w:name="def-imaginary-unit"/>
     <w:p>
       <w:pPr>
         <w:pStyle w:val="FirstParagraph"/>
@@ -66636,7 +66825,7 @@
           <w:b/>
           <w:bCs/>
         </w:rPr>
-        <w:t xml:space="preserve">Definition 51 (Imaginary unit)</w:t>
+        <w:t xml:space="preserve">Definition 53 (Imaginary unit)</w:t>
       </w:r>
       <w:r>
         <w:t xml:space="preserve"> </w:t>
@@ -66875,7 +67064,7 @@
         <w:t xml:space="preserve">over addition.</w:t>
       </w:r>
     </w:p>
-    <w:bookmarkEnd w:id="228"/>
+    <w:bookmarkEnd w:id="234"/>
     <w:p>
       <w:pPr>
         <w:pStyle w:val="FirstParagraph"/>
@@ -67050,7 +67239,7 @@
         <w:t xml:space="preserve">.</w:t>
       </w:r>
     </w:p>
-    <w:bookmarkStart w:id="229" w:name="exm-imaginary-unit-powers"/>
+    <w:bookmarkStart w:id="235" w:name="exm-imaginary-unit-powers"/>
     <w:p>
       <w:pPr>
         <w:pStyle w:val="BodyText"/>
@@ -67060,7 +67249,7 @@
           <w:b/>
           <w:bCs/>
         </w:rPr>
-        <w:t xml:space="preserve">Example 50 (Powers of the imaginary unit)</w:t>
+        <w:t xml:space="preserve">Example 51 (Powers of the imaginary unit)</w:t>
       </w:r>
       <w:r>
         <w:t xml:space="preserve"> </w:t>
@@ -67218,7 +67407,7 @@
                   <m:nor/>
                   <m:sty m:val="p"/>
                 </m:rPr>
-                <m:t>Definition 51</m:t>
+                <m:t>Definition 53</m:t>
               </m:r>
               <m:r>
                 <m:rPr>
@@ -67425,7 +67614,7 @@
                   <m:nor/>
                   <m:sty m:val="p"/>
                 </m:rPr>
-                <m:t>Definition 51</m:t>
+                <m:t>Definition 53</m:t>
               </m:r>
               <m:r>
                 <m:rPr>
@@ -67725,8 +67914,8 @@
         <w:t xml:space="preserve">.</w:t>
       </w:r>
     </w:p>
-    <w:bookmarkEnd w:id="229"/>
-    <w:bookmarkStart w:id="230" w:name="exm-no-real-imaginary-unit"/>
+    <w:bookmarkEnd w:id="235"/>
+    <w:bookmarkStart w:id="236" w:name="exm-no-real-imaginary-unit"/>
     <w:p>
       <w:pPr>
         <w:pStyle w:val="BodyText"/>
@@ -67736,7 +67925,7 @@
           <w:b/>
           <w:bCs/>
         </w:rPr>
-        <w:t xml:space="preserve">Example 51 (No real number squares to</w:t>
+        <w:t xml:space="preserve">Example 52 (No real number squares to</w:t>
       </w:r>
       <w:r>
         <w:rPr>
@@ -68172,7 +68361,7 @@
           <w:rPr>
             <w:rStyle w:val="Hyperlink"/>
           </w:rPr>
-          <w:t xml:space="preserve">Definition 51</w:t>
+          <w:t xml:space="preserve">Definition 53</w:t>
         </w:r>
       </w:hyperlink>
       <w:r>
@@ -68182,8 +68371,8 @@
         <w:t xml:space="preserve">introduces a new number to solve it.</w:t>
       </w:r>
     </w:p>
-    <w:bookmarkEnd w:id="230"/>
-    <w:bookmarkStart w:id="231" w:name="thm-negative-imaginary-unit"/>
+    <w:bookmarkEnd w:id="236"/>
+    <w:bookmarkStart w:id="237" w:name="thm-negative-imaginary-unit"/>
     <w:p>
       <w:pPr>
         <w:pStyle w:val="BodyText"/>
@@ -68316,7 +68505,7 @@
         </m:oMath>
       </m:oMathPara>
     </w:p>
-    <w:bookmarkEnd w:id="231"/>
+    <w:bookmarkEnd w:id="237"/>
     <w:p>
       <w:pPr>
         <w:pStyle w:val="FirstParagraph"/>
@@ -68661,7 +68850,7 @@
                   <m:nor/>
                   <m:sty m:val="p"/>
                 </m:rPr>
-                <m:t>Definition 51</m:t>
+                <m:t>Definition 53</m:t>
               </m:r>
               <m:r>
                 <m:rPr>
@@ -68708,7 +68897,7 @@
         </m:oMath>
       </m:oMathPara>
     </w:p>
-    <w:bookmarkStart w:id="232" w:name="exm-negative-imaginary-unit"/>
+    <w:bookmarkStart w:id="238" w:name="exm-negative-imaginary-unit"/>
     <w:p>
       <w:pPr>
         <w:pStyle w:val="FirstParagraph"/>
@@ -68718,7 +68907,7 @@
           <w:b/>
           <w:bCs/>
         </w:rPr>
-        <w:t xml:space="preserve">Example 52 (Squaring</w:t>
+        <w:t xml:space="preserve">Example 53 (Squaring</w:t>
       </w:r>
       <w:r>
         <w:rPr>
@@ -68982,7 +69171,7 @@
           <w:rPr>
             <w:rStyle w:val="Hyperlink"/>
           </w:rPr>
-          <w:t xml:space="preserve">Definition 51</w:t>
+          <w:t xml:space="preserve">Definition 53</w:t>
         </w:r>
       </w:hyperlink>
       <w:r>
@@ -69009,8 +69198,8 @@
         <w:t xml:space="preserve">say.</w:t>
       </w:r>
     </w:p>
-    <w:bookmarkEnd w:id="232"/>
-    <w:bookmarkStart w:id="233" w:name="rem-imaginary-unit-choice"/>
+    <w:bookmarkEnd w:id="238"/>
+    <w:bookmarkStart w:id="239" w:name="rem-imaginary-unit-choice"/>
     <w:p>
       <w:pPr>
         <w:pStyle w:val="BodyText"/>
@@ -69020,7 +69209,7 @@
           <w:i/>
           <w:iCs/>
         </w:rPr>
-        <w:t xml:space="preserve">Remark 18</w:t>
+        <w:t xml:space="preserve">Remark 21</w:t>
       </w:r>
       <w:r>
         <w:t xml:space="preserve"> (The rule does not tell</w:t>
@@ -69186,8 +69375,8 @@
         <w:t xml:space="preserve">, chosen once and for all.</w:t>
       </w:r>
     </w:p>
-    <w:bookmarkEnd w:id="233"/>
-    <w:bookmarkStart w:id="234" w:name="def-complex-number"/>
+    <w:bookmarkEnd w:id="239"/>
+    <w:bookmarkStart w:id="240" w:name="def-complex-number"/>
     <w:p>
       <w:pPr>
         <w:pStyle w:val="BodyText"/>
@@ -69197,7 +69386,7 @@
           <w:b/>
           <w:bCs/>
         </w:rPr>
-        <w:t xml:space="preserve">Definition 52 (Complex number)</w:t>
+        <w:t xml:space="preserve">Definition 54 (Complex number)</w:t>
       </w:r>
       <w:r>
         <w:t xml:space="preserve"> </w:t>
@@ -69321,7 +69510,7 @@
           <w:rPr>
             <w:rStyle w:val="Hyperlink"/>
           </w:rPr>
-          <w:t xml:space="preserve">Definition 51</w:t>
+          <w:t xml:space="preserve">Definition 53</w:t>
         </w:r>
       </w:hyperlink>
       <w:r>
@@ -69605,7 +69794,7 @@
         <w:t xml:space="preserve">Two complex numbers are equal exactly when their real parts are equal and their imaginary parts are equal.</w:t>
       </w:r>
     </w:p>
-    <w:bookmarkEnd w:id="234"/>
+    <w:bookmarkEnd w:id="240"/>
     <w:p>
       <w:pPr>
         <w:pStyle w:val="BodyText"/>
@@ -69714,7 +69903,7 @@
         <w:t xml:space="preserve">defines the real and imaginary parts.</w:t>
       </w:r>
     </w:p>
-    <w:bookmarkStart w:id="235" w:name="exm-complex-number"/>
+    <w:bookmarkStart w:id="241" w:name="exm-complex-number"/>
     <w:p>
       <w:pPr>
         <w:pStyle w:val="BodyText"/>
@@ -69724,7 +69913,7 @@
           <w:b/>
           <w:bCs/>
         </w:rPr>
-        <w:t xml:space="preserve">Example 53 (Real and imaginary parts)</w:t>
+        <w:t xml:space="preserve">Example 54 (Real and imaginary parts)</w:t>
       </w:r>
       <w:r>
         <w:t xml:space="preserve"> </w:t>
@@ -70062,8 +70251,8 @@
         <w:t xml:space="preserve">.</w:t>
       </w:r>
     </w:p>
-    <w:bookmarkEnd w:id="235"/>
-    <w:bookmarkStart w:id="236" w:name="thm-reals-in-complex"/>
+    <w:bookmarkEnd w:id="241"/>
+    <w:bookmarkStart w:id="242" w:name="thm-reals-in-complex"/>
     <w:p>
       <w:pPr>
         <w:pStyle w:val="BodyText"/>
@@ -70268,7 +70457,7 @@
         <w:t xml:space="preserve">.</w:t>
       </w:r>
     </w:p>
-    <w:bookmarkEnd w:id="236"/>
+    <w:bookmarkEnd w:id="242"/>
     <w:p>
       <w:pPr>
         <w:pStyle w:val="BodyText"/>
@@ -70579,7 +70768,7 @@
           <w:rPr>
             <w:rStyle w:val="Hyperlink"/>
           </w:rPr>
-          <w:t xml:space="preserve">Definition 52</w:t>
+          <w:t xml:space="preserve">Definition 54</w:t>
         </w:r>
       </w:hyperlink>
       <w:r>
@@ -70731,7 +70920,7 @@
         <w:t xml:space="preserve">is real.</w:t>
       </w:r>
     </w:p>
-    <w:bookmarkStart w:id="237" w:name="exm-reals-in-complex"/>
+    <w:bookmarkStart w:id="243" w:name="exm-reals-in-complex"/>
     <w:p>
       <w:pPr>
         <w:pStyle w:val="BodyText"/>
@@ -70741,7 +70930,7 @@
           <w:b/>
           <w:bCs/>
         </w:rPr>
-        <w:t xml:space="preserve">Example 54 (Which complex numbers are real)</w:t>
+        <w:t xml:space="preserve">Example 55 (Which complex numbers are real)</w:t>
       </w:r>
       <w:r>
         <w:t xml:space="preserve"> </w:t>
@@ -71193,8 +71382,8 @@
         <w:t xml:space="preserve">is not real, because its imaginary part is -5.</w:t>
       </w:r>
     </w:p>
-    <w:bookmarkEnd w:id="237"/>
-    <w:bookmarkStart w:id="238" w:name="thm-complex-arithmetic"/>
+    <w:bookmarkEnd w:id="243"/>
+    <w:bookmarkStart w:id="244" w:name="thm-complex-arithmetic"/>
     <w:p>
       <w:pPr>
         <w:pStyle w:val="BodyText"/>
@@ -71559,7 +71748,7 @@
         </m:oMath>
       </m:oMathPara>
     </w:p>
-    <w:bookmarkEnd w:id="238"/>
+    <w:bookmarkEnd w:id="244"/>
     <w:p>
       <w:pPr>
         <w:pStyle w:val="FirstParagraph"/>
@@ -72079,7 +72268,7 @@
                   <m:nor/>
                   <m:sty m:val="p"/>
                 </m:rPr>
-                <m:t>Definition 51</m:t>
+                <m:t>Definition 53</m:t>
               </m:r>
               <m:r>
                 <m:rPr>
@@ -72213,7 +72402,7 @@
         <w:t xml:space="preserve">takes these two formulas as the definitions of addition and multiplication.</w:t>
       </w:r>
     </w:p>
-    <w:bookmarkStart w:id="239" w:name="exm-complex-arithmetic"/>
+    <w:bookmarkStart w:id="245" w:name="exm-complex-arithmetic"/>
     <w:p>
       <w:pPr>
         <w:pStyle w:val="BodyText"/>
@@ -72223,7 +72412,7 @@
           <w:b/>
           <w:bCs/>
         </w:rPr>
-        <w:t xml:space="preserve">Example 55 (Adding and multiplying two complex numbers)</w:t>
+        <w:t xml:space="preserve">Example 56 (Adding and multiplying two complex numbers)</w:t>
       </w:r>
       <w:r>
         <w:t xml:space="preserve"> </w:t>
@@ -72784,7 +72973,7 @@
                   <m:nor/>
                   <m:sty m:val="p"/>
                 </m:rPr>
-                <m:t>Definition 51</m:t>
+                <m:t>Definition 53</m:t>
               </m:r>
               <m:r>
                 <m:rPr>
@@ -73236,8 +73425,8 @@
         </m:oMath>
       </m:oMathPara>
     </w:p>
-    <w:bookmarkEnd w:id="239"/>
-    <w:bookmarkStart w:id="240" w:name="def-complex-conjugate"/>
+    <w:bookmarkEnd w:id="245"/>
+    <w:bookmarkStart w:id="246" w:name="def-complex-conjugate"/>
     <w:p>
       <w:pPr>
         <w:pStyle w:val="FirstParagraph"/>
@@ -73247,7 +73436,7 @@
           <w:b/>
           <w:bCs/>
         </w:rPr>
-        <w:t xml:space="preserve">Definition 53 (Complex conjugate)</w:t>
+        <w:t xml:space="preserve">Definition 55 (Complex conjugate)</w:t>
       </w:r>
       <w:r>
         <w:t xml:space="preserve"> </w:t>
@@ -73314,7 +73503,7 @@
           <w:rPr>
             <w:rStyle w:val="Hyperlink"/>
           </w:rPr>
-          <w:t xml:space="preserve">Definition 52</w:t>
+          <w:t xml:space="preserve">Definition 54</w:t>
         </w:r>
       </w:hyperlink>
       <w:r>
@@ -73386,7 +73575,7 @@
         </m:oMath>
       </m:oMathPara>
     </w:p>
-    <w:bookmarkEnd w:id="240"/>
+    <w:bookmarkEnd w:id="246"/>
     <w:p>
       <w:pPr>
         <w:pStyle w:val="FirstParagraph"/>
@@ -73467,7 +73656,7 @@
         <w:t xml:space="preserve">.</w:t>
       </w:r>
     </w:p>
-    <w:bookmarkStart w:id="241" w:name="exm-complex-conjugate"/>
+    <w:bookmarkStart w:id="247" w:name="exm-complex-conjugate"/>
     <w:p>
       <w:pPr>
         <w:pStyle w:val="BodyText"/>
@@ -73477,7 +73666,7 @@
           <w:b/>
           <w:bCs/>
         </w:rPr>
-        <w:t xml:space="preserve">Example 56 (Complex conjugates)</w:t>
+        <w:t xml:space="preserve">Example 57 (Complex conjugates)</w:t>
       </w:r>
       <w:r>
         <w:t xml:space="preserve"> </w:t>
@@ -73863,8 +74052,8 @@
         <w:t xml:space="preserve">, is not.</w:t>
       </w:r>
     </w:p>
-    <w:bookmarkEnd w:id="241"/>
-    <w:bookmarkStart w:id="242" w:name="def-complex-modulus"/>
+    <w:bookmarkEnd w:id="247"/>
+    <w:bookmarkStart w:id="248" w:name="def-complex-modulus"/>
     <w:p>
       <w:pPr>
         <w:pStyle w:val="FirstParagraph"/>
@@ -73874,7 +74063,7 @@
           <w:b/>
           <w:bCs/>
         </w:rPr>
-        <w:t xml:space="preserve">Definition 54 (Absolute value (modulus) of a complex number)</w:t>
+        <w:t xml:space="preserve">Definition 56 (Absolute value (modulus) of a complex number)</w:t>
       </w:r>
       <w:r>
         <w:t xml:space="preserve"> </w:t>
@@ -73951,7 +74140,7 @@
           <w:rPr>
             <w:rStyle w:val="Hyperlink"/>
           </w:rPr>
-          <w:t xml:space="preserve">Definition 52</w:t>
+          <w:t xml:space="preserve">Definition 54</w:t>
         </w:r>
       </w:hyperlink>
       <w:r>
@@ -74052,7 +74241,7 @@
         </m:oMath>
       </m:oMathPara>
     </w:p>
-    <w:bookmarkEnd w:id="242"/>
+    <w:bookmarkEnd w:id="248"/>
     <w:p>
       <w:pPr>
         <w:pStyle w:val="FirstParagraph"/>
@@ -74067,7 +74256,7 @@
         <w:t xml:space="preserve">gives the same definition.</w:t>
       </w:r>
     </w:p>
-    <w:bookmarkStart w:id="243" w:name="exm-complex-modulus"/>
+    <w:bookmarkStart w:id="249" w:name="exm-complex-modulus"/>
     <w:p>
       <w:pPr>
         <w:pStyle w:val="BodyText"/>
@@ -74077,7 +74266,7 @@
           <w:b/>
           <w:bCs/>
         </w:rPr>
-        <w:t xml:space="preserve">Example 57 (Absolute values of complex numbers)</w:t>
+        <w:t xml:space="preserve">Example 58 (Absolute values of complex numbers)</w:t>
       </w:r>
       <w:r>
         <w:t xml:space="preserve"> </w:t>
@@ -74653,8 +74842,8 @@
         </m:oMath>
       </m:oMathPara>
     </w:p>
-    <w:bookmarkEnd w:id="243"/>
-    <w:bookmarkStart w:id="244" w:name="thm-conj-product"/>
+    <w:bookmarkEnd w:id="249"/>
+    <w:bookmarkStart w:id="250" w:name="thm-conj-product"/>
     <w:p>
       <w:pPr>
         <w:pStyle w:val="FirstParagraph"/>
@@ -74787,7 +74976,7 @@
         <w:t xml:space="preserve">is a nonnegative real number.</w:t>
       </w:r>
     </w:p>
-    <w:bookmarkEnd w:id="244"/>
+    <w:bookmarkEnd w:id="250"/>
     <w:p>
       <w:pPr>
         <w:pStyle w:val="BodyText"/>
@@ -74981,7 +75170,7 @@
                   <m:nor/>
                   <m:sty m:val="p"/>
                 </m:rPr>
-                <m:t>Definition 53</m:t>
+                <m:t>Definition 55</m:t>
               </m:r>
               <m:r>
                 <m:rPr>
@@ -75242,7 +75431,7 @@
                   <m:nor/>
                   <m:sty m:val="p"/>
                 </m:rPr>
-                <m:t>Definition 51</m:t>
+                <m:t>Definition 53</m:t>
               </m:r>
               <m:r>
                 <m:rPr>
@@ -75308,7 +75497,7 @@
                   <m:nor/>
                   <m:sty m:val="p"/>
                 </m:rPr>
-                <m:t>Definition 54</m:t>
+                <m:t>Definition 56</m:t>
               </m:r>
               <m:r>
                 <m:rPr>
@@ -75336,7 +75525,7 @@
         <w:t xml:space="preserve">lists this identity among the properties of complex numbers.</w:t>
       </w:r>
     </w:p>
-    <w:bookmarkStart w:id="245" w:name="exm-conj-product"/>
+    <w:bookmarkStart w:id="251" w:name="exm-conj-product"/>
     <w:p>
       <w:pPr>
         <w:pStyle w:val="BodyText"/>
@@ -75346,7 +75535,7 @@
           <w:b/>
           <w:bCs/>
         </w:rPr>
-        <w:t xml:space="preserve">Example 58 (Multiplying</w:t>
+        <w:t xml:space="preserve">Example 59 (Multiplying</w:t>
       </w:r>
       <w:r>
         <w:rPr>
@@ -75653,7 +75842,7 @@
                   <m:nor/>
                   <m:sty m:val="p"/>
                 </m:rPr>
-                <m:t>Definition 51</m:t>
+                <m:t>Definition 53</m:t>
               </m:r>
               <m:r>
                 <m:rPr>
@@ -75781,7 +75970,7 @@
           <w:rPr>
             <w:rStyle w:val="Hyperlink"/>
           </w:rPr>
-          <w:t xml:space="preserve">Example 57</w:t>
+          <w:t xml:space="preserve">Example 58</w:t>
         </w:r>
       </w:hyperlink>
       <w:r>
@@ -75805,9 +75994,9 @@
         <w:t xml:space="preserve">says.</w:t>
       </w:r>
     </w:p>
-    <w:bookmarkEnd w:id="245"/>
-    <w:bookmarkEnd w:id="246"/>
-    <w:bookmarkStart w:id="247" w:name="sec-further-reading"/>
+    <w:bookmarkEnd w:id="251"/>
+    <w:bookmarkEnd w:id="252"/>
+    <w:bookmarkStart w:id="253" w:name="sec-further-reading"/>
     <w:p>
       <w:pPr>
         <w:pStyle w:val="Heading2"/>
@@ -75876,8 +76065,8 @@
         <w:t xml:space="preserve">behind the infimum and supremum.</w:t>
       </w:r>
     </w:p>
-    <w:bookmarkEnd w:id="247"/>
-    <w:bookmarkStart w:id="254" w:name="references"/>
+    <w:bookmarkEnd w:id="253"/>
+    <w:bookmarkStart w:id="260" w:name="references"/>
     <w:p>
       <w:pPr>
         <w:pStyle w:val="Heading2"/>
@@ -75886,8 +76075,8 @@
         <w:t xml:space="preserve">References</w:t>
       </w:r>
     </w:p>
-    <w:bookmarkStart w:id="253" w:name="refs"/>
-    <w:bookmarkStart w:id="249" w:name="ref-abramson2021algebra"/>
+    <w:bookmarkStart w:id="259" w:name="refs"/>
+    <w:bookmarkStart w:id="255" w:name="ref-abramson2021algebra"/>
     <w:p>
       <w:pPr>
         <w:pStyle w:val="Bibliography"/>
@@ -75914,7 +76103,7 @@
       <w:r>
         <w:t xml:space="preserve"> </w:t>
       </w:r>
-      <w:hyperlink r:id="rId248">
+      <w:hyperlink r:id="rId254">
         <w:r>
           <w:rPr>
             <w:rStyle w:val="Hyperlink"/>
@@ -75926,8 +76115,8 @@
         <w:t xml:space="preserve">.</w:t>
       </w:r>
     </w:p>
-    <w:bookmarkEnd w:id="249"/>
-    <w:bookmarkStart w:id="251" w:name="ref-axler2024linear"/>
+    <w:bookmarkEnd w:id="255"/>
+    <w:bookmarkStart w:id="257" w:name="ref-axler2024linear"/>
     <w:p>
       <w:pPr>
         <w:pStyle w:val="Bibliography"/>
@@ -75951,7 +76140,7 @@
       <w:r>
         <w:t xml:space="preserve"> </w:t>
       </w:r>
-      <w:hyperlink r:id="rId250">
+      <w:hyperlink r:id="rId256">
         <w:r>
           <w:rPr>
             <w:rStyle w:val="Hyperlink"/>
@@ -75963,8 +76152,8 @@
         <w:t xml:space="preserve">.</w:t>
       </w:r>
     </w:p>
-    <w:bookmarkEnd w:id="251"/>
-    <w:bookmarkStart w:id="252" w:name="ref-rudin1976principles"/>
+    <w:bookmarkEnd w:id="257"/>
+    <w:bookmarkStart w:id="258" w:name="ref-rudin1976principles"/>
     <w:p>
       <w:pPr>
         <w:pStyle w:val="Bibliography"/>
@@ -75986,9 +76175,9 @@
         <w:t xml:space="preserve">. 3rd ed. International Series in Pure and Applied Mathematics. McGraw-Hill.</w:t>
       </w:r>
     </w:p>
-    <w:bookmarkEnd w:id="252"/>
-    <w:bookmarkEnd w:id="253"/>
-    <w:bookmarkEnd w:id="254"/>
+    <w:bookmarkEnd w:id="258"/>
+    <w:bookmarkEnd w:id="259"/>
+    <w:bookmarkEnd w:id="260"/>
     <w:sectPr>
       <w:footnotePr>
         <w:numRestart w:val="eachSect"/>
